--- a/entrega_fase2/Evidencias Proyecto/00_ERS_Simplificado_Fase1.docx
+++ b/entrega_fase2/Evidencias Proyecto/00_ERS_Simplificado_Fase1.docx
@@ -44,8 +44,11 @@
       </w:r>
     </w:p>
     <w:p>
+      <w:pPr>
+        <w:pStyle w:val="ListNumber"/>
+      </w:pPr>
       <w:r>
-        <w:t>[1. Introducción 3](#_heading=)</w:t>
+        <w:t>Introducción</w:t>
       </w:r>
     </w:p>
     <w:p>
@@ -53,7 +56,7 @@
         <w:pStyle w:val="IntenseQuote"/>
       </w:pPr>
       <w:r>
-        <w:t>[1.1 Propósito del documento 3](#_heading=)</w:t>
+        <w:t>1.1 Propósito del documento</w:t>
       </w:r>
     </w:p>
     <w:p>
@@ -66,17 +69,23 @@
         <w:pStyle w:val="IntenseQuote"/>
       </w:pPr>
       <w:r>
-        <w:t>[1.2 Alcance 3](#_heading=)</w:t>
+        <w:t>1.2 Alcance</w:t>
       </w:r>
     </w:p>
     <w:p>
+      <w:pPr>
+        <w:pStyle w:val="ListNumber"/>
+      </w:pPr>
       <w:r>
-        <w:t>[2. Problema 3](#_heading=)</w:t>
+        <w:t>Problema</w:t>
       </w:r>
     </w:p>
     <w:p>
+      <w:pPr>
+        <w:pStyle w:val="ListNumber"/>
+      </w:pPr>
       <w:r>
-        <w:t>[3. Objetivos 3](#_heading=)</w:t>
+        <w:t>Objetivos</w:t>
       </w:r>
     </w:p>
     <w:p>
@@ -84,7 +93,7 @@
         <w:pStyle w:val="IntenseQuote"/>
       </w:pPr>
       <w:r>
-        <w:t>[3.1 Objetivo general 3](#_heading=)</w:t>
+        <w:t>3.1 Objetivo general</w:t>
       </w:r>
     </w:p>
     <w:p>
@@ -97,12 +106,15 @@
         <w:pStyle w:val="IntenseQuote"/>
       </w:pPr>
       <w:r>
-        <w:t>[3.2 Objetivos específicos 3](#_heading=)</w:t>
+        <w:t>3.2 Objetivos específicos</w:t>
       </w:r>
     </w:p>
     <w:p>
+      <w:pPr>
+        <w:pStyle w:val="ListNumber"/>
+      </w:pPr>
       <w:r>
-        <w:t>[4. Requisitos funcionales 4](#_heading=)</w:t>
+        <w:t>Requisitos funcionales</w:t>
       </w:r>
     </w:p>
     <w:p>
@@ -110,7 +122,7 @@
         <w:pStyle w:val="IntenseQuote"/>
       </w:pPr>
       <w:r>
-        <w:t>[4.1 Autenticación y cuentas 4](#_heading=)</w:t>
+        <w:t>4.1 Autenticación y cuentas</w:t>
       </w:r>
     </w:p>
     <w:p>
@@ -123,7 +135,7 @@
         <w:pStyle w:val="IntenseQuote"/>
       </w:pPr>
       <w:r>
-        <w:t>[4.2 Pacientes y círculo de cuidado 4](#_heading=)</w:t>
+        <w:t>4.2 Pacientes y círculo de cuidado</w:t>
       </w:r>
     </w:p>
     <w:p>
@@ -136,7 +148,7 @@
         <w:pStyle w:val="IntenseQuote"/>
       </w:pPr>
       <w:r>
-        <w:t>[4.3 Salud y signos vitales 5](#_heading=)</w:t>
+        <w:t>4.3 Salud y signos vitales</w:t>
       </w:r>
     </w:p>
     <w:p>
@@ -149,7 +161,7 @@
         <w:pStyle w:val="IntenseQuote"/>
       </w:pPr>
       <w:r>
-        <w:t>[4.4 Medicamentos y adherencia 5](#_heading=)</w:t>
+        <w:t>4.4 Medicamentos y adherencia</w:t>
       </w:r>
     </w:p>
     <w:p>
@@ -162,7 +174,7 @@
         <w:pStyle w:val="IntenseQuote"/>
       </w:pPr>
       <w:r>
-        <w:t>[4.5 Bitácora del expediente 6](#_heading=)</w:t>
+        <w:t>4.5 Bitácora del expediente</w:t>
       </w:r>
     </w:p>
     <w:p>
@@ -175,7 +187,7 @@
         <w:pStyle w:val="IntenseQuote"/>
       </w:pPr>
       <w:r>
-        <w:t>[4.6 Archivos y documentos médicos 6](#_heading=)</w:t>
+        <w:t>4.6 Archivos y documentos médicos</w:t>
       </w:r>
     </w:p>
     <w:p>
@@ -188,7 +200,7 @@
         <w:pStyle w:val="IntenseQuote"/>
       </w:pPr>
       <w:r>
-        <w:t>[4.7 Alertas y emergencias 6](#_heading=)</w:t>
+        <w:t>4.7 Alertas y emergencias</w:t>
       </w:r>
     </w:p>
     <w:p>
@@ -201,7 +213,7 @@
         <w:pStyle w:val="IntenseQuote"/>
       </w:pPr>
       <w:r>
-        <w:t>[4.8 Comunicación 7](#_heading=)</w:t>
+        <w:t>4.8 Comunicación</w:t>
       </w:r>
     </w:p>
     <w:p>
@@ -214,7 +226,7 @@
         <w:pStyle w:val="IntenseQuote"/>
       </w:pPr>
       <w:r>
-        <w:t>[4.9 Vista del adulto mayor 7](#_heading=)</w:t>
+        <w:t>4.9 Vista del adulto mayor</w:t>
       </w:r>
     </w:p>
     <w:p>
@@ -227,7 +239,7 @@
         <w:pStyle w:val="IntenseQuote"/>
       </w:pPr>
       <w:r>
-        <w:t>[4.10 Operación diaria de la cuidadora 8](#_heading=)</w:t>
+        <w:t>4.10 Operación diaria de la cuidadora</w:t>
       </w:r>
     </w:p>
     <w:p>
@@ -240,7 +252,7 @@
         <w:pStyle w:val="IntenseQuote"/>
       </w:pPr>
       <w:r>
-        <w:t>[4.11 Marketplace 8](#_heading=)</w:t>
+        <w:t>4.11 Marketplace</w:t>
       </w:r>
     </w:p>
     <w:p>
@@ -253,12 +265,15 @@
         <w:pStyle w:val="IntenseQuote"/>
       </w:pPr>
       <w:r>
-        <w:t>[4.12 Funcionamiento sin conexión 8](#_heading=)</w:t>
+        <w:t>4.12 Funcionamiento sin conexión</w:t>
       </w:r>
     </w:p>
     <w:p>
+      <w:pPr>
+        <w:pStyle w:val="ListNumber"/>
+      </w:pPr>
       <w:r>
-        <w:t>[5. Requisitos no funcionales 10](#_heading=)</w:t>
+        <w:t>Requisitos no funcionales</w:t>
       </w:r>
     </w:p>
     <w:p>
@@ -266,7 +281,7 @@
         <w:pStyle w:val="IntenseQuote"/>
       </w:pPr>
       <w:r>
-        <w:t>[5.1 Rendimiento 10](#_heading=)</w:t>
+        <w:t>5.1 Rendimiento</w:t>
       </w:r>
     </w:p>
     <w:p>
@@ -279,7 +294,7 @@
         <w:pStyle w:val="IntenseQuote"/>
       </w:pPr>
       <w:r>
-        <w:t>[5.2 Escalabilidad 10](#_heading=)</w:t>
+        <w:t>5.2 Escalabilidad</w:t>
       </w:r>
     </w:p>
     <w:p>
@@ -292,7 +307,7 @@
         <w:pStyle w:val="IntenseQuote"/>
       </w:pPr>
       <w:r>
-        <w:t>[5.3 Seguridad 10](#_heading=)</w:t>
+        <w:t>5.3 Seguridad</w:t>
       </w:r>
     </w:p>
     <w:p>
@@ -305,7 +320,7 @@
         <w:pStyle w:val="IntenseQuote"/>
       </w:pPr>
       <w:r>
-        <w:t>[5.4 Disponibilidad 11](#_heading=)</w:t>
+        <w:t>5.4 Disponibilidad</w:t>
       </w:r>
     </w:p>
     <w:p>
@@ -318,7 +333,7 @@
         <w:pStyle w:val="IntenseQuote"/>
       </w:pPr>
       <w:r>
-        <w:t>[5.5 Usabilidad y accesibilidad 11](#_heading=)</w:t>
+        <w:t>5.5 Usabilidad y accesibilidad</w:t>
       </w:r>
     </w:p>
     <w:p>
@@ -331,7 +346,7 @@
         <w:pStyle w:val="IntenseQuote"/>
       </w:pPr>
       <w:r>
-        <w:t>[5.6 Portabilidad y despliegue 11](#_heading=)</w:t>
+        <w:t>5.6 Portabilidad y despliegue</w:t>
       </w:r>
     </w:p>
     <w:p>
@@ -344,12 +359,15 @@
         <w:pStyle w:val="IntenseQuote"/>
       </w:pPr>
       <w:r>
-        <w:t>[5.7 Mantenibilidad 11](#_heading=)</w:t>
+        <w:t>5.7 Mantenibilidad</w:t>
       </w:r>
     </w:p>
     <w:p>
+      <w:pPr>
+        <w:pStyle w:val="ListNumber"/>
+      </w:pPr>
       <w:r>
-        <w:t>[6. Casos de uso 12](#_heading=)</w:t>
+        <w:t>Casos de uso</w:t>
       </w:r>
     </w:p>
     <w:p>
@@ -357,7 +375,7 @@
         <w:pStyle w:val="IntenseQuote"/>
       </w:pPr>
       <w:r>
-        <w:t>[CU-01 --- Configurar el círculo de cuidado 12](#_heading=)</w:t>
+        <w:t>CU-01 --- Configurar el círculo de cuidado</w:t>
       </w:r>
     </w:p>
     <w:p>
@@ -370,7 +388,7 @@
         <w:pStyle w:val="IntenseQuote"/>
       </w:pPr>
       <w:r>
-        <w:t>[CU-02 --- Registrar mediciones y detectar una anomalía 12](#_heading=)</w:t>
+        <w:t>CU-02 --- Registrar mediciones y detectar una anomalía</w:t>
       </w:r>
     </w:p>
     <w:p>
@@ -383,7 +401,7 @@
         <w:pStyle w:val="IntenseQuote"/>
       </w:pPr>
       <w:r>
-        <w:t>[CU-03 --- Administrar una toma de medicamento 12](#_heading=)</w:t>
+        <w:t>CU-03 --- Administrar una toma de medicamento</w:t>
       </w:r>
     </w:p>
     <w:p>
@@ -396,7 +414,7 @@
         <w:pStyle w:val="IntenseQuote"/>
       </w:pPr>
       <w:r>
-        <w:t>[CU-04 --- Digitalizar una receta médica 12](#_heading=)</w:t>
+        <w:t>CU-04 --- Digitalizar una receta médica</w:t>
       </w:r>
     </w:p>
     <w:p>
@@ -409,7 +427,7 @@
         <w:pStyle w:val="IntenseQuote"/>
       </w:pPr>
       <w:r>
-        <w:t>[CU-05 --- Atender una emergencia 13](#_heading=)</w:t>
+        <w:t>CU-05 --- Atender una emergencia</w:t>
       </w:r>
     </w:p>
     <w:p>
@@ -422,7 +440,7 @@
         <w:pStyle w:val="IntenseQuote"/>
       </w:pPr>
       <w:r>
-        <w:t>[CU-06 --- Consultar el estado del paciente al asistente 13](#_heading=)</w:t>
+        <w:t>CU-06 --- Consultar el estado del paciente al asistente</w:t>
       </w:r>
     </w:p>
     <w:p>
@@ -435,7 +453,7 @@
         <w:pStyle w:val="IntenseQuote"/>
       </w:pPr>
       <w:r>
-        <w:t>[CU-07 --- Comunicarse desde la vista del adulto mayor 13](#_heading=)</w:t>
+        <w:t>CU-07 --- Comunicarse desde la vista del adulto mayor</w:t>
       </w:r>
     </w:p>
     <w:p>
@@ -448,9 +466,6 @@
         </w:rPr>
         <w:t>1. Introducción</w:t>
       </w:r>
-      <w:r>
-        <w:t xml:space="preserve"> {#introducción}</w:t>
-      </w:r>
     </w:p>
     <w:p>
       <w:pPr>
@@ -461,9 +476,6 @@
           <w:b/>
         </w:rPr>
         <w:t>1.1 Propósito del documento</w:t>
-      </w:r>
-      <w:r>
-        <w:t xml:space="preserve"> {#propósito-del-documento}</w:t>
       </w:r>
     </w:p>
     <w:p>
@@ -486,9 +498,6 @@
         </w:rPr>
         <w:t>1.2 Alcance</w:t>
       </w:r>
-      <w:r>
-        <w:t xml:space="preserve"> {#alcance}</w:t>
-      </w:r>
     </w:p>
     <w:p>
       <w:r>
@@ -509,9 +518,6 @@
           <w:b/>
         </w:rPr>
         <w:t>2. Problema</w:t>
-      </w:r>
-      <w:r>
-        <w:t xml:space="preserve"> {#problema}</w:t>
       </w:r>
     </w:p>
     <w:p>
@@ -549,9 +555,6 @@
         </w:rPr>
         <w:t>3. Objetivos</w:t>
       </w:r>
-      <w:r>
-        <w:t xml:space="preserve"> {#objetivos}</w:t>
-      </w:r>
     </w:p>
     <w:p>
       <w:pPr>
@@ -562,9 +565,6 @@
           <w:b/>
         </w:rPr>
         <w:t>3.1 Objetivo general</w:t>
-      </w:r>
-      <w:r>
-        <w:t xml:space="preserve"> {#objetivo-general}</w:t>
       </w:r>
     </w:p>
     <w:p>
@@ -581,9 +581,6 @@
           <w:b/>
         </w:rPr>
         <w:t>3.2 Objetivos específicos</w:t>
-      </w:r>
-      <w:r>
-        <w:t xml:space="preserve"> {#objetivos-específicos}</w:t>
       </w:r>
     </w:p>
     <w:p>
@@ -636,9 +633,6 @@
         </w:rPr>
         <w:t>4. Requisitos funcionales</w:t>
       </w:r>
-      <w:r>
-        <w:t xml:space="preserve"> {#requisitos-funcionales}</w:t>
-      </w:r>
     </w:p>
     <w:p>
       <w:r>
@@ -655,8 +649,340 @@
         </w:rPr>
         <w:t>4.1 Autenticación y cuentas</w:t>
       </w:r>
+    </w:p>
+    <w:tbl>
+      <w:tblPr>
+        <w:tblStyle w:val="LightGrid-Accent1"/>
+        <w:tblW w:type="auto" w:w="0"/>
+        <w:jc w:val="center"/>
+        <w:tblLook w:firstColumn="1" w:firstRow="1" w:lastColumn="0" w:lastRow="0" w:noHBand="0" w:noVBand="1" w:val="04A0"/>
+      </w:tblPr>
+      <w:tblGrid>
+        <w:gridCol w:w="2880"/>
+        <w:gridCol w:w="2880"/>
+        <w:gridCol w:w="2880"/>
+      </w:tblGrid>
+      <w:tr>
+        <w:tc>
+          <w:tcPr>
+            <w:tcW w:type="dxa" w:w="2880"/>
+            <w:shd w:val="clear" w:color="auto" w:fill="2E5A88"/>
+          </w:tcPr>
+          <w:p>
+            <w:r>
+              <w:rPr>
+                <w:b/>
+                <w:color w:val="FFFFFF"/>
+              </w:rPr>
+            </w:r>
+            <w:r>
+              <w:rPr>
+                <w:b/>
+                <w:color w:val="FFFFFF"/>
+              </w:rPr>
+              <w:t>Código</w:t>
+            </w:r>
+          </w:p>
+        </w:tc>
+        <w:tc>
+          <w:tcPr>
+            <w:tcW w:type="dxa" w:w="2880"/>
+            <w:shd w:val="clear" w:color="auto" w:fill="2E5A88"/>
+          </w:tcPr>
+          <w:p>
+            <w:r>
+              <w:rPr>
+                <w:b/>
+                <w:color w:val="FFFFFF"/>
+              </w:rPr>
+            </w:r>
+            <w:r>
+              <w:rPr>
+                <w:b/>
+                <w:color w:val="FFFFFF"/>
+              </w:rPr>
+              <w:t>Requisito</w:t>
+            </w:r>
+          </w:p>
+        </w:tc>
+        <w:tc>
+          <w:tcPr>
+            <w:tcW w:type="dxa" w:w="2880"/>
+            <w:shd w:val="clear" w:color="auto" w:fill="2E5A88"/>
+          </w:tcPr>
+          <w:p>
+            <w:r>
+              <w:rPr>
+                <w:b/>
+                <w:color w:val="FFFFFF"/>
+              </w:rPr>
+            </w:r>
+            <w:r>
+              <w:rPr>
+                <w:b/>
+                <w:color w:val="FFFFFF"/>
+              </w:rPr>
+              <w:t>Roles</w:t>
+            </w:r>
+          </w:p>
+        </w:tc>
+      </w:tr>
+      <w:tr>
+        <w:tc>
+          <w:tcPr>
+            <w:tcW w:type="dxa" w:w="2880"/>
+          </w:tcPr>
+          <w:p>
+            <w:r/>
+            <w:r>
+              <w:t>RF-01</w:t>
+            </w:r>
+          </w:p>
+        </w:tc>
+        <w:tc>
+          <w:tcPr>
+            <w:tcW w:type="dxa" w:w="2880"/>
+          </w:tcPr>
+          <w:p>
+            <w:r/>
+            <w:r>
+              <w:t>El sistema debe permitir a un usuario registrar una cuenta con nombre, correo y contraseña.</w:t>
+            </w:r>
+          </w:p>
+        </w:tc>
+        <w:tc>
+          <w:tcPr>
+            <w:tcW w:type="dxa" w:w="2880"/>
+          </w:tcPr>
+          <w:p>
+            <w:r/>
+            <w:r>
+              <w:t>Sin autenticar</w:t>
+            </w:r>
+          </w:p>
+        </w:tc>
+      </w:tr>
+      <w:tr>
+        <w:tc>
+          <w:tcPr>
+            <w:tcW w:type="dxa" w:w="2880"/>
+          </w:tcPr>
+          <w:p>
+            <w:r/>
+            <w:r>
+              <w:t>RF-02</w:t>
+            </w:r>
+          </w:p>
+        </w:tc>
+        <w:tc>
+          <w:tcPr>
+            <w:tcW w:type="dxa" w:w="2880"/>
+          </w:tcPr>
+          <w:p>
+            <w:r/>
+            <w:r>
+              <w:t>El sistema debe permitir iniciar sesión con correo y contraseña, devolviendo los pacientes asociados y el rol del usuario en cada uno.</w:t>
+            </w:r>
+          </w:p>
+        </w:tc>
+        <w:tc>
+          <w:tcPr>
+            <w:tcW w:type="dxa" w:w="2880"/>
+          </w:tcPr>
+          <w:p>
+            <w:r/>
+            <w:r>
+              <w:t>Sin autenticar</w:t>
+            </w:r>
+          </w:p>
+        </w:tc>
+      </w:tr>
+      <w:tr>
+        <w:tc>
+          <w:tcPr>
+            <w:tcW w:type="dxa" w:w="2880"/>
+          </w:tcPr>
+          <w:p>
+            <w:r/>
+            <w:r>
+              <w:t>RF-03</w:t>
+            </w:r>
+          </w:p>
+        </w:tc>
+        <w:tc>
+          <w:tcPr>
+            <w:tcW w:type="dxa" w:w="2880"/>
+          </w:tcPr>
+          <w:p>
+            <w:r/>
+            <w:r>
+              <w:t>El sistema debe mantener la sesión activa renovándola automáticamente, sin obligar al usuario a iniciar sesión de nuevo.</w:t>
+            </w:r>
+          </w:p>
+        </w:tc>
+        <w:tc>
+          <w:tcPr>
+            <w:tcW w:type="dxa" w:w="2880"/>
+          </w:tcPr>
+          <w:p>
+            <w:r/>
+            <w:r>
+              <w:t>Todos los roles</w:t>
+            </w:r>
+          </w:p>
+        </w:tc>
+      </w:tr>
+      <w:tr>
+        <w:tc>
+          <w:tcPr>
+            <w:tcW w:type="dxa" w:w="2880"/>
+          </w:tcPr>
+          <w:p>
+            <w:r/>
+            <w:r>
+              <w:t>RF-04</w:t>
+            </w:r>
+          </w:p>
+        </w:tc>
+        <w:tc>
+          <w:tcPr>
+            <w:tcW w:type="dxa" w:w="2880"/>
+          </w:tcPr>
+          <w:p>
+            <w:r/>
+            <w:r>
+              <w:t>El sistema debe permitir cerrar sesión y dejar de enviar notificaciones a ese dispositivo.</w:t>
+            </w:r>
+          </w:p>
+        </w:tc>
+        <w:tc>
+          <w:tcPr>
+            <w:tcW w:type="dxa" w:w="2880"/>
+          </w:tcPr>
+          <w:p>
+            <w:r/>
+            <w:r>
+              <w:t>Todos los roles</w:t>
+            </w:r>
+          </w:p>
+        </w:tc>
+      </w:tr>
+      <w:tr>
+        <w:tc>
+          <w:tcPr>
+            <w:tcW w:type="dxa" w:w="2880"/>
+          </w:tcPr>
+          <w:p>
+            <w:r/>
+            <w:r>
+              <w:t>RF-05</w:t>
+            </w:r>
+          </w:p>
+        </w:tc>
+        <w:tc>
+          <w:tcPr>
+            <w:tcW w:type="dxa" w:w="2880"/>
+          </w:tcPr>
+          <w:p>
+            <w:r/>
+            <w:r>
+              <w:t>El sistema debe permitir recuperar la contraseña mediante un correo electrónico y establecer una nueva, cerrando todas las sesiones abiertas.</w:t>
+            </w:r>
+          </w:p>
+        </w:tc>
+        <w:tc>
+          <w:tcPr>
+            <w:tcW w:type="dxa" w:w="2880"/>
+          </w:tcPr>
+          <w:p>
+            <w:r/>
+            <w:r>
+              <w:t>Sin autenticar</w:t>
+            </w:r>
+          </w:p>
+        </w:tc>
+      </w:tr>
+      <w:tr>
+        <w:tc>
+          <w:tcPr>
+            <w:tcW w:type="dxa" w:w="2880"/>
+          </w:tcPr>
+          <w:p>
+            <w:r/>
+            <w:r>
+              <w:t>RF-06</w:t>
+            </w:r>
+          </w:p>
+        </w:tc>
+        <w:tc>
+          <w:tcPr>
+            <w:tcW w:type="dxa" w:w="2880"/>
+          </w:tcPr>
+          <w:p>
+            <w:r/>
+            <w:r>
+              <w:t>El sistema debe permitir a cada usuario consultar y modificar su perfil: nombre, teléfono, foto e idioma.</w:t>
+            </w:r>
+          </w:p>
+        </w:tc>
+        <w:tc>
+          <w:tcPr>
+            <w:tcW w:type="dxa" w:w="2880"/>
+          </w:tcPr>
+          <w:p>
+            <w:r/>
+            <w:r>
+              <w:t>Todos los roles</w:t>
+            </w:r>
+          </w:p>
+        </w:tc>
+      </w:tr>
+      <w:tr>
+        <w:tc>
+          <w:tcPr>
+            <w:tcW w:type="dxa" w:w="2880"/>
+          </w:tcPr>
+          <w:p>
+            <w:r/>
+            <w:r>
+              <w:t>RF-07</w:t>
+            </w:r>
+          </w:p>
+        </w:tc>
+        <w:tc>
+          <w:tcPr>
+            <w:tcW w:type="dxa" w:w="2880"/>
+          </w:tcPr>
+          <w:p>
+            <w:r/>
+            <w:r>
+              <w:t>El sistema debe registrar el dispositivo del usuario para poder enviarle notificaciones.</w:t>
+            </w:r>
+          </w:p>
+        </w:tc>
+        <w:tc>
+          <w:tcPr>
+            <w:tcW w:type="dxa" w:w="2880"/>
+          </w:tcPr>
+          <w:p>
+            <w:r/>
+            <w:r>
+              <w:t>Todos los roles</w:t>
+            </w:r>
+          </w:p>
+        </w:tc>
+      </w:tr>
+    </w:tbl>
+    <w:p/>
+    <w:p>
+      <w:pPr>
+        <w:pStyle w:val="Heading2"/>
+      </w:pPr>
       <w:r>
-        <w:t xml:space="preserve"> {#autenticación-y-cuentas}</w:t>
+        <w:rPr>
+          <w:b/>
+        </w:rPr>
+        <w:t>4.2 Pacientes y círculo de cuidado</w:t>
       </w:r>
     </w:p>
     <w:tbl>
@@ -744,29 +1070,29 @@
           <w:p>
             <w:r/>
             <w:r>
-              <w:t>RF-01</w:t>
-            </w:r>
-          </w:p>
-        </w:tc>
-        <w:tc>
-          <w:tcPr>
-            <w:tcW w:type="dxa" w:w="2880"/>
-          </w:tcPr>
-          <w:p>
-            <w:r/>
-            <w:r>
-              <w:t>El sistema debe permitir a un usuario registrar una cuenta con nombre, correo y contraseña.</w:t>
-            </w:r>
-          </w:p>
-        </w:tc>
-        <w:tc>
-          <w:tcPr>
-            <w:tcW w:type="dxa" w:w="2880"/>
-          </w:tcPr>
-          <w:p>
-            <w:r/>
-            <w:r>
-              <w:t>Sin autenticar</w:t>
+              <w:t>RF-08</w:t>
+            </w:r>
+          </w:p>
+        </w:tc>
+        <w:tc>
+          <w:tcPr>
+            <w:tcW w:type="dxa" w:w="2880"/>
+          </w:tcPr>
+          <w:p>
+            <w:r/>
+            <w:r>
+              <w:t>El sistema debe permitir al familiar crear el perfil de un adulto mayor, quedando como administrador de ese paciente.</w:t>
+            </w:r>
+          </w:p>
+        </w:tc>
+        <w:tc>
+          <w:tcPr>
+            <w:tcW w:type="dxa" w:w="2880"/>
+          </w:tcPr>
+          <w:p>
+            <w:r/>
+            <w:r>
+              <w:t>Familiar</w:t>
             </w:r>
           </w:p>
         </w:tc>
@@ -779,29 +1105,29 @@
           <w:p>
             <w:r/>
             <w:r>
-              <w:t>RF-02</w:t>
-            </w:r>
-          </w:p>
-        </w:tc>
-        <w:tc>
-          <w:tcPr>
-            <w:tcW w:type="dxa" w:w="2880"/>
-          </w:tcPr>
-          <w:p>
-            <w:r/>
-            <w:r>
-              <w:t>El sistema debe permitir iniciar sesión con correo y contraseña, devolviendo los pacientes asociados y el rol del usuario en cada uno.</w:t>
-            </w:r>
-          </w:p>
-        </w:tc>
-        <w:tc>
-          <w:tcPr>
-            <w:tcW w:type="dxa" w:w="2880"/>
-          </w:tcPr>
-          <w:p>
-            <w:r/>
-            <w:r>
-              <w:t>Sin autenticar</w:t>
+              <w:t>RF-09</w:t>
+            </w:r>
+          </w:p>
+        </w:tc>
+        <w:tc>
+          <w:tcPr>
+            <w:tcW w:type="dxa" w:w="2880"/>
+          </w:tcPr>
+          <w:p>
+            <w:r/>
+            <w:r>
+              <w:t>El sistema debe permitir consultar los pacientes a los que el usuario tiene acceso y el perfil completo de cada uno.</w:t>
+            </w:r>
+          </w:p>
+        </w:tc>
+        <w:tc>
+          <w:tcPr>
+            <w:tcW w:type="dxa" w:w="2880"/>
+          </w:tcPr>
+          <w:p>
+            <w:r/>
+            <w:r>
+              <w:t>Todos los roles</w:t>
             </w:r>
           </w:p>
         </w:tc>
@@ -814,29 +1140,29 @@
           <w:p>
             <w:r/>
             <w:r>
-              <w:t>RF-03</w:t>
-            </w:r>
-          </w:p>
-        </w:tc>
-        <w:tc>
-          <w:tcPr>
-            <w:tcW w:type="dxa" w:w="2880"/>
-          </w:tcPr>
-          <w:p>
-            <w:r/>
-            <w:r>
-              <w:t>El sistema debe mantener la sesión activa renovándola automáticamente, sin obligar al usuario a iniciar sesión de nuevo.</w:t>
-            </w:r>
-          </w:p>
-        </w:tc>
-        <w:tc>
-          <w:tcPr>
-            <w:tcW w:type="dxa" w:w="2880"/>
-          </w:tcPr>
-          <w:p>
-            <w:r/>
-            <w:r>
-              <w:t>Todos los roles</w:t>
+              <w:t>RF-10</w:t>
+            </w:r>
+          </w:p>
+        </w:tc>
+        <w:tc>
+          <w:tcPr>
+            <w:tcW w:type="dxa" w:w="2880"/>
+          </w:tcPr>
+          <w:p>
+            <w:r/>
+            <w:r>
+              <w:t>El sistema debe permitir al administrador modificar los datos del paciente.</w:t>
+            </w:r>
+          </w:p>
+        </w:tc>
+        <w:tc>
+          <w:tcPr>
+            <w:tcW w:type="dxa" w:w="2880"/>
+          </w:tcPr>
+          <w:p>
+            <w:r/>
+            <w:r>
+              <w:t>Familiar (admin.)</w:t>
             </w:r>
           </w:p>
         </w:tc>
@@ -849,29 +1175,29 @@
           <w:p>
             <w:r/>
             <w:r>
-              <w:t>RF-04</w:t>
-            </w:r>
-          </w:p>
-        </w:tc>
-        <w:tc>
-          <w:tcPr>
-            <w:tcW w:type="dxa" w:w="2880"/>
-          </w:tcPr>
-          <w:p>
-            <w:r/>
-            <w:r>
-              <w:t>El sistema debe permitir cerrar sesión y dejar de enviar notificaciones a ese dispositivo.</w:t>
-            </w:r>
-          </w:p>
-        </w:tc>
-        <w:tc>
-          <w:tcPr>
-            <w:tcW w:type="dxa" w:w="2880"/>
-          </w:tcPr>
-          <w:p>
-            <w:r/>
-            <w:r>
-              <w:t>Todos los roles</w:t>
+              <w:t>RF-11</w:t>
+            </w:r>
+          </w:p>
+        </w:tc>
+        <w:tc>
+          <w:tcPr>
+            <w:tcW w:type="dxa" w:w="2880"/>
+          </w:tcPr>
+          <w:p>
+            <w:r/>
+            <w:r>
+              <w:t>El sistema debe permitir invitar a una persona al círculo de cuidado asignándole un rol, mediante un enlace de un solo uso con vencimiento.</w:t>
+            </w:r>
+          </w:p>
+        </w:tc>
+        <w:tc>
+          <w:tcPr>
+            <w:tcW w:type="dxa" w:w="2880"/>
+          </w:tcPr>
+          <w:p>
+            <w:r/>
+            <w:r>
+              <w:t>Familiar (admin.)</w:t>
             </w:r>
           </w:p>
         </w:tc>
@@ -884,29 +1210,29 @@
           <w:p>
             <w:r/>
             <w:r>
-              <w:t>RF-05</w:t>
-            </w:r>
-          </w:p>
-        </w:tc>
-        <w:tc>
-          <w:tcPr>
-            <w:tcW w:type="dxa" w:w="2880"/>
-          </w:tcPr>
-          <w:p>
-            <w:r/>
-            <w:r>
-              <w:t>El sistema debe permitir recuperar la contraseña mediante un correo electrónico y establecer una nueva, cerrando todas las sesiones abiertas.</w:t>
-            </w:r>
-          </w:p>
-        </w:tc>
-        <w:tc>
-          <w:tcPr>
-            <w:tcW w:type="dxa" w:w="2880"/>
-          </w:tcPr>
-          <w:p>
-            <w:r/>
-            <w:r>
-              <w:t>Sin autenticar</w:t>
+              <w:t>RF-12</w:t>
+            </w:r>
+          </w:p>
+        </w:tc>
+        <w:tc>
+          <w:tcPr>
+            <w:tcW w:type="dxa" w:w="2880"/>
+          </w:tcPr>
+          <w:p>
+            <w:r/>
+            <w:r>
+              <w:t>El sistema debe permitir aceptar una invitación, con o sin cuenta previa.</w:t>
+            </w:r>
+          </w:p>
+        </w:tc>
+        <w:tc>
+          <w:tcPr>
+            <w:tcW w:type="dxa" w:w="2880"/>
+          </w:tcPr>
+          <w:p>
+            <w:r/>
+            <w:r>
+              <w:t>Todos los roles</w:t>
             </w:r>
           </w:p>
         </w:tc>
@@ -919,29 +1245,29 @@
           <w:p>
             <w:r/>
             <w:r>
-              <w:t>RF-06</w:t>
-            </w:r>
-          </w:p>
-        </w:tc>
-        <w:tc>
-          <w:tcPr>
-            <w:tcW w:type="dxa" w:w="2880"/>
-          </w:tcPr>
-          <w:p>
-            <w:r/>
-            <w:r>
-              <w:t>El sistema debe permitir a cada usuario consultar y modificar su perfil: nombre, teléfono, foto e idioma.</w:t>
-            </w:r>
-          </w:p>
-        </w:tc>
-        <w:tc>
-          <w:tcPr>
-            <w:tcW w:type="dxa" w:w="2880"/>
-          </w:tcPr>
-          <w:p>
-            <w:r/>
-            <w:r>
-              <w:t>Todos los roles</w:t>
+              <w:t>RF-13</w:t>
+            </w:r>
+          </w:p>
+        </w:tc>
+        <w:tc>
+          <w:tcPr>
+            <w:tcW w:type="dxa" w:w="2880"/>
+          </w:tcPr>
+          <w:p>
+            <w:r/>
+            <w:r>
+              <w:t>El sistema debe permitir consultar quiénes forman el círculo de cuidado y qué invitaciones están pendientes.</w:t>
+            </w:r>
+          </w:p>
+        </w:tc>
+        <w:tc>
+          <w:tcPr>
+            <w:tcW w:type="dxa" w:w="2880"/>
+          </w:tcPr>
+          <w:p>
+            <w:r/>
+            <w:r>
+              <w:t>Familiar, Médico</w:t>
             </w:r>
           </w:p>
         </w:tc>
@@ -954,18 +1280,88 @@
           <w:p>
             <w:r/>
             <w:r>
-              <w:t>RF-07</w:t>
-            </w:r>
-          </w:p>
-        </w:tc>
-        <w:tc>
-          <w:tcPr>
-            <w:tcW w:type="dxa" w:w="2880"/>
-          </w:tcPr>
-          <w:p>
-            <w:r/>
-            <w:r>
-              <w:t>El sistema debe registrar el dispositivo del usuario para poder enviarle notificaciones.</w:t>
+              <w:t>RF-14</w:t>
+            </w:r>
+          </w:p>
+        </w:tc>
+        <w:tc>
+          <w:tcPr>
+            <w:tcW w:type="dxa" w:w="2880"/>
+          </w:tcPr>
+          <w:p>
+            <w:r/>
+            <w:r>
+              <w:t>El sistema debe permitir quitar a un miembro del círculo de cuidado, sin poder eliminar al administrador.</w:t>
+            </w:r>
+          </w:p>
+        </w:tc>
+        <w:tc>
+          <w:tcPr>
+            <w:tcW w:type="dxa" w:w="2880"/>
+          </w:tcPr>
+          <w:p>
+            <w:r/>
+            <w:r>
+              <w:t>Familiar (admin.)</w:t>
+            </w:r>
+          </w:p>
+        </w:tc>
+      </w:tr>
+      <w:tr>
+        <w:tc>
+          <w:tcPr>
+            <w:tcW w:type="dxa" w:w="2880"/>
+          </w:tcPr>
+          <w:p>
+            <w:r/>
+            <w:r>
+              <w:t>RF-15</w:t>
+            </w:r>
+          </w:p>
+        </w:tc>
+        <w:tc>
+          <w:tcPr>
+            <w:tcW w:type="dxa" w:w="2880"/>
+          </w:tcPr>
+          <w:p>
+            <w:r/>
+            <w:r>
+              <w:t>El sistema debe permitir vincular un wearable al paciente, admitiendo un solo dispositivo activo a la vez.</w:t>
+            </w:r>
+          </w:p>
+        </w:tc>
+        <w:tc>
+          <w:tcPr>
+            <w:tcW w:type="dxa" w:w="2880"/>
+          </w:tcPr>
+          <w:p>
+            <w:r/>
+            <w:r>
+              <w:t>Familiar, Cuidadora</w:t>
+            </w:r>
+          </w:p>
+        </w:tc>
+      </w:tr>
+      <w:tr>
+        <w:tc>
+          <w:tcPr>
+            <w:tcW w:type="dxa" w:w="2880"/>
+          </w:tcPr>
+          <w:p>
+            <w:r/>
+            <w:r>
+              <w:t>RF-16</w:t>
+            </w:r>
+          </w:p>
+        </w:tc>
+        <w:tc>
+          <w:tcPr>
+            <w:tcW w:type="dxa" w:w="2880"/>
+          </w:tcPr>
+          <w:p>
+            <w:r/>
+            <w:r>
+              <w:t>El sistema debe informar el estado de sincronización del wearable: última medición, batería y si lleva demasiado tiempo sin enviar datos.</w:t>
             </w:r>
           </w:p>
         </w:tc>
@@ -991,10 +1387,7 @@
         <w:rPr>
           <w:b/>
         </w:rPr>
-        <w:t>4.2 Pacientes y círculo de cuidado</w:t>
-      </w:r>
-      <w:r>
-        <w:t xml:space="preserve"> {#pacientes-y-círculo-de-cuidado}</w:t>
+        <w:t>4.3 Salud y signos vitales</w:t>
       </w:r>
     </w:p>
     <w:tbl>
@@ -1082,29 +1475,29 @@
           <w:p>
             <w:r/>
             <w:r>
-              <w:t>RF-08</w:t>
-            </w:r>
-          </w:p>
-        </w:tc>
-        <w:tc>
-          <w:tcPr>
-            <w:tcW w:type="dxa" w:w="2880"/>
-          </w:tcPr>
-          <w:p>
-            <w:r/>
-            <w:r>
-              <w:t>El sistema debe permitir al familiar crear el perfil de un adulto mayor, quedando como administrador de ese paciente.</w:t>
-            </w:r>
-          </w:p>
-        </w:tc>
-        <w:tc>
-          <w:tcPr>
-            <w:tcW w:type="dxa" w:w="2880"/>
-          </w:tcPr>
-          <w:p>
-            <w:r/>
-            <w:r>
-              <w:t>Familiar</w:t>
+              <w:t>RF-17</w:t>
+            </w:r>
+          </w:p>
+        </w:tc>
+        <w:tc>
+          <w:tcPr>
+            <w:tcW w:type="dxa" w:w="2880"/>
+          </w:tcPr>
+          <w:p>
+            <w:r/>
+            <w:r>
+              <w:t>El sistema debe recibir lotes de mediciones enviadas desde el wearable, descartando las ya registradas.</w:t>
+            </w:r>
+          </w:p>
+        </w:tc>
+        <w:tc>
+          <w:tcPr>
+            <w:tcW w:type="dxa" w:w="2880"/>
+          </w:tcPr>
+          <w:p>
+            <w:r/>
+            <w:r>
+              <w:t>Familiar, Cuidadora, Adulto mayor</w:t>
             </w:r>
           </w:p>
         </w:tc>
@@ -1117,29 +1510,29 @@
           <w:p>
             <w:r/>
             <w:r>
-              <w:t>RF-09</w:t>
-            </w:r>
-          </w:p>
-        </w:tc>
-        <w:tc>
-          <w:tcPr>
-            <w:tcW w:type="dxa" w:w="2880"/>
-          </w:tcPr>
-          <w:p>
-            <w:r/>
-            <w:r>
-              <w:t>El sistema debe permitir consultar los pacientes a los que el usuario tiene acceso y el perfil completo de cada uno.</w:t>
-            </w:r>
-          </w:p>
-        </w:tc>
-        <w:tc>
-          <w:tcPr>
-            <w:tcW w:type="dxa" w:w="2880"/>
-          </w:tcPr>
-          <w:p>
-            <w:r/>
-            <w:r>
-              <w:t>Todos los roles</w:t>
+              <w:t>RF-18</w:t>
+            </w:r>
+          </w:p>
+        </w:tc>
+        <w:tc>
+          <w:tcPr>
+            <w:tcW w:type="dxa" w:w="2880"/>
+          </w:tcPr>
+          <w:p>
+            <w:r/>
+            <w:r>
+              <w:t>El sistema debe permitir registrar mediciones tomadas manualmente, como presión arterial, temperatura o glucosa.</w:t>
+            </w:r>
+          </w:p>
+        </w:tc>
+        <w:tc>
+          <w:tcPr>
+            <w:tcW w:type="dxa" w:w="2880"/>
+          </w:tcPr>
+          <w:p>
+            <w:r/>
+            <w:r>
+              <w:t>Cuidadora</w:t>
             </w:r>
           </w:p>
         </w:tc>
@@ -1152,29 +1545,29 @@
           <w:p>
             <w:r/>
             <w:r>
-              <w:t>RF-10</w:t>
-            </w:r>
-          </w:p>
-        </w:tc>
-        <w:tc>
-          <w:tcPr>
-            <w:tcW w:type="dxa" w:w="2880"/>
-          </w:tcPr>
-          <w:p>
-            <w:r/>
-            <w:r>
-              <w:t>El sistema debe permitir al administrador modificar los datos del paciente.</w:t>
-            </w:r>
-          </w:p>
-        </w:tc>
-        <w:tc>
-          <w:tcPr>
-            <w:tcW w:type="dxa" w:w="2880"/>
-          </w:tcPr>
-          <w:p>
-            <w:r/>
-            <w:r>
-              <w:t>Familiar (admin.)</w:t>
+              <w:t>RF-19</w:t>
+            </w:r>
+          </w:p>
+        </w:tc>
+        <w:tc>
+          <w:tcPr>
+            <w:tcW w:type="dxa" w:w="2880"/>
+          </w:tcPr>
+          <w:p>
+            <w:r/>
+            <w:r>
+              <w:t>El sistema debe permitir consultar el historial de un signo vital en un rango de fechas, agrupado por hora, día o semana.</w:t>
+            </w:r>
+          </w:p>
+        </w:tc>
+        <w:tc>
+          <w:tcPr>
+            <w:tcW w:type="dxa" w:w="2880"/>
+          </w:tcPr>
+          <w:p>
+            <w:r/>
+            <w:r>
+              <w:t>Todos los roles</w:t>
             </w:r>
           </w:p>
         </w:tc>
@@ -1187,29 +1580,29 @@
           <w:p>
             <w:r/>
             <w:r>
-              <w:t>RF-11</w:t>
-            </w:r>
-          </w:p>
-        </w:tc>
-        <w:tc>
-          <w:tcPr>
-            <w:tcW w:type="dxa" w:w="2880"/>
-          </w:tcPr>
-          <w:p>
-            <w:r/>
-            <w:r>
-              <w:t>El sistema debe permitir invitar a una persona al círculo de cuidado asignándole un rol, mediante un enlace de un solo uso con vencimiento.</w:t>
-            </w:r>
-          </w:p>
-        </w:tc>
-        <w:tc>
-          <w:tcPr>
-            <w:tcW w:type="dxa" w:w="2880"/>
-          </w:tcPr>
-          <w:p>
-            <w:r/>
-            <w:r>
-              <w:t>Familiar (admin.)</w:t>
+              <w:t>RF-20</w:t>
+            </w:r>
+          </w:p>
+        </w:tc>
+        <w:tc>
+          <w:tcPr>
+            <w:tcW w:type="dxa" w:w="2880"/>
+          </w:tcPr>
+          <w:p>
+            <w:r/>
+            <w:r>
+              <w:t>El sistema debe entregar el último valor de cada signo vital, indicando si está dentro del rango normal.</w:t>
+            </w:r>
+          </w:p>
+        </w:tc>
+        <w:tc>
+          <w:tcPr>
+            <w:tcW w:type="dxa" w:w="2880"/>
+          </w:tcPr>
+          <w:p>
+            <w:r/>
+            <w:r>
+              <w:t>Todos los roles</w:t>
             </w:r>
           </w:p>
         </w:tc>
@@ -1222,29 +1615,29 @@
           <w:p>
             <w:r/>
             <w:r>
-              <w:t>RF-12</w:t>
-            </w:r>
-          </w:p>
-        </w:tc>
-        <w:tc>
-          <w:tcPr>
-            <w:tcW w:type="dxa" w:w="2880"/>
-          </w:tcPr>
-          <w:p>
-            <w:r/>
-            <w:r>
-              <w:t>El sistema debe permitir aceptar una invitación, con o sin cuenta previa.</w:t>
-            </w:r>
-          </w:p>
-        </w:tc>
-        <w:tc>
-          <w:tcPr>
-            <w:tcW w:type="dxa" w:w="2880"/>
-          </w:tcPr>
-          <w:p>
-            <w:r/>
-            <w:r>
-              <w:t>Todos los roles</w:t>
+              <w:t>RF-21</w:t>
+            </w:r>
+          </w:p>
+        </w:tc>
+        <w:tc>
+          <w:tcPr>
+            <w:tcW w:type="dxa" w:w="2880"/>
+          </w:tcPr>
+          <w:p>
+            <w:r/>
+            <w:r>
+              <w:t>El sistema debe permitir consultar y configurar el rango normal de cada signo vital, validando que el mínimo no supere al máximo.</w:t>
+            </w:r>
+          </w:p>
+        </w:tc>
+        <w:tc>
+          <w:tcPr>
+            <w:tcW w:type="dxa" w:w="2880"/>
+          </w:tcPr>
+          <w:p>
+            <w:r/>
+            <w:r>
+              <w:t>Familiar, Médico</w:t>
             </w:r>
           </w:p>
         </w:tc>
@@ -1257,29 +1650,29 @@
           <w:p>
             <w:r/>
             <w:r>
-              <w:t>RF-13</w:t>
-            </w:r>
-          </w:p>
-        </w:tc>
-        <w:tc>
-          <w:tcPr>
-            <w:tcW w:type="dxa" w:w="2880"/>
-          </w:tcPr>
-          <w:p>
-            <w:r/>
-            <w:r>
-              <w:t>El sistema debe permitir consultar quiénes forman el círculo de cuidado y qué invitaciones están pendientes.</w:t>
-            </w:r>
-          </w:p>
-        </w:tc>
-        <w:tc>
-          <w:tcPr>
-            <w:tcW w:type="dxa" w:w="2880"/>
-          </w:tcPr>
-          <w:p>
-            <w:r/>
-            <w:r>
-              <w:t>Familiar, Médico</w:t>
+              <w:t>RF-22</w:t>
+            </w:r>
+          </w:p>
+        </w:tc>
+        <w:tc>
+          <w:tcPr>
+            <w:tcW w:type="dxa" w:w="2880"/>
+          </w:tcPr>
+          <w:p>
+            <w:r/>
+            <w:r>
+              <w:t>El sistema debe calcular un indicador diario de bienestar a partir de las mediciones, la adherencia y los eventos del día, señalando los motivos del resultado.</w:t>
+            </w:r>
+          </w:p>
+        </w:tc>
+        <w:tc>
+          <w:tcPr>
+            <w:tcW w:type="dxa" w:w="2880"/>
+          </w:tcPr>
+          <w:p>
+            <w:r/>
+            <w:r>
+              <w:t>Todos los roles</w:t>
             </w:r>
           </w:p>
         </w:tc>
@@ -1292,88 +1685,18 @@
           <w:p>
             <w:r/>
             <w:r>
-              <w:t>RF-14</w:t>
-            </w:r>
-          </w:p>
-        </w:tc>
-        <w:tc>
-          <w:tcPr>
-            <w:tcW w:type="dxa" w:w="2880"/>
-          </w:tcPr>
-          <w:p>
-            <w:r/>
-            <w:r>
-              <w:t>El sistema debe permitir quitar a un miembro del círculo de cuidado, sin poder eliminar al administrador.</w:t>
-            </w:r>
-          </w:p>
-        </w:tc>
-        <w:tc>
-          <w:tcPr>
-            <w:tcW w:type="dxa" w:w="2880"/>
-          </w:tcPr>
-          <w:p>
-            <w:r/>
-            <w:r>
-              <w:t>Familiar (admin.)</w:t>
-            </w:r>
-          </w:p>
-        </w:tc>
-      </w:tr>
-      <w:tr>
-        <w:tc>
-          <w:tcPr>
-            <w:tcW w:type="dxa" w:w="2880"/>
-          </w:tcPr>
-          <w:p>
-            <w:r/>
-            <w:r>
-              <w:t>RF-15</w:t>
-            </w:r>
-          </w:p>
-        </w:tc>
-        <w:tc>
-          <w:tcPr>
-            <w:tcW w:type="dxa" w:w="2880"/>
-          </w:tcPr>
-          <w:p>
-            <w:r/>
-            <w:r>
-              <w:t>El sistema debe permitir vincular un wearable al paciente, admitiendo un solo dispositivo activo a la vez.</w:t>
-            </w:r>
-          </w:p>
-        </w:tc>
-        <w:tc>
-          <w:tcPr>
-            <w:tcW w:type="dxa" w:w="2880"/>
-          </w:tcPr>
-          <w:p>
-            <w:r/>
-            <w:r>
-              <w:t>Familiar, Cuidadora</w:t>
-            </w:r>
-          </w:p>
-        </w:tc>
-      </w:tr>
-      <w:tr>
-        <w:tc>
-          <w:tcPr>
-            <w:tcW w:type="dxa" w:w="2880"/>
-          </w:tcPr>
-          <w:p>
-            <w:r/>
-            <w:r>
-              <w:t>RF-16</w:t>
-            </w:r>
-          </w:p>
-        </w:tc>
-        <w:tc>
-          <w:tcPr>
-            <w:tcW w:type="dxa" w:w="2880"/>
-          </w:tcPr>
-          <w:p>
-            <w:r/>
-            <w:r>
-              <w:t>El sistema debe informar el estado de sincronización del wearable: última medición, batería y si lleva demasiado tiempo sin enviar datos.</w:t>
+              <w:t>RF-23</w:t>
+            </w:r>
+          </w:p>
+        </w:tc>
+        <w:tc>
+          <w:tcPr>
+            <w:tcW w:type="dxa" w:w="2880"/>
+          </w:tcPr>
+          <w:p>
+            <w:r/>
+            <w:r>
+              <w:t>El sistema debe entregar un resumen del estado de todos los pacientes del usuario, para quienes tienen más de uno a cargo.</w:t>
             </w:r>
           </w:p>
         </w:tc>
@@ -1399,10 +1722,7 @@
         <w:rPr>
           <w:b/>
         </w:rPr>
-        <w:t>4.3 Salud y signos vitales</w:t>
-      </w:r>
-      <w:r>
-        <w:t xml:space="preserve"> {#salud-y-signos-vitales}</w:t>
+        <w:t>4.4 Medicamentos y adherencia</w:t>
       </w:r>
     </w:p>
     <w:tbl>
@@ -1490,29 +1810,29 @@
           <w:p>
             <w:r/>
             <w:r>
-              <w:t>RF-17</w:t>
-            </w:r>
-          </w:p>
-        </w:tc>
-        <w:tc>
-          <w:tcPr>
-            <w:tcW w:type="dxa" w:w="2880"/>
-          </w:tcPr>
-          <w:p>
-            <w:r/>
-            <w:r>
-              <w:t>El sistema debe recibir lotes de mediciones enviadas desde el wearable, descartando las ya registradas.</w:t>
-            </w:r>
-          </w:p>
-        </w:tc>
-        <w:tc>
-          <w:tcPr>
-            <w:tcW w:type="dxa" w:w="2880"/>
-          </w:tcPr>
-          <w:p>
-            <w:r/>
-            <w:r>
-              <w:t>Familiar, Cuidadora, Adulto mayor</w:t>
+              <w:t>RF-24</w:t>
+            </w:r>
+          </w:p>
+        </w:tc>
+        <w:tc>
+          <w:tcPr>
+            <w:tcW w:type="dxa" w:w="2880"/>
+          </w:tcPr>
+          <w:p>
+            <w:r/>
+            <w:r>
+              <w:t>El sistema debe permitir agregar un medicamento al plan, indicando dosis, horarios, días de la semana y vigencia.</w:t>
+            </w:r>
+          </w:p>
+        </w:tc>
+        <w:tc>
+          <w:tcPr>
+            <w:tcW w:type="dxa" w:w="2880"/>
+          </w:tcPr>
+          <w:p>
+            <w:r/>
+            <w:r>
+              <w:t>Cuidadora, Médico</w:t>
             </w:r>
           </w:p>
         </w:tc>
@@ -1525,29 +1845,29 @@
           <w:p>
             <w:r/>
             <w:r>
-              <w:t>RF-18</w:t>
-            </w:r>
-          </w:p>
-        </w:tc>
-        <w:tc>
-          <w:tcPr>
-            <w:tcW w:type="dxa" w:w="2880"/>
-          </w:tcPr>
-          <w:p>
-            <w:r/>
-            <w:r>
-              <w:t>El sistema debe permitir registrar mediciones tomadas manualmente, como presión arterial, temperatura o glucosa.</w:t>
-            </w:r>
-          </w:p>
-        </w:tc>
-        <w:tc>
-          <w:tcPr>
-            <w:tcW w:type="dxa" w:w="2880"/>
-          </w:tcPr>
-          <w:p>
-            <w:r/>
-            <w:r>
-              <w:t>Cuidadora</w:t>
+              <w:t>RF-25</w:t>
+            </w:r>
+          </w:p>
+        </w:tc>
+        <w:tc>
+          <w:tcPr>
+            <w:tcW w:type="dxa" w:w="2880"/>
+          </w:tcPr>
+          <w:p>
+            <w:r/>
+            <w:r>
+              <w:t>El sistema debe permitir consultar el plan de medicamentos, vigentes y descontinuados.</w:t>
+            </w:r>
+          </w:p>
+        </w:tc>
+        <w:tc>
+          <w:tcPr>
+            <w:tcW w:type="dxa" w:w="2880"/>
+          </w:tcPr>
+          <w:p>
+            <w:r/>
+            <w:r>
+              <w:t>Todos los roles</w:t>
             </w:r>
           </w:p>
         </w:tc>
@@ -1560,29 +1880,29 @@
           <w:p>
             <w:r/>
             <w:r>
-              <w:t>RF-19</w:t>
-            </w:r>
-          </w:p>
-        </w:tc>
-        <w:tc>
-          <w:tcPr>
-            <w:tcW w:type="dxa" w:w="2880"/>
-          </w:tcPr>
-          <w:p>
-            <w:r/>
-            <w:r>
-              <w:t>El sistema debe permitir consultar el historial de un signo vital en un rango de fechas, agrupado por hora, día o semana.</w:t>
-            </w:r>
-          </w:p>
-        </w:tc>
-        <w:tc>
-          <w:tcPr>
-            <w:tcW w:type="dxa" w:w="2880"/>
-          </w:tcPr>
-          <w:p>
-            <w:r/>
-            <w:r>
-              <w:t>Todos los roles</w:t>
+              <w:t>RF-26</w:t>
+            </w:r>
+          </w:p>
+        </w:tc>
+        <w:tc>
+          <w:tcPr>
+            <w:tcW w:type="dxa" w:w="2880"/>
+          </w:tcPr>
+          <w:p>
+            <w:r/>
+            <w:r>
+              <w:t>El sistema debe permitir modificar un medicamento, regenerando solo las tomas futuras y conservando el historial.</w:t>
+            </w:r>
+          </w:p>
+        </w:tc>
+        <w:tc>
+          <w:tcPr>
+            <w:tcW w:type="dxa" w:w="2880"/>
+          </w:tcPr>
+          <w:p>
+            <w:r/>
+            <w:r>
+              <w:t>Cuidadora, Médico</w:t>
             </w:r>
           </w:p>
         </w:tc>
@@ -1595,29 +1915,29 @@
           <w:p>
             <w:r/>
             <w:r>
-              <w:t>RF-20</w:t>
-            </w:r>
-          </w:p>
-        </w:tc>
-        <w:tc>
-          <w:tcPr>
-            <w:tcW w:type="dxa" w:w="2880"/>
-          </w:tcPr>
-          <w:p>
-            <w:r/>
-            <w:r>
-              <w:t>El sistema debe entregar el último valor de cada signo vital, indicando si está dentro del rango normal.</w:t>
-            </w:r>
-          </w:p>
-        </w:tc>
-        <w:tc>
-          <w:tcPr>
-            <w:tcW w:type="dxa" w:w="2880"/>
-          </w:tcPr>
-          <w:p>
-            <w:r/>
-            <w:r>
-              <w:t>Todos los roles</w:t>
+              <w:t>RF-27</w:t>
+            </w:r>
+          </w:p>
+        </w:tc>
+        <w:tc>
+          <w:tcPr>
+            <w:tcW w:type="dxa" w:w="2880"/>
+          </w:tcPr>
+          <w:p>
+            <w:r/>
+            <w:r>
+              <w:t>El sistema debe permitir descontinuar un medicamento, cancelando sus tomas futuras y conservando el registro de las administradas.</w:t>
+            </w:r>
+          </w:p>
+        </w:tc>
+        <w:tc>
+          <w:tcPr>
+            <w:tcW w:type="dxa" w:w="2880"/>
+          </w:tcPr>
+          <w:p>
+            <w:r/>
+            <w:r>
+              <w:t>Cuidadora, Médico</w:t>
             </w:r>
           </w:p>
         </w:tc>
@@ -1630,29 +1950,29 @@
           <w:p>
             <w:r/>
             <w:r>
-              <w:t>RF-21</w:t>
-            </w:r>
-          </w:p>
-        </w:tc>
-        <w:tc>
-          <w:tcPr>
-            <w:tcW w:type="dxa" w:w="2880"/>
-          </w:tcPr>
-          <w:p>
-            <w:r/>
-            <w:r>
-              <w:t>El sistema debe permitir consultar y configurar el rango normal de cada signo vital, validando que el mínimo no supere al máximo.</w:t>
-            </w:r>
-          </w:p>
-        </w:tc>
-        <w:tc>
-          <w:tcPr>
-            <w:tcW w:type="dxa" w:w="2880"/>
-          </w:tcPr>
-          <w:p>
-            <w:r/>
-            <w:r>
-              <w:t>Familiar, Médico</w:t>
+              <w:t>RF-28</w:t>
+            </w:r>
+          </w:p>
+        </w:tc>
+        <w:tc>
+          <w:tcPr>
+            <w:tcW w:type="dxa" w:w="2880"/>
+          </w:tcPr>
+          <w:p>
+            <w:r/>
+            <w:r>
+              <w:t>El sistema debe entregar las tomas programadas de una fecha con su estado, señalando cuál es la próxima.</w:t>
+            </w:r>
+          </w:p>
+        </w:tc>
+        <w:tc>
+          <w:tcPr>
+            <w:tcW w:type="dxa" w:w="2880"/>
+          </w:tcPr>
+          <w:p>
+            <w:r/>
+            <w:r>
+              <w:t>Todos los roles</w:t>
             </w:r>
           </w:p>
         </w:tc>
@@ -1665,29 +1985,29 @@
           <w:p>
             <w:r/>
             <w:r>
-              <w:t>RF-22</w:t>
-            </w:r>
-          </w:p>
-        </w:tc>
-        <w:tc>
-          <w:tcPr>
-            <w:tcW w:type="dxa" w:w="2880"/>
-          </w:tcPr>
-          <w:p>
-            <w:r/>
-            <w:r>
-              <w:t>El sistema debe calcular un indicador diario de bienestar a partir de las mediciones, la adherencia y los eventos del día, señalando los motivos del resultado.</w:t>
-            </w:r>
-          </w:p>
-        </w:tc>
-        <w:tc>
-          <w:tcPr>
-            <w:tcW w:type="dxa" w:w="2880"/>
-          </w:tcPr>
-          <w:p>
-            <w:r/>
-            <w:r>
-              <w:t>Todos los roles</w:t>
+              <w:t>RF-29</w:t>
+            </w:r>
+          </w:p>
+        </w:tc>
+        <w:tc>
+          <w:tcPr>
+            <w:tcW w:type="dxa" w:w="2880"/>
+          </w:tcPr>
+          <w:p>
+            <w:r/>
+            <w:r>
+              <w:t>El sistema debe permitir registrar una toma como administrada, pospuesta u omitida, exigiendo motivo al omitir y limitando la postergación.</w:t>
+            </w:r>
+          </w:p>
+        </w:tc>
+        <w:tc>
+          <w:tcPr>
+            <w:tcW w:type="dxa" w:w="2880"/>
+          </w:tcPr>
+          <w:p>
+            <w:r/>
+            <w:r>
+              <w:t>Cuidadora</w:t>
             </w:r>
           </w:p>
         </w:tc>
@@ -1700,18 +2020,18 @@
           <w:p>
             <w:r/>
             <w:r>
-              <w:t>RF-23</w:t>
-            </w:r>
-          </w:p>
-        </w:tc>
-        <w:tc>
-          <w:tcPr>
-            <w:tcW w:type="dxa" w:w="2880"/>
-          </w:tcPr>
-          <w:p>
-            <w:r/>
-            <w:r>
-              <w:t>El sistema debe entregar un resumen del estado de todos los pacientes del usuario, para quienes tienen más de uno a cargo.</w:t>
+              <w:t>RF-30</w:t>
+            </w:r>
+          </w:p>
+        </w:tc>
+        <w:tc>
+          <w:tcPr>
+            <w:tcW w:type="dxa" w:w="2880"/>
+          </w:tcPr>
+          <w:p>
+            <w:r/>
+            <w:r>
+              <w:t>El sistema debe calcular el porcentaje de adherencia en un rango de fechas, desglosado por medicamento y por día.</w:t>
             </w:r>
           </w:p>
         </w:tc>
@@ -1723,6 +2043,111 @@
             <w:r/>
             <w:r>
               <w:t>Todos los roles</w:t>
+            </w:r>
+          </w:p>
+        </w:tc>
+      </w:tr>
+      <w:tr>
+        <w:tc>
+          <w:tcPr>
+            <w:tcW w:type="dxa" w:w="2880"/>
+          </w:tcPr>
+          <w:p>
+            <w:r/>
+            <w:r>
+              <w:t>RF-31</w:t>
+            </w:r>
+          </w:p>
+        </w:tc>
+        <w:tc>
+          <w:tcPr>
+            <w:tcW w:type="dxa" w:w="2880"/>
+          </w:tcPr>
+          <w:p>
+            <w:r/>
+            <w:r>
+              <w:t>El sistema debe permitir fotografiar una receta, extraer automáticamente los medicamentos indicados y proponerlos para revisión antes de agregarlos al plan.</w:t>
+            </w:r>
+          </w:p>
+        </w:tc>
+        <w:tc>
+          <w:tcPr>
+            <w:tcW w:type="dxa" w:w="2880"/>
+          </w:tcPr>
+          <w:p>
+            <w:r/>
+            <w:r>
+              <w:t>Cuidadora, Médico</w:t>
+            </w:r>
+          </w:p>
+        </w:tc>
+      </w:tr>
+      <w:tr>
+        <w:tc>
+          <w:tcPr>
+            <w:tcW w:type="dxa" w:w="2880"/>
+          </w:tcPr>
+          <w:p>
+            <w:r/>
+            <w:r>
+              <w:t>RF-32</w:t>
+            </w:r>
+          </w:p>
+        </w:tc>
+        <w:tc>
+          <w:tcPr>
+            <w:tcW w:type="dxa" w:w="2880"/>
+          </w:tcPr>
+          <w:p>
+            <w:r/>
+            <w:r>
+              <w:t>El sistema debe generar automáticamente las tomas del día siguiente según la zona horaria del paciente.</w:t>
+            </w:r>
+          </w:p>
+        </w:tc>
+        <w:tc>
+          <w:tcPr>
+            <w:tcW w:type="dxa" w:w="2880"/>
+          </w:tcPr>
+          <w:p>
+            <w:r/>
+            <w:r>
+              <w:t>Automático</w:t>
+            </w:r>
+          </w:p>
+        </w:tc>
+      </w:tr>
+      <w:tr>
+        <w:tc>
+          <w:tcPr>
+            <w:tcW w:type="dxa" w:w="2880"/>
+          </w:tcPr>
+          <w:p>
+            <w:r/>
+            <w:r>
+              <w:t>RF-33</w:t>
+            </w:r>
+          </w:p>
+        </w:tc>
+        <w:tc>
+          <w:tcPr>
+            <w:tcW w:type="dxa" w:w="2880"/>
+          </w:tcPr>
+          <w:p>
+            <w:r/>
+            <w:r>
+              <w:t>El sistema debe marcar como omitida toda toma no confirmada dentro de su plazo y notificarlo al familiar.</w:t>
+            </w:r>
+          </w:p>
+        </w:tc>
+        <w:tc>
+          <w:tcPr>
+            <w:tcW w:type="dxa" w:w="2880"/>
+          </w:tcPr>
+          <w:p>
+            <w:r/>
+            <w:r>
+              <w:t>Automático</w:t>
             </w:r>
           </w:p>
         </w:tc>
@@ -1737,10 +2162,7 @@
         <w:rPr>
           <w:b/>
         </w:rPr>
-        <w:t>4.4 Medicamentos y adherencia</w:t>
-      </w:r>
-      <w:r>
-        <w:t xml:space="preserve"> {#medicamentos-y-adherencia}</w:t>
+        <w:t>4.5 Bitácora del expediente</w:t>
       </w:r>
     </w:p>
     <w:tbl>
@@ -1828,29 +2250,29 @@
           <w:p>
             <w:r/>
             <w:r>
-              <w:t>RF-24</w:t>
-            </w:r>
-          </w:p>
-        </w:tc>
-        <w:tc>
-          <w:tcPr>
-            <w:tcW w:type="dxa" w:w="2880"/>
-          </w:tcPr>
-          <w:p>
-            <w:r/>
-            <w:r>
-              <w:t>El sistema debe permitir agregar un medicamento al plan, indicando dosis, horarios, días de la semana y vigencia.</w:t>
-            </w:r>
-          </w:p>
-        </w:tc>
-        <w:tc>
-          <w:tcPr>
-            <w:tcW w:type="dxa" w:w="2880"/>
-          </w:tcPr>
-          <w:p>
-            <w:r/>
-            <w:r>
-              <w:t>Cuidadora, Médico</w:t>
+              <w:t>RF-34</w:t>
+            </w:r>
+          </w:p>
+        </w:tc>
+        <w:tc>
+          <w:tcPr>
+            <w:tcW w:type="dxa" w:w="2880"/>
+          </w:tcPr>
+          <w:p>
+            <w:r/>
+            <w:r>
+              <w:t>El sistema debe permitir registrar observaciones del día clasificadas por categoría, con la opción de adjuntar una fotografía.</w:t>
+            </w:r>
+          </w:p>
+        </w:tc>
+        <w:tc>
+          <w:tcPr>
+            <w:tcW w:type="dxa" w:w="2880"/>
+          </w:tcPr>
+          <w:p>
+            <w:r/>
+            <w:r>
+              <w:t>Cuidadora</w:t>
             </w:r>
           </w:p>
         </w:tc>
@@ -1863,18 +2285,18 @@
           <w:p>
             <w:r/>
             <w:r>
-              <w:t>RF-25</w:t>
-            </w:r>
-          </w:p>
-        </w:tc>
-        <w:tc>
-          <w:tcPr>
-            <w:tcW w:type="dxa" w:w="2880"/>
-          </w:tcPr>
-          <w:p>
-            <w:r/>
-            <w:r>
-              <w:t>El sistema debe permitir consultar el plan de medicamentos, vigentes y descontinuados.</w:t>
+              <w:t>RF-35</w:t>
+            </w:r>
+          </w:p>
+        </w:tc>
+        <w:tc>
+          <w:tcPr>
+            <w:tcW w:type="dxa" w:w="2880"/>
+          </w:tcPr>
+          <w:p>
+            <w:r/>
+            <w:r>
+              <w:t>El sistema debe permitir consultar la bitácora, con filtros por categoría, autor y rango de fechas.</w:t>
             </w:r>
           </w:p>
         </w:tc>
@@ -1898,29 +2320,29 @@
           <w:p>
             <w:r/>
             <w:r>
-              <w:t>RF-26</w:t>
-            </w:r>
-          </w:p>
-        </w:tc>
-        <w:tc>
-          <w:tcPr>
-            <w:tcW w:type="dxa" w:w="2880"/>
-          </w:tcPr>
-          <w:p>
-            <w:r/>
-            <w:r>
-              <w:t>El sistema debe permitir modificar un medicamento, regenerando solo las tomas futuras y conservando el historial.</w:t>
-            </w:r>
-          </w:p>
-        </w:tc>
-        <w:tc>
-          <w:tcPr>
-            <w:tcW w:type="dxa" w:w="2880"/>
-          </w:tcPr>
-          <w:p>
-            <w:r/>
-            <w:r>
-              <w:t>Cuidadora, Médico</w:t>
+              <w:t>RF-36</w:t>
+            </w:r>
+          </w:p>
+        </w:tc>
+        <w:tc>
+          <w:tcPr>
+            <w:tcW w:type="dxa" w:w="2880"/>
+          </w:tcPr>
+          <w:p>
+            <w:r/>
+            <w:r>
+              <w:t>El sistema debe permitir registrar un incidente con tipo, gravedad, hora y descripción, generando una alerta cuando la gravedad sea crítica.</w:t>
+            </w:r>
+          </w:p>
+        </w:tc>
+        <w:tc>
+          <w:tcPr>
+            <w:tcW w:type="dxa" w:w="2880"/>
+          </w:tcPr>
+          <w:p>
+            <w:r/>
+            <w:r>
+              <w:t>Cuidadora</w:t>
             </w:r>
           </w:p>
         </w:tc>
@@ -1933,29 +2355,29 @@
           <w:p>
             <w:r/>
             <w:r>
-              <w:t>RF-27</w:t>
-            </w:r>
-          </w:p>
-        </w:tc>
-        <w:tc>
-          <w:tcPr>
-            <w:tcW w:type="dxa" w:w="2880"/>
-          </w:tcPr>
-          <w:p>
-            <w:r/>
-            <w:r>
-              <w:t>El sistema debe permitir descontinuar un medicamento, cancelando sus tomas futuras y conservando el registro de las administradas.</w:t>
-            </w:r>
-          </w:p>
-        </w:tc>
-        <w:tc>
-          <w:tcPr>
-            <w:tcW w:type="dxa" w:w="2880"/>
-          </w:tcPr>
-          <w:p>
-            <w:r/>
-            <w:r>
-              <w:t>Cuidadora, Médico</w:t>
+              <w:t>RF-37</w:t>
+            </w:r>
+          </w:p>
+        </w:tc>
+        <w:tc>
+          <w:tcPr>
+            <w:tcW w:type="dxa" w:w="2880"/>
+          </w:tcPr>
+          <w:p>
+            <w:r/>
+            <w:r>
+              <w:t>El sistema debe permitir dejar y consultar notas de relevo entre turnos.</w:t>
+            </w:r>
+          </w:p>
+        </w:tc>
+        <w:tc>
+          <w:tcPr>
+            <w:tcW w:type="dxa" w:w="2880"/>
+          </w:tcPr>
+          <w:p>
+            <w:r/>
+            <w:r>
+              <w:t>Cuidadora, Familiar</w:t>
             </w:r>
           </w:p>
         </w:tc>
@@ -1968,204 +2390,29 @@
           <w:p>
             <w:r/>
             <w:r>
-              <w:t>RF-28</w:t>
-            </w:r>
-          </w:p>
-        </w:tc>
-        <w:tc>
-          <w:tcPr>
-            <w:tcW w:type="dxa" w:w="2880"/>
-          </w:tcPr>
-          <w:p>
-            <w:r/>
-            <w:r>
-              <w:t>El sistema debe entregar las tomas programadas de una fecha con su estado, señalando cuál es la próxima.</w:t>
-            </w:r>
-          </w:p>
-        </w:tc>
-        <w:tc>
-          <w:tcPr>
-            <w:tcW w:type="dxa" w:w="2880"/>
-          </w:tcPr>
-          <w:p>
-            <w:r/>
-            <w:r>
-              <w:t>Todos los roles</w:t>
-            </w:r>
-          </w:p>
-        </w:tc>
-      </w:tr>
-      <w:tr>
-        <w:tc>
-          <w:tcPr>
-            <w:tcW w:type="dxa" w:w="2880"/>
-          </w:tcPr>
-          <w:p>
-            <w:r/>
-            <w:r>
-              <w:t>RF-29</w:t>
-            </w:r>
-          </w:p>
-        </w:tc>
-        <w:tc>
-          <w:tcPr>
-            <w:tcW w:type="dxa" w:w="2880"/>
-          </w:tcPr>
-          <w:p>
-            <w:r/>
-            <w:r>
-              <w:t>El sistema debe permitir registrar una toma como administrada, pospuesta u omitida, exigiendo motivo al omitir y limitando la postergación.</w:t>
-            </w:r>
-          </w:p>
-        </w:tc>
-        <w:tc>
-          <w:tcPr>
-            <w:tcW w:type="dxa" w:w="2880"/>
-          </w:tcPr>
-          <w:p>
-            <w:r/>
-            <w:r>
-              <w:t>Cuidadora</w:t>
-            </w:r>
-          </w:p>
-        </w:tc>
-      </w:tr>
-      <w:tr>
-        <w:tc>
-          <w:tcPr>
-            <w:tcW w:type="dxa" w:w="2880"/>
-          </w:tcPr>
-          <w:p>
-            <w:r/>
-            <w:r>
-              <w:t>RF-30</w:t>
-            </w:r>
-          </w:p>
-        </w:tc>
-        <w:tc>
-          <w:tcPr>
-            <w:tcW w:type="dxa" w:w="2880"/>
-          </w:tcPr>
-          <w:p>
-            <w:r/>
-            <w:r>
-              <w:t>El sistema debe calcular el porcentaje de adherencia en un rango de fechas, desglosado por medicamento y por día.</w:t>
-            </w:r>
-          </w:p>
-        </w:tc>
-        <w:tc>
-          <w:tcPr>
-            <w:tcW w:type="dxa" w:w="2880"/>
-          </w:tcPr>
-          <w:p>
-            <w:r/>
-            <w:r>
-              <w:t>Todos los roles</w:t>
-            </w:r>
-          </w:p>
-        </w:tc>
-      </w:tr>
-      <w:tr>
-        <w:tc>
-          <w:tcPr>
-            <w:tcW w:type="dxa" w:w="2880"/>
-          </w:tcPr>
-          <w:p>
-            <w:r/>
-            <w:r>
-              <w:t>RF-31</w:t>
-            </w:r>
-          </w:p>
-        </w:tc>
-        <w:tc>
-          <w:tcPr>
-            <w:tcW w:type="dxa" w:w="2880"/>
-          </w:tcPr>
-          <w:p>
-            <w:r/>
-            <w:r>
-              <w:t>El sistema debe permitir fotografiar una receta, extraer automáticamente los medicamentos indicados y proponerlos para revisión antes de agregarlos al plan.</w:t>
-            </w:r>
-          </w:p>
-        </w:tc>
-        <w:tc>
-          <w:tcPr>
-            <w:tcW w:type="dxa" w:w="2880"/>
-          </w:tcPr>
-          <w:p>
-            <w:r/>
-            <w:r>
-              <w:t>Cuidadora, Médico</w:t>
-            </w:r>
-          </w:p>
-        </w:tc>
-      </w:tr>
-      <w:tr>
-        <w:tc>
-          <w:tcPr>
-            <w:tcW w:type="dxa" w:w="2880"/>
-          </w:tcPr>
-          <w:p>
-            <w:r/>
-            <w:r>
-              <w:t>RF-32</w:t>
-            </w:r>
-          </w:p>
-        </w:tc>
-        <w:tc>
-          <w:tcPr>
-            <w:tcW w:type="dxa" w:w="2880"/>
-          </w:tcPr>
-          <w:p>
-            <w:r/>
-            <w:r>
-              <w:t>El sistema debe generar automáticamente las tomas del día siguiente según la zona horaria del paciente.</w:t>
-            </w:r>
-          </w:p>
-        </w:tc>
-        <w:tc>
-          <w:tcPr>
-            <w:tcW w:type="dxa" w:w="2880"/>
-          </w:tcPr>
-          <w:p>
-            <w:r/>
-            <w:r>
-              <w:t>Automático</w:t>
-            </w:r>
-          </w:p>
-        </w:tc>
-      </w:tr>
-      <w:tr>
-        <w:tc>
-          <w:tcPr>
-            <w:tcW w:type="dxa" w:w="2880"/>
-          </w:tcPr>
-          <w:p>
-            <w:r/>
-            <w:r>
-              <w:t>RF-33</w:t>
-            </w:r>
-          </w:p>
-        </w:tc>
-        <w:tc>
-          <w:tcPr>
-            <w:tcW w:type="dxa" w:w="2880"/>
-          </w:tcPr>
-          <w:p>
-            <w:r/>
-            <w:r>
-              <w:t>El sistema debe marcar como omitida toda toma no confirmada dentro de su plazo y notificarlo al familiar.</w:t>
-            </w:r>
-          </w:p>
-        </w:tc>
-        <w:tc>
-          <w:tcPr>
-            <w:tcW w:type="dxa" w:w="2880"/>
-          </w:tcPr>
-          <w:p>
-            <w:r/>
-            <w:r>
-              <w:t>Automático</w:t>
+              <w:t>RF-38</w:t>
+            </w:r>
+          </w:p>
+        </w:tc>
+        <w:tc>
+          <w:tcPr>
+            <w:tcW w:type="dxa" w:w="2880"/>
+          </w:tcPr>
+          <w:p>
+            <w:r/>
+            <w:r>
+              <w:t>El sistema debe permitir al adulto mayor registrar cómo se siente, admitiendo un registro por día que reemplaza al anterior.</w:t>
+            </w:r>
+          </w:p>
+        </w:tc>
+        <w:tc>
+          <w:tcPr>
+            <w:tcW w:type="dxa" w:w="2880"/>
+          </w:tcPr>
+          <w:p>
+            <w:r/>
+            <w:r>
+              <w:t>Adulto mayor</w:t>
             </w:r>
           </w:p>
         </w:tc>
@@ -2180,10 +2427,7 @@
         <w:rPr>
           <w:b/>
         </w:rPr>
-        <w:t>4.5 Bitácora del expediente</w:t>
-      </w:r>
-      <w:r>
-        <w:t xml:space="preserve"> {#bitácora-del-expediente}</w:t>
+        <w:t>4.6 Archivos y documentos médicos</w:t>
       </w:r>
     </w:p>
     <w:tbl>
@@ -2271,29 +2515,29 @@
           <w:p>
             <w:r/>
             <w:r>
-              <w:t>RF-34</w:t>
-            </w:r>
-          </w:p>
-        </w:tc>
-        <w:tc>
-          <w:tcPr>
-            <w:tcW w:type="dxa" w:w="2880"/>
-          </w:tcPr>
-          <w:p>
-            <w:r/>
-            <w:r>
-              <w:t>El sistema debe permitir registrar observaciones del día clasificadas por categoría, con la opción de adjuntar una fotografía.</w:t>
-            </w:r>
-          </w:p>
-        </w:tc>
-        <w:tc>
-          <w:tcPr>
-            <w:tcW w:type="dxa" w:w="2880"/>
-          </w:tcPr>
-          <w:p>
-            <w:r/>
-            <w:r>
-              <w:t>Cuidadora</w:t>
+              <w:t>RF-39</w:t>
+            </w:r>
+          </w:p>
+        </w:tc>
+        <w:tc>
+          <w:tcPr>
+            <w:tcW w:type="dxa" w:w="2880"/>
+          </w:tcPr>
+          <w:p>
+            <w:r/>
+            <w:r>
+              <w:t>El sistema debe permitir subir archivos mediante un enlace temporal, validando tipo y tamaño según su uso.</w:t>
+            </w:r>
+          </w:p>
+        </w:tc>
+        <w:tc>
+          <w:tcPr>
+            <w:tcW w:type="dxa" w:w="2880"/>
+          </w:tcPr>
+          <w:p>
+            <w:r/>
+            <w:r>
+              <w:t>Todos los roles</w:t>
             </w:r>
           </w:p>
         </w:tc>
@@ -2306,29 +2550,29 @@
           <w:p>
             <w:r/>
             <w:r>
-              <w:t>RF-35</w:t>
-            </w:r>
-          </w:p>
-        </w:tc>
-        <w:tc>
-          <w:tcPr>
-            <w:tcW w:type="dxa" w:w="2880"/>
-          </w:tcPr>
-          <w:p>
-            <w:r/>
-            <w:r>
-              <w:t>El sistema debe permitir consultar la bitácora, con filtros por categoría, autor y rango de fechas.</w:t>
-            </w:r>
-          </w:p>
-        </w:tc>
-        <w:tc>
-          <w:tcPr>
-            <w:tcW w:type="dxa" w:w="2880"/>
-          </w:tcPr>
-          <w:p>
-            <w:r/>
-            <w:r>
-              <w:t>Todos los roles</w:t>
+              <w:t>RF-40</w:t>
+            </w:r>
+          </w:p>
+        </w:tc>
+        <w:tc>
+          <w:tcPr>
+            <w:tcW w:type="dxa" w:w="2880"/>
+          </w:tcPr>
+          <w:p>
+            <w:r/>
+            <w:r>
+              <w:t>El sistema debe permitir asociar un archivo subido al expediente como documento médico, con título, categoría y fecha.</w:t>
+            </w:r>
+          </w:p>
+        </w:tc>
+        <w:tc>
+          <w:tcPr>
+            <w:tcW w:type="dxa" w:w="2880"/>
+          </w:tcPr>
+          <w:p>
+            <w:r/>
+            <w:r>
+              <w:t>Familiar, Cuidadora, Médico</w:t>
             </w:r>
           </w:p>
         </w:tc>
@@ -2341,29 +2585,29 @@
           <w:p>
             <w:r/>
             <w:r>
-              <w:t>RF-36</w:t>
-            </w:r>
-          </w:p>
-        </w:tc>
-        <w:tc>
-          <w:tcPr>
-            <w:tcW w:type="dxa" w:w="2880"/>
-          </w:tcPr>
-          <w:p>
-            <w:r/>
-            <w:r>
-              <w:t>El sistema debe permitir registrar un incidente con tipo, gravedad, hora y descripción, generando una alerta cuando la gravedad sea crítica.</w:t>
-            </w:r>
-          </w:p>
-        </w:tc>
-        <w:tc>
-          <w:tcPr>
-            <w:tcW w:type="dxa" w:w="2880"/>
-          </w:tcPr>
-          <w:p>
-            <w:r/>
-            <w:r>
-              <w:t>Cuidadora</w:t>
+              <w:t>RF-41</w:t>
+            </w:r>
+          </w:p>
+        </w:tc>
+        <w:tc>
+          <w:tcPr>
+            <w:tcW w:type="dxa" w:w="2880"/>
+          </w:tcPr>
+          <w:p>
+            <w:r/>
+            <w:r>
+              <w:t>El sistema debe permitir consultar los documentos del expediente con filtro por categoría.</w:t>
+            </w:r>
+          </w:p>
+        </w:tc>
+        <w:tc>
+          <w:tcPr>
+            <w:tcW w:type="dxa" w:w="2880"/>
+          </w:tcPr>
+          <w:p>
+            <w:r/>
+            <w:r>
+              <w:t>Todos los roles</w:t>
             </w:r>
           </w:p>
         </w:tc>
@@ -2376,29 +2620,29 @@
           <w:p>
             <w:r/>
             <w:r>
-              <w:t>RF-37</w:t>
-            </w:r>
-          </w:p>
-        </w:tc>
-        <w:tc>
-          <w:tcPr>
-            <w:tcW w:type="dxa" w:w="2880"/>
-          </w:tcPr>
-          <w:p>
-            <w:r/>
-            <w:r>
-              <w:t>El sistema debe permitir dejar y consultar notas de relevo entre turnos.</w:t>
-            </w:r>
-          </w:p>
-        </w:tc>
-        <w:tc>
-          <w:tcPr>
-            <w:tcW w:type="dxa" w:w="2880"/>
-          </w:tcPr>
-          <w:p>
-            <w:r/>
-            <w:r>
-              <w:t>Cuidadora, Familiar</w:t>
+              <w:t>RF-42</w:t>
+            </w:r>
+          </w:p>
+        </w:tc>
+        <w:tc>
+          <w:tcPr>
+            <w:tcW w:type="dxa" w:w="2880"/>
+          </w:tcPr>
+          <w:p>
+            <w:r/>
+            <w:r>
+              <w:t>El sistema debe permitir descargar o visualizar un documento mediante un enlace temporal de corta duración.</w:t>
+            </w:r>
+          </w:p>
+        </w:tc>
+        <w:tc>
+          <w:tcPr>
+            <w:tcW w:type="dxa" w:w="2880"/>
+          </w:tcPr>
+          <w:p>
+            <w:r/>
+            <w:r>
+              <w:t>Todos los roles</w:t>
             </w:r>
           </w:p>
         </w:tc>
@@ -2411,29 +2655,29 @@
           <w:p>
             <w:r/>
             <w:r>
-              <w:t>RF-38</w:t>
-            </w:r>
-          </w:p>
-        </w:tc>
-        <w:tc>
-          <w:tcPr>
-            <w:tcW w:type="dxa" w:w="2880"/>
-          </w:tcPr>
-          <w:p>
-            <w:r/>
-            <w:r>
-              <w:t>El sistema debe permitir al adulto mayor registrar cómo se siente, admitiendo un registro por día que reemplaza al anterior.</w:t>
-            </w:r>
-          </w:p>
-        </w:tc>
-        <w:tc>
-          <w:tcPr>
-            <w:tcW w:type="dxa" w:w="2880"/>
-          </w:tcPr>
-          <w:p>
-            <w:r/>
-            <w:r>
-              <w:t>Adulto mayor</w:t>
+              <w:t>RF-43</w:t>
+            </w:r>
+          </w:p>
+        </w:tc>
+        <w:tc>
+          <w:tcPr>
+            <w:tcW w:type="dxa" w:w="2880"/>
+          </w:tcPr>
+          <w:p>
+            <w:r/>
+            <w:r>
+              <w:t>El sistema debe permitir eliminar un documento conservando el registro, y depurar el archivo posteriormente.</w:t>
+            </w:r>
+          </w:p>
+        </w:tc>
+        <w:tc>
+          <w:tcPr>
+            <w:tcW w:type="dxa" w:w="2880"/>
+          </w:tcPr>
+          <w:p>
+            <w:r/>
+            <w:r>
+              <w:t>Familiar (admin.), autor</w:t>
             </w:r>
           </w:p>
         </w:tc>
@@ -2448,10 +2692,7 @@
         <w:rPr>
           <w:b/>
         </w:rPr>
-        <w:t>4.6 Archivos y documentos médicos</w:t>
-      </w:r>
-      <w:r>
-        <w:t xml:space="preserve"> {#archivos-y-documentos-médicos}</w:t>
+        <w:t>4.7 Alertas y emergencias</w:t>
       </w:r>
     </w:p>
     <w:tbl>
@@ -2539,29 +2780,29 @@
           <w:p>
             <w:r/>
             <w:r>
-              <w:t>RF-39</w:t>
-            </w:r>
-          </w:p>
-        </w:tc>
-        <w:tc>
-          <w:tcPr>
-            <w:tcW w:type="dxa" w:w="2880"/>
-          </w:tcPr>
-          <w:p>
-            <w:r/>
-            <w:r>
-              <w:t>El sistema debe permitir subir archivos mediante un enlace temporal, validando tipo y tamaño según su uso.</w:t>
-            </w:r>
-          </w:p>
-        </w:tc>
-        <w:tc>
-          <w:tcPr>
-            <w:tcW w:type="dxa" w:w="2880"/>
-          </w:tcPr>
-          <w:p>
-            <w:r/>
-            <w:r>
-              <w:t>Todos los roles</w:t>
+              <w:t>RF-44</w:t>
+            </w:r>
+          </w:p>
+        </w:tc>
+        <w:tc>
+          <w:tcPr>
+            <w:tcW w:type="dxa" w:w="2880"/>
+          </w:tcPr>
+          <w:p>
+            <w:r/>
+            <w:r>
+              <w:t>El sistema debe generar alertas automáticamente ante una caída detectada, un signo vital fuera de rango, una toma no administrada o la falta prolongada de datos del wearable.</w:t>
+            </w:r>
+          </w:p>
+        </w:tc>
+        <w:tc>
+          <w:tcPr>
+            <w:tcW w:type="dxa" w:w="2880"/>
+          </w:tcPr>
+          <w:p>
+            <w:r/>
+            <w:r>
+              <w:t>Automático</w:t>
             </w:r>
           </w:p>
         </w:tc>
@@ -2574,29 +2815,29 @@
           <w:p>
             <w:r/>
             <w:r>
-              <w:t>RF-40</w:t>
-            </w:r>
-          </w:p>
-        </w:tc>
-        <w:tc>
-          <w:tcPr>
-            <w:tcW w:type="dxa" w:w="2880"/>
-          </w:tcPr>
-          <w:p>
-            <w:r/>
-            <w:r>
-              <w:t>El sistema debe permitir asociar un archivo subido al expediente como documento médico, con título, categoría y fecha.</w:t>
-            </w:r>
-          </w:p>
-        </w:tc>
-        <w:tc>
-          <w:tcPr>
-            <w:tcW w:type="dxa" w:w="2880"/>
-          </w:tcPr>
-          <w:p>
-            <w:r/>
-            <w:r>
-              <w:t>Familiar, Cuidadora, Médico</w:t>
+              <w:t>RF-45</w:t>
+            </w:r>
+          </w:p>
+        </w:tc>
+        <w:tc>
+          <w:tcPr>
+            <w:tcW w:type="dxa" w:w="2880"/>
+          </w:tcPr>
+          <w:p>
+            <w:r/>
+            <w:r>
+              <w:t>El sistema debe enviar una notificación al teléfono de los usuarios correspondientes al generarse una alerta, respetando las preferencias de cada uno.</w:t>
+            </w:r>
+          </w:p>
+        </w:tc>
+        <w:tc>
+          <w:tcPr>
+            <w:tcW w:type="dxa" w:w="2880"/>
+          </w:tcPr>
+          <w:p>
+            <w:r/>
+            <w:r>
+              <w:t>Automático</w:t>
             </w:r>
           </w:p>
         </w:tc>
@@ -2609,29 +2850,29 @@
           <w:p>
             <w:r/>
             <w:r>
-              <w:t>RF-41</w:t>
-            </w:r>
-          </w:p>
-        </w:tc>
-        <w:tc>
-          <w:tcPr>
-            <w:tcW w:type="dxa" w:w="2880"/>
-          </w:tcPr>
-          <w:p>
-            <w:r/>
-            <w:r>
-              <w:t>El sistema debe permitir consultar los documentos del expediente con filtro por categoría.</w:t>
-            </w:r>
-          </w:p>
-        </w:tc>
-        <w:tc>
-          <w:tcPr>
-            <w:tcW w:type="dxa" w:w="2880"/>
-          </w:tcPr>
-          <w:p>
-            <w:r/>
-            <w:r>
-              <w:t>Todos los roles</w:t>
+              <w:t>RF-46</w:t>
+            </w:r>
+          </w:p>
+        </w:tc>
+        <w:tc>
+          <w:tcPr>
+            <w:tcW w:type="dxa" w:w="2880"/>
+          </w:tcPr>
+          <w:p>
+            <w:r/>
+            <w:r>
+              <w:t>El sistema debe evitar generar alertas repetidas por la misma condición dentro de un intervalo definido.</w:t>
+            </w:r>
+          </w:p>
+        </w:tc>
+        <w:tc>
+          <w:tcPr>
+            <w:tcW w:type="dxa" w:w="2880"/>
+          </w:tcPr>
+          <w:p>
+            <w:r/>
+            <w:r>
+              <w:t>Automático</w:t>
             </w:r>
           </w:p>
         </w:tc>
@@ -2644,18 +2885,18 @@
           <w:p>
             <w:r/>
             <w:r>
-              <w:t>RF-42</w:t>
-            </w:r>
-          </w:p>
-        </w:tc>
-        <w:tc>
-          <w:tcPr>
-            <w:tcW w:type="dxa" w:w="2880"/>
-          </w:tcPr>
-          <w:p>
-            <w:r/>
-            <w:r>
-              <w:t>El sistema debe permitir descargar o visualizar un documento mediante un enlace temporal de corta duración.</w:t>
+              <w:t>RF-47</w:t>
+            </w:r>
+          </w:p>
+        </w:tc>
+        <w:tc>
+          <w:tcPr>
+            <w:tcW w:type="dxa" w:w="2880"/>
+          </w:tcPr>
+          <w:p>
+            <w:r/>
+            <w:r>
+              <w:t>El sistema debe entregar el listado de alertas de todos los pacientes del usuario, con filtro por estado y el número de alertas sin leer.</w:t>
             </w:r>
           </w:p>
         </w:tc>
@@ -2679,29 +2920,169 @@
           <w:p>
             <w:r/>
             <w:r>
-              <w:t>RF-43</w:t>
-            </w:r>
-          </w:p>
-        </w:tc>
-        <w:tc>
-          <w:tcPr>
-            <w:tcW w:type="dxa" w:w="2880"/>
-          </w:tcPr>
-          <w:p>
-            <w:r/>
-            <w:r>
-              <w:t>El sistema debe permitir eliminar un documento conservando el registro, y depurar el archivo posteriormente.</w:t>
-            </w:r>
-          </w:p>
-        </w:tc>
-        <w:tc>
-          <w:tcPr>
-            <w:tcW w:type="dxa" w:w="2880"/>
-          </w:tcPr>
-          <w:p>
-            <w:r/>
-            <w:r>
-              <w:t>Familiar (admin.), autor</w:t>
+              <w:t>RF-48</w:t>
+            </w:r>
+          </w:p>
+        </w:tc>
+        <w:tc>
+          <w:tcPr>
+            <w:tcW w:type="dxa" w:w="2880"/>
+          </w:tcPr>
+          <w:p>
+            <w:r/>
+            <w:r>
+              <w:t>El sistema debe permitir marcar una alerta como atendida, deteniendo los recordatorios asociados.</w:t>
+            </w:r>
+          </w:p>
+        </w:tc>
+        <w:tc>
+          <w:tcPr>
+            <w:tcW w:type="dxa" w:w="2880"/>
+          </w:tcPr>
+          <w:p>
+            <w:r/>
+            <w:r>
+              <w:t>Familiar, Cuidadora</w:t>
+            </w:r>
+          </w:p>
+        </w:tc>
+      </w:tr>
+      <w:tr>
+        <w:tc>
+          <w:tcPr>
+            <w:tcW w:type="dxa" w:w="2880"/>
+          </w:tcPr>
+          <w:p>
+            <w:r/>
+            <w:r>
+              <w:t>RF-49</w:t>
+            </w:r>
+          </w:p>
+        </w:tc>
+        <w:tc>
+          <w:tcPr>
+            <w:tcW w:type="dxa" w:w="2880"/>
+          </w:tcPr>
+          <w:p>
+            <w:r/>
+            <w:r>
+              <w:t>El sistema debe permitir cerrar una alerta con una nota de resolución, conservándola en el historial.</w:t>
+            </w:r>
+          </w:p>
+        </w:tc>
+        <w:tc>
+          <w:tcPr>
+            <w:tcW w:type="dxa" w:w="2880"/>
+          </w:tcPr>
+          <w:p>
+            <w:r/>
+            <w:r>
+              <w:t>Familiar, Cuidadora</w:t>
+            </w:r>
+          </w:p>
+        </w:tc>
+      </w:tr>
+      <w:tr>
+        <w:tc>
+          <w:tcPr>
+            <w:tcW w:type="dxa" w:w="2880"/>
+          </w:tcPr>
+          <w:p>
+            <w:r/>
+            <w:r>
+              <w:t>RF-50</w:t>
+            </w:r>
+          </w:p>
+        </w:tc>
+        <w:tc>
+          <w:tcPr>
+            <w:tcW w:type="dxa" w:w="2880"/>
+          </w:tcPr>
+          <w:p>
+            <w:r/>
+            <w:r>
+              <w:t>El sistema debe permitir consultar y modificar las preferencias de notificación por tipo de alerta, impidiendo desactivar las de caída y emergencia.</w:t>
+            </w:r>
+          </w:p>
+        </w:tc>
+        <w:tc>
+          <w:tcPr>
+            <w:tcW w:type="dxa" w:w="2880"/>
+          </w:tcPr>
+          <w:p>
+            <w:r/>
+            <w:r>
+              <w:t>Todos los roles</w:t>
+            </w:r>
+          </w:p>
+        </w:tc>
+      </w:tr>
+      <w:tr>
+        <w:tc>
+          <w:tcPr>
+            <w:tcW w:type="dxa" w:w="2880"/>
+          </w:tcPr>
+          <w:p>
+            <w:r/>
+            <w:r>
+              <w:t>RF-51</w:t>
+            </w:r>
+          </w:p>
+        </w:tc>
+        <w:tc>
+          <w:tcPr>
+            <w:tcW w:type="dxa" w:w="2880"/>
+          </w:tcPr>
+          <w:p>
+            <w:r/>
+            <w:r>
+              <w:t>El sistema debe permitir activar una emergencia mediante un botón, generando una alerta crítica, notificando de inmediato a todos los familiares, registrando el evento y entregando los teléfonos de contacto.</w:t>
+            </w:r>
+          </w:p>
+        </w:tc>
+        <w:tc>
+          <w:tcPr>
+            <w:tcW w:type="dxa" w:w="2880"/>
+          </w:tcPr>
+          <w:p>
+            <w:r/>
+            <w:r>
+              <w:t>Cuidadora, Adulto mayor</w:t>
+            </w:r>
+          </w:p>
+        </w:tc>
+      </w:tr>
+      <w:tr>
+        <w:tc>
+          <w:tcPr>
+            <w:tcW w:type="dxa" w:w="2880"/>
+          </w:tcPr>
+          <w:p>
+            <w:r/>
+            <w:r>
+              <w:t>RF-52</w:t>
+            </w:r>
+          </w:p>
+        </w:tc>
+        <w:tc>
+          <w:tcPr>
+            <w:tcW w:type="dxa" w:w="2880"/>
+          </w:tcPr>
+          <w:p>
+            <w:r/>
+            <w:r>
+              <w:t>El sistema debe escalar la alerta a los siguientes contactos definidos cuando nadie la atienda dentro del plazo establecido.</w:t>
+            </w:r>
+          </w:p>
+        </w:tc>
+        <w:tc>
+          <w:tcPr>
+            <w:tcW w:type="dxa" w:w="2880"/>
+          </w:tcPr>
+          <w:p>
+            <w:r/>
+            <w:r>
+              <w:t>Automático</w:t>
             </w:r>
           </w:p>
         </w:tc>
@@ -2716,10 +3097,7 @@
         <w:rPr>
           <w:b/>
         </w:rPr>
-        <w:t>4.7 Alertas y emergencias</w:t>
-      </w:r>
-      <w:r>
-        <w:t xml:space="preserve"> {#alertas-y-emergencias}</w:t>
+        <w:t>4.8 Comunicación</w:t>
       </w:r>
     </w:p>
     <w:tbl>
@@ -2807,29 +3185,29 @@
           <w:p>
             <w:r/>
             <w:r>
-              <w:t>RF-44</w:t>
-            </w:r>
-          </w:p>
-        </w:tc>
-        <w:tc>
-          <w:tcPr>
-            <w:tcW w:type="dxa" w:w="2880"/>
-          </w:tcPr>
-          <w:p>
-            <w:r/>
-            <w:r>
-              <w:t>El sistema debe generar alertas automáticamente ante una caída detectada, un signo vital fuera de rango, una toma no administrada o la falta prolongada de datos del wearable.</w:t>
-            </w:r>
-          </w:p>
-        </w:tc>
-        <w:tc>
-          <w:tcPr>
-            <w:tcW w:type="dxa" w:w="2880"/>
-          </w:tcPr>
-          <w:p>
-            <w:r/>
-            <w:r>
-              <w:t>Automático</w:t>
+              <w:t>RF-53</w:t>
+            </w:r>
+          </w:p>
+        </w:tc>
+        <w:tc>
+          <w:tcPr>
+            <w:tcW w:type="dxa" w:w="2880"/>
+          </w:tcPr>
+          <w:p>
+            <w:r/>
+            <w:r>
+              <w:t>El sistema debe proveer un canal de conversación por paciente que admita mensajes de texto, notas de voz y fotografías.</w:t>
+            </w:r>
+          </w:p>
+        </w:tc>
+        <w:tc>
+          <w:tcPr>
+            <w:tcW w:type="dxa" w:w="2880"/>
+          </w:tcPr>
+          <w:p>
+            <w:r/>
+            <w:r>
+              <w:t>Todos los roles</w:t>
             </w:r>
           </w:p>
         </w:tc>
@@ -2842,29 +3220,29 @@
           <w:p>
             <w:r/>
             <w:r>
-              <w:t>RF-45</w:t>
-            </w:r>
-          </w:p>
-        </w:tc>
-        <w:tc>
-          <w:tcPr>
-            <w:tcW w:type="dxa" w:w="2880"/>
-          </w:tcPr>
-          <w:p>
-            <w:r/>
-            <w:r>
-              <w:t>El sistema debe enviar una notificación al teléfono de los usuarios correspondientes al generarse una alerta, respetando las preferencias de cada uno.</w:t>
-            </w:r>
-          </w:p>
-        </w:tc>
-        <w:tc>
-          <w:tcPr>
-            <w:tcW w:type="dxa" w:w="2880"/>
-          </w:tcPr>
-          <w:p>
-            <w:r/>
-            <w:r>
-              <w:t>Automático</w:t>
+              <w:t>RF-54</w:t>
+            </w:r>
+          </w:p>
+        </w:tc>
+        <w:tc>
+          <w:tcPr>
+            <w:tcW w:type="dxa" w:w="2880"/>
+          </w:tcPr>
+          <w:p>
+            <w:r/>
+            <w:r>
+              <w:t>El sistema debe entregar los mensajes en tiempo real a los participantes conectados y por notificación a quienes no lo estén.</w:t>
+            </w:r>
+          </w:p>
+        </w:tc>
+        <w:tc>
+          <w:tcPr>
+            <w:tcW w:type="dxa" w:w="2880"/>
+          </w:tcPr>
+          <w:p>
+            <w:r/>
+            <w:r>
+              <w:t>Todos los roles</w:t>
             </w:r>
           </w:p>
         </w:tc>
@@ -2877,29 +3255,29 @@
           <w:p>
             <w:r/>
             <w:r>
-              <w:t>RF-46</w:t>
-            </w:r>
-          </w:p>
-        </w:tc>
-        <w:tc>
-          <w:tcPr>
-            <w:tcW w:type="dxa" w:w="2880"/>
-          </w:tcPr>
-          <w:p>
-            <w:r/>
-            <w:r>
-              <w:t>El sistema debe evitar generar alertas repetidas por la misma condición dentro de un intervalo definido.</w:t>
-            </w:r>
-          </w:p>
-        </w:tc>
-        <w:tc>
-          <w:tcPr>
-            <w:tcW w:type="dxa" w:w="2880"/>
-          </w:tcPr>
-          <w:p>
-            <w:r/>
-            <w:r>
-              <w:t>Automático</w:t>
+              <w:t>RF-55</w:t>
+            </w:r>
+          </w:p>
+        </w:tc>
+        <w:tc>
+          <w:tcPr>
+            <w:tcW w:type="dxa" w:w="2880"/>
+          </w:tcPr>
+          <w:p>
+            <w:r/>
+            <w:r>
+              <w:t>El sistema debe permitir consultar el historial de la conversación y llevar el control de los mensajes no leídos.</w:t>
+            </w:r>
+          </w:p>
+        </w:tc>
+        <w:tc>
+          <w:tcPr>
+            <w:tcW w:type="dxa" w:w="2880"/>
+          </w:tcPr>
+          <w:p>
+            <w:r/>
+            <w:r>
+              <w:t>Todos los roles</w:t>
             </w:r>
           </w:p>
         </w:tc>
@@ -2912,18 +3290,18 @@
           <w:p>
             <w:r/>
             <w:r>
-              <w:t>RF-47</w:t>
-            </w:r>
-          </w:p>
-        </w:tc>
-        <w:tc>
-          <w:tcPr>
-            <w:tcW w:type="dxa" w:w="2880"/>
-          </w:tcPr>
-          <w:p>
-            <w:r/>
-            <w:r>
-              <w:t>El sistema debe entregar el listado de alertas de todos los pacientes del usuario, con filtro por estado y el número de alertas sin leer.</w:t>
+              <w:t>RF-56</w:t>
+            </w:r>
+          </w:p>
+        </w:tc>
+        <w:tc>
+          <w:tcPr>
+            <w:tcW w:type="dxa" w:w="2880"/>
+          </w:tcPr>
+          <w:p>
+            <w:r/>
+            <w:r>
+              <w:t>El sistema debe permitir consultar al asistente de inteligencia artificial sobre el expediente del paciente, indicando los datos en que se basa la respuesta.</w:t>
             </w:r>
           </w:p>
         </w:tc>
@@ -2947,29 +3325,29 @@
           <w:p>
             <w:r/>
             <w:r>
-              <w:t>RF-48</w:t>
-            </w:r>
-          </w:p>
-        </w:tc>
-        <w:tc>
-          <w:tcPr>
-            <w:tcW w:type="dxa" w:w="2880"/>
-          </w:tcPr>
-          <w:p>
-            <w:r/>
-            <w:r>
-              <w:t>El sistema debe permitir marcar una alerta como atendida, deteniendo los recordatorios asociados.</w:t>
-            </w:r>
-          </w:p>
-        </w:tc>
-        <w:tc>
-          <w:tcPr>
-            <w:tcW w:type="dxa" w:w="2880"/>
-          </w:tcPr>
-          <w:p>
-            <w:r/>
-            <w:r>
-              <w:t>Familiar, Cuidadora</w:t>
+              <w:t>RF-57</w:t>
+            </w:r>
+          </w:p>
+        </w:tc>
+        <w:tc>
+          <w:tcPr>
+            <w:tcW w:type="dxa" w:w="2880"/>
+          </w:tcPr>
+          <w:p>
+            <w:r/>
+            <w:r>
+              <w:t>El sistema debe restringir las respuestas del asistente a la información que el rol del usuario tiene permitido ver.</w:t>
+            </w:r>
+          </w:p>
+        </w:tc>
+        <w:tc>
+          <w:tcPr>
+            <w:tcW w:type="dxa" w:w="2880"/>
+          </w:tcPr>
+          <w:p>
+            <w:r/>
+            <w:r>
+              <w:t>Automático</w:t>
             </w:r>
           </w:p>
         </w:tc>
@@ -2982,29 +3360,29 @@
           <w:p>
             <w:r/>
             <w:r>
-              <w:t>RF-49</w:t>
-            </w:r>
-          </w:p>
-        </w:tc>
-        <w:tc>
-          <w:tcPr>
-            <w:tcW w:type="dxa" w:w="2880"/>
-          </w:tcPr>
-          <w:p>
-            <w:r/>
-            <w:r>
-              <w:t>El sistema debe permitir cerrar una alerta con una nota de resolución, conservándola en el historial.</w:t>
-            </w:r>
-          </w:p>
-        </w:tc>
-        <w:tc>
-          <w:tcPr>
-            <w:tcW w:type="dxa" w:w="2880"/>
-          </w:tcPr>
-          <w:p>
-            <w:r/>
-            <w:r>
-              <w:t>Familiar, Cuidadora</w:t>
+              <w:t>RF-58</w:t>
+            </w:r>
+          </w:p>
+        </w:tc>
+        <w:tc>
+          <w:tcPr>
+            <w:tcW w:type="dxa" w:w="2880"/>
+          </w:tcPr>
+          <w:p>
+            <w:r/>
+            <w:r>
+              <w:t>El sistema debe permitir invocar al asistente dentro de la conversación entre personas y publicar su respuesta como un mensaje más del canal.</w:t>
+            </w:r>
+          </w:p>
+        </w:tc>
+        <w:tc>
+          <w:tcPr>
+            <w:tcW w:type="dxa" w:w="2880"/>
+          </w:tcPr>
+          <w:p>
+            <w:r/>
+            <w:r>
+              <w:t>Todos los roles</w:t>
             </w:r>
           </w:p>
         </w:tc>
@@ -3017,18 +3395,18 @@
           <w:p>
             <w:r/>
             <w:r>
-              <w:t>RF-50</w:t>
-            </w:r>
-          </w:p>
-        </w:tc>
-        <w:tc>
-          <w:tcPr>
-            <w:tcW w:type="dxa" w:w="2880"/>
-          </w:tcPr>
-          <w:p>
-            <w:r/>
-            <w:r>
-              <w:t>El sistema debe permitir consultar y modificar las preferencias de notificación por tipo de alerta, impidiendo desactivar las de caída y emergencia.</w:t>
+              <w:t>RF-59</w:t>
+            </w:r>
+          </w:p>
+        </w:tc>
+        <w:tc>
+          <w:tcPr>
+            <w:tcW w:type="dxa" w:w="2880"/>
+          </w:tcPr>
+          <w:p>
+            <w:r/>
+            <w:r>
+              <w:t>El sistema debe conservar el historial de conversaciones con el asistente.</w:t>
             </w:r>
           </w:p>
         </w:tc>
@@ -3040,76 +3418,6 @@
             <w:r/>
             <w:r>
               <w:t>Todos los roles</w:t>
-            </w:r>
-          </w:p>
-        </w:tc>
-      </w:tr>
-      <w:tr>
-        <w:tc>
-          <w:tcPr>
-            <w:tcW w:type="dxa" w:w="2880"/>
-          </w:tcPr>
-          <w:p>
-            <w:r/>
-            <w:r>
-              <w:t>RF-51</w:t>
-            </w:r>
-          </w:p>
-        </w:tc>
-        <w:tc>
-          <w:tcPr>
-            <w:tcW w:type="dxa" w:w="2880"/>
-          </w:tcPr>
-          <w:p>
-            <w:r/>
-            <w:r>
-              <w:t>El sistema debe permitir activar una emergencia mediante un botón, generando una alerta crítica, notificando de inmediato a todos los familiares, registrando el evento y entregando los teléfonos de contacto.</w:t>
-            </w:r>
-          </w:p>
-        </w:tc>
-        <w:tc>
-          <w:tcPr>
-            <w:tcW w:type="dxa" w:w="2880"/>
-          </w:tcPr>
-          <w:p>
-            <w:r/>
-            <w:r>
-              <w:t>Cuidadora, Adulto mayor</w:t>
-            </w:r>
-          </w:p>
-        </w:tc>
-      </w:tr>
-      <w:tr>
-        <w:tc>
-          <w:tcPr>
-            <w:tcW w:type="dxa" w:w="2880"/>
-          </w:tcPr>
-          <w:p>
-            <w:r/>
-            <w:r>
-              <w:t>RF-52</w:t>
-            </w:r>
-          </w:p>
-        </w:tc>
-        <w:tc>
-          <w:tcPr>
-            <w:tcW w:type="dxa" w:w="2880"/>
-          </w:tcPr>
-          <w:p>
-            <w:r/>
-            <w:r>
-              <w:t>El sistema debe escalar la alerta a los siguientes contactos definidos cuando nadie la atienda dentro del plazo establecido.</w:t>
-            </w:r>
-          </w:p>
-        </w:tc>
-        <w:tc>
-          <w:tcPr>
-            <w:tcW w:type="dxa" w:w="2880"/>
-          </w:tcPr>
-          <w:p>
-            <w:r/>
-            <w:r>
-              <w:t>Automático</w:t>
             </w:r>
           </w:p>
         </w:tc>
@@ -3124,10 +3432,7 @@
         <w:rPr>
           <w:b/>
         </w:rPr>
-        <w:t>4.8 Comunicación</w:t>
-      </w:r>
-      <w:r>
-        <w:t xml:space="preserve"> {#comunicación}</w:t>
+        <w:t>4.9 Vista del adulto mayor</w:t>
       </w:r>
     </w:p>
     <w:tbl>
@@ -3215,29 +3520,29 @@
           <w:p>
             <w:r/>
             <w:r>
-              <w:t>RF-53</w:t>
-            </w:r>
-          </w:p>
-        </w:tc>
-        <w:tc>
-          <w:tcPr>
-            <w:tcW w:type="dxa" w:w="2880"/>
-          </w:tcPr>
-          <w:p>
-            <w:r/>
-            <w:r>
-              <w:t>El sistema debe proveer un canal de conversación por paciente que admita mensajes de texto, notas de voz y fotografías.</w:t>
-            </w:r>
-          </w:p>
-        </w:tc>
-        <w:tc>
-          <w:tcPr>
-            <w:tcW w:type="dxa" w:w="2880"/>
-          </w:tcPr>
-          <w:p>
-            <w:r/>
-            <w:r>
-              <w:t>Todos los roles</w:t>
+              <w:t>RF-60</w:t>
+            </w:r>
+          </w:p>
+        </w:tc>
+        <w:tc>
+          <w:tcPr>
+            <w:tcW w:type="dxa" w:w="2880"/>
+          </w:tcPr>
+          <w:p>
+            <w:r/>
+            <w:r>
+              <w:t>El sistema debe permitir a los familiares publicar fotografías en una galería visible para el adulto mayor.</w:t>
+            </w:r>
+          </w:p>
+        </w:tc>
+        <w:tc>
+          <w:tcPr>
+            <w:tcW w:type="dxa" w:w="2880"/>
+          </w:tcPr>
+          <w:p>
+            <w:r/>
+            <w:r>
+              <w:t>Familiar</w:t>
             </w:r>
           </w:p>
         </w:tc>
@@ -3250,29 +3555,29 @@
           <w:p>
             <w:r/>
             <w:r>
-              <w:t>RF-54</w:t>
-            </w:r>
-          </w:p>
-        </w:tc>
-        <w:tc>
-          <w:tcPr>
-            <w:tcW w:type="dxa" w:w="2880"/>
-          </w:tcPr>
-          <w:p>
-            <w:r/>
-            <w:r>
-              <w:t>El sistema debe entregar los mensajes en tiempo real a los participantes conectados y por notificación a quienes no lo estén.</w:t>
-            </w:r>
-          </w:p>
-        </w:tc>
-        <w:tc>
-          <w:tcPr>
-            <w:tcW w:type="dxa" w:w="2880"/>
-          </w:tcPr>
-          <w:p>
-            <w:r/>
-            <w:r>
-              <w:t>Todos los roles</w:t>
+              <w:t>RF-61</w:t>
+            </w:r>
+          </w:p>
+        </w:tc>
+        <w:tc>
+          <w:tcPr>
+            <w:tcW w:type="dxa" w:w="2880"/>
+          </w:tcPr>
+          <w:p>
+            <w:r/>
+            <w:r>
+              <w:t>El sistema debe permitir al adulto mayor ver la galería en modo presentación y reaccionar a una fotografía con un gesto simple o una nota de voz.</w:t>
+            </w:r>
+          </w:p>
+        </w:tc>
+        <w:tc>
+          <w:tcPr>
+            <w:tcW w:type="dxa" w:w="2880"/>
+          </w:tcPr>
+          <w:p>
+            <w:r/>
+            <w:r>
+              <w:t>Adulto mayor</w:t>
             </w:r>
           </w:p>
         </w:tc>
@@ -3285,29 +3590,29 @@
           <w:p>
             <w:r/>
             <w:r>
-              <w:t>RF-55</w:t>
-            </w:r>
-          </w:p>
-        </w:tc>
-        <w:tc>
-          <w:tcPr>
-            <w:tcW w:type="dxa" w:w="2880"/>
-          </w:tcPr>
-          <w:p>
-            <w:r/>
-            <w:r>
-              <w:t>El sistema debe permitir consultar el historial de la conversación y llevar el control de los mensajes no leídos.</w:t>
-            </w:r>
-          </w:p>
-        </w:tc>
-        <w:tc>
-          <w:tcPr>
-            <w:tcW w:type="dxa" w:w="2880"/>
-          </w:tcPr>
-          <w:p>
-            <w:r/>
-            <w:r>
-              <w:t>Todos los roles</w:t>
+              <w:t>RF-62</w:t>
+            </w:r>
+          </w:p>
+        </w:tc>
+        <w:tc>
+          <w:tcPr>
+            <w:tcW w:type="dxa" w:w="2880"/>
+          </w:tcPr>
+          <w:p>
+            <w:r/>
+            <w:r>
+              <w:t>El sistema debe entregar contenido de entretenimiento seleccionado, disponible para leer o escuchar.</w:t>
+            </w:r>
+          </w:p>
+        </w:tc>
+        <w:tc>
+          <w:tcPr>
+            <w:tcW w:type="dxa" w:w="2880"/>
+          </w:tcPr>
+          <w:p>
+            <w:r/>
+            <w:r>
+              <w:t>Adulto mayor, Familiar</w:t>
             </w:r>
           </w:p>
         </w:tc>
@@ -3320,18 +3625,18 @@
           <w:p>
             <w:r/>
             <w:r>
-              <w:t>RF-56</w:t>
-            </w:r>
-          </w:p>
-        </w:tc>
-        <w:tc>
-          <w:tcPr>
-            <w:tcW w:type="dxa" w:w="2880"/>
-          </w:tcPr>
-          <w:p>
-            <w:r/>
-            <w:r>
-              <w:t>El sistema debe permitir consultar al asistente de inteligencia artificial sobre el expediente del paciente, indicando los datos en que se basa la respuesta.</w:t>
+              <w:t>RF-63</w:t>
+            </w:r>
+          </w:p>
+        </w:tc>
+        <w:tc>
+          <w:tcPr>
+            <w:tcW w:type="dxa" w:w="2880"/>
+          </w:tcPr>
+          <w:p>
+            <w:r/>
+            <w:r>
+              <w:t>El sistema debe permitir escuchar en voz alta los mensajes y contenidos recibidos.</w:t>
             </w:r>
           </w:p>
         </w:tc>
@@ -3355,29 +3660,29 @@
           <w:p>
             <w:r/>
             <w:r>
-              <w:t>RF-57</w:t>
-            </w:r>
-          </w:p>
-        </w:tc>
-        <w:tc>
-          <w:tcPr>
-            <w:tcW w:type="dxa" w:w="2880"/>
-          </w:tcPr>
-          <w:p>
-            <w:r/>
-            <w:r>
-              <w:t>El sistema debe restringir las respuestas del asistente a la información que el rol del usuario tiene permitido ver.</w:t>
-            </w:r>
-          </w:p>
-        </w:tc>
-        <w:tc>
-          <w:tcPr>
-            <w:tcW w:type="dxa" w:w="2880"/>
-          </w:tcPr>
-          <w:p>
-            <w:r/>
-            <w:r>
-              <w:t>Automático</w:t>
+              <w:t>RF-64</w:t>
+            </w:r>
+          </w:p>
+        </w:tc>
+        <w:tc>
+          <w:tcPr>
+            <w:tcW w:type="dxa" w:w="2880"/>
+          </w:tcPr>
+          <w:p>
+            <w:r/>
+            <w:r>
+              <w:t>El sistema debe permitir escribir mensajes mediante dictado por voz.</w:t>
+            </w:r>
+          </w:p>
+        </w:tc>
+        <w:tc>
+          <w:tcPr>
+            <w:tcW w:type="dxa" w:w="2880"/>
+          </w:tcPr>
+          <w:p>
+            <w:r/>
+            <w:r>
+              <w:t>Todos los roles</w:t>
             </w:r>
           </w:p>
         </w:tc>
@@ -3390,29 +3695,29 @@
           <w:p>
             <w:r/>
             <w:r>
-              <w:t>RF-58</w:t>
-            </w:r>
-          </w:p>
-        </w:tc>
-        <w:tc>
-          <w:tcPr>
-            <w:tcW w:type="dxa" w:w="2880"/>
-          </w:tcPr>
-          <w:p>
-            <w:r/>
-            <w:r>
-              <w:t>El sistema debe permitir invocar al asistente dentro de la conversación entre personas y publicar su respuesta como un mensaje más del canal.</w:t>
-            </w:r>
-          </w:p>
-        </w:tc>
-        <w:tc>
-          <w:tcPr>
-            <w:tcW w:type="dxa" w:w="2880"/>
-          </w:tcPr>
-          <w:p>
-            <w:r/>
-            <w:r>
-              <w:t>Todos los roles</w:t>
+              <w:t>RF-65</w:t>
+            </w:r>
+          </w:p>
+        </w:tc>
+        <w:tc>
+          <w:tcPr>
+            <w:tcW w:type="dxa" w:w="2880"/>
+          </w:tcPr>
+          <w:p>
+            <w:r/>
+            <w:r>
+              <w:t>El sistema debe permitir al adulto mayor crear música mediante gestos de las manos frente a la cámara, generando el audio en el propio dispositivo.</w:t>
+            </w:r>
+          </w:p>
+        </w:tc>
+        <w:tc>
+          <w:tcPr>
+            <w:tcW w:type="dxa" w:w="2880"/>
+          </w:tcPr>
+          <w:p>
+            <w:r/>
+            <w:r>
+              <w:t>Adulto mayor</w:t>
             </w:r>
           </w:p>
         </w:tc>
@@ -3425,29 +3730,134 @@
           <w:p>
             <w:r/>
             <w:r>
-              <w:t>RF-59</w:t>
-            </w:r>
-          </w:p>
-        </w:tc>
-        <w:tc>
-          <w:tcPr>
-            <w:tcW w:type="dxa" w:w="2880"/>
-          </w:tcPr>
-          <w:p>
-            <w:r/>
-            <w:r>
-              <w:t>El sistema debe conservar el historial de conversaciones con el asistente.</w:t>
-            </w:r>
-          </w:p>
-        </w:tc>
-        <w:tc>
-          <w:tcPr>
-            <w:tcW w:type="dxa" w:w="2880"/>
-          </w:tcPr>
-          <w:p>
-            <w:r/>
-            <w:r>
-              <w:t>Todos los roles</w:t>
+              <w:t>RF-66</w:t>
+            </w:r>
+          </w:p>
+        </w:tc>
+        <w:tc>
+          <w:tcPr>
+            <w:tcW w:type="dxa" w:w="2880"/>
+          </w:tcPr>
+          <w:p>
+            <w:r/>
+            <w:r>
+              <w:t>El sistema debe conservar las creaciones musicales y sincronizarlas con el servidor al recuperar la conexión, sin duplicarlas.</w:t>
+            </w:r>
+          </w:p>
+        </w:tc>
+        <w:tc>
+          <w:tcPr>
+            <w:tcW w:type="dxa" w:w="2880"/>
+          </w:tcPr>
+          <w:p>
+            <w:r/>
+            <w:r>
+              <w:t>Automático</w:t>
+            </w:r>
+          </w:p>
+        </w:tc>
+      </w:tr>
+      <w:tr>
+        <w:tc>
+          <w:tcPr>
+            <w:tcW w:type="dxa" w:w="2880"/>
+          </w:tcPr>
+          <w:p>
+            <w:r/>
+            <w:r>
+              <w:t>RF-67</w:t>
+            </w:r>
+          </w:p>
+        </w:tc>
+        <w:tc>
+          <w:tcPr>
+            <w:tcW w:type="dxa" w:w="2880"/>
+          </w:tcPr>
+          <w:p>
+            <w:r/>
+            <w:r>
+              <w:t>El sistema debe permitir compartir las creaciones musicales con la familia mediante un enlace seguro de escucha.</w:t>
+            </w:r>
+          </w:p>
+        </w:tc>
+        <w:tc>
+          <w:tcPr>
+            <w:tcW w:type="dxa" w:w="2880"/>
+          </w:tcPr>
+          <w:p>
+            <w:r/>
+            <w:r>
+              <w:t>Adulto mayor, Familiar</w:t>
+            </w:r>
+          </w:p>
+        </w:tc>
+      </w:tr>
+      <w:tr>
+        <w:tc>
+          <w:tcPr>
+            <w:tcW w:type="dxa" w:w="2880"/>
+          </w:tcPr>
+          <w:p>
+            <w:r/>
+            <w:r>
+              <w:t>RF-68</w:t>
+            </w:r>
+          </w:p>
+        </w:tc>
+        <w:tc>
+          <w:tcPr>
+            <w:tcW w:type="dxa" w:w="2880"/>
+          </w:tcPr>
+          <w:p>
+            <w:r/>
+            <w:r>
+              <w:t>El sistema debe permitir vincular el dispositivo del adulto mayor mediante un código simple, sin que deba introducir credenciales.</w:t>
+            </w:r>
+          </w:p>
+        </w:tc>
+        <w:tc>
+          <w:tcPr>
+            <w:tcW w:type="dxa" w:w="2880"/>
+          </w:tcPr>
+          <w:p>
+            <w:r/>
+            <w:r>
+              <w:t>Cuidadora, Familiar</w:t>
+            </w:r>
+          </w:p>
+        </w:tc>
+      </w:tr>
+      <w:tr>
+        <w:tc>
+          <w:tcPr>
+            <w:tcW w:type="dxa" w:w="2880"/>
+          </w:tcPr>
+          <w:p>
+            <w:r/>
+            <w:r>
+              <w:t>RF-69</w:t>
+            </w:r>
+          </w:p>
+        </w:tc>
+        <w:tc>
+          <w:tcPr>
+            <w:tcW w:type="dxa" w:w="2880"/>
+          </w:tcPr>
+          <w:p>
+            <w:r/>
+            <w:r>
+              <w:t>El sistema debe registrar métricas de uso por sesión de actividad del adulto mayor, para seguimiento de sus cuidadores.</w:t>
+            </w:r>
+          </w:p>
+        </w:tc>
+        <w:tc>
+          <w:tcPr>
+            <w:tcW w:type="dxa" w:w="2880"/>
+          </w:tcPr>
+          <w:p>
+            <w:r/>
+            <w:r>
+              <w:t>Automático</w:t>
             </w:r>
           </w:p>
         </w:tc>
@@ -3462,10 +3872,7 @@
         <w:rPr>
           <w:b/>
         </w:rPr>
-        <w:t>4.9 Vista del adulto mayor</w:t>
-      </w:r>
-      <w:r>
-        <w:t xml:space="preserve"> {#vista-del-adulto-mayor}</w:t>
+        <w:t>4.10 Operación diaria de la cuidadora</w:t>
       </w:r>
     </w:p>
     <w:tbl>
@@ -3553,29 +3960,29 @@
           <w:p>
             <w:r/>
             <w:r>
-              <w:t>RF-60</w:t>
-            </w:r>
-          </w:p>
-        </w:tc>
-        <w:tc>
-          <w:tcPr>
-            <w:tcW w:type="dxa" w:w="2880"/>
-          </w:tcPr>
-          <w:p>
-            <w:r/>
-            <w:r>
-              <w:t>El sistema debe permitir a los familiares publicar fotografías en una galería visible para el adulto mayor.</w:t>
-            </w:r>
-          </w:p>
-        </w:tc>
-        <w:tc>
-          <w:tcPr>
-            <w:tcW w:type="dxa" w:w="2880"/>
-          </w:tcPr>
-          <w:p>
-            <w:r/>
-            <w:r>
-              <w:t>Familiar</w:t>
+              <w:t>RF-70</w:t>
+            </w:r>
+          </w:p>
+        </w:tc>
+        <w:tc>
+          <w:tcPr>
+            <w:tcW w:type="dxa" w:w="2880"/>
+          </w:tcPr>
+          <w:p>
+            <w:r/>
+            <w:r>
+              <w:t>El sistema debe entregar a la cuidadora una vista con el estado del día: paciente a cargo, próxima toma, tareas pendientes, alertas activas y última nota de relevo.</w:t>
+            </w:r>
+          </w:p>
+        </w:tc>
+        <w:tc>
+          <w:tcPr>
+            <w:tcW w:type="dxa" w:w="2880"/>
+          </w:tcPr>
+          <w:p>
+            <w:r/>
+            <w:r>
+              <w:t>Cuidadora</w:t>
             </w:r>
           </w:p>
         </w:tc>
@@ -3588,29 +3995,29 @@
           <w:p>
             <w:r/>
             <w:r>
-              <w:t>RF-61</w:t>
-            </w:r>
-          </w:p>
-        </w:tc>
-        <w:tc>
-          <w:tcPr>
-            <w:tcW w:type="dxa" w:w="2880"/>
-          </w:tcPr>
-          <w:p>
-            <w:r/>
-            <w:r>
-              <w:t>El sistema debe permitir al adulto mayor ver la galería en modo presentación y reaccionar a una fotografía con un gesto simple o una nota de voz.</w:t>
-            </w:r>
-          </w:p>
-        </w:tc>
-        <w:tc>
-          <w:tcPr>
-            <w:tcW w:type="dxa" w:w="2880"/>
-          </w:tcPr>
-          <w:p>
-            <w:r/>
-            <w:r>
-              <w:t>Adulto mayor</w:t>
+              <w:t>RF-71</w:t>
+            </w:r>
+          </w:p>
+        </w:tc>
+        <w:tc>
+          <w:tcPr>
+            <w:tcW w:type="dxa" w:w="2880"/>
+          </w:tcPr>
+          <w:p>
+            <w:r/>
+            <w:r>
+              <w:t>El sistema debe permitir crear, consultar y marcar las tareas de cuidado del día por categoría.</w:t>
+            </w:r>
+          </w:p>
+        </w:tc>
+        <w:tc>
+          <w:tcPr>
+            <w:tcW w:type="dxa" w:w="2880"/>
+          </w:tcPr>
+          <w:p>
+            <w:r/>
+            <w:r>
+              <w:t>Cuidadora, Familiar</w:t>
             </w:r>
           </w:p>
         </w:tc>
@@ -3623,29 +4030,29 @@
           <w:p>
             <w:r/>
             <w:r>
-              <w:t>RF-62</w:t>
-            </w:r>
-          </w:p>
-        </w:tc>
-        <w:tc>
-          <w:tcPr>
-            <w:tcW w:type="dxa" w:w="2880"/>
-          </w:tcPr>
-          <w:p>
-            <w:r/>
-            <w:r>
-              <w:t>El sistema debe entregar contenido de entretenimiento seleccionado, disponible para leer o escuchar.</w:t>
-            </w:r>
-          </w:p>
-        </w:tc>
-        <w:tc>
-          <w:tcPr>
-            <w:tcW w:type="dxa" w:w="2880"/>
-          </w:tcPr>
-          <w:p>
-            <w:r/>
-            <w:r>
-              <w:t>Adulto mayor, Familiar</w:t>
+              <w:t>RF-72</w:t>
+            </w:r>
+          </w:p>
+        </w:tc>
+        <w:tc>
+          <w:tcPr>
+            <w:tcW w:type="dxa" w:w="2880"/>
+          </w:tcPr>
+          <w:p>
+            <w:r/>
+            <w:r>
+              <w:t>El sistema debe permitir a la cuidadora mantener su perfil profesional con experiencia, especialidades, idiomas, zonas y certificaciones.</w:t>
+            </w:r>
+          </w:p>
+        </w:tc>
+        <w:tc>
+          <w:tcPr>
+            <w:tcW w:type="dxa" w:w="2880"/>
+          </w:tcPr>
+          <w:p>
+            <w:r/>
+            <w:r>
+              <w:t>Cuidadora</w:t>
             </w:r>
           </w:p>
         </w:tc>
@@ -3658,29 +4065,29 @@
           <w:p>
             <w:r/>
             <w:r>
-              <w:t>RF-63</w:t>
-            </w:r>
-          </w:p>
-        </w:tc>
-        <w:tc>
-          <w:tcPr>
-            <w:tcW w:type="dxa" w:w="2880"/>
-          </w:tcPr>
-          <w:p>
-            <w:r/>
-            <w:r>
-              <w:t>El sistema debe permitir escuchar en voz alta los mensajes y contenidos recibidos.</w:t>
-            </w:r>
-          </w:p>
-        </w:tc>
-        <w:tc>
-          <w:tcPr>
-            <w:tcW w:type="dxa" w:w="2880"/>
-          </w:tcPr>
-          <w:p>
-            <w:r/>
-            <w:r>
-              <w:t>Todos los roles</w:t>
+              <w:t>RF-73</w:t>
+            </w:r>
+          </w:p>
+        </w:tc>
+        <w:tc>
+          <w:tcPr>
+            <w:tcW w:type="dxa" w:w="2880"/>
+          </w:tcPr>
+          <w:p>
+            <w:r/>
+            <w:r>
+              <w:t>El sistema debe distinguir entre funciones gratuitas y funciones de pago, impidiendo el acceso a estas últimas sin una suscripción vigente.</w:t>
+            </w:r>
+          </w:p>
+        </w:tc>
+        <w:tc>
+          <w:tcPr>
+            <w:tcW w:type="dxa" w:w="2880"/>
+          </w:tcPr>
+          <w:p>
+            <w:r/>
+            <w:r>
+              <w:t>Automático</w:t>
             </w:r>
           </w:p>
         </w:tc>
@@ -3693,204 +4100,29 @@
           <w:p>
             <w:r/>
             <w:r>
-              <w:t>RF-64</w:t>
-            </w:r>
-          </w:p>
-        </w:tc>
-        <w:tc>
-          <w:tcPr>
-            <w:tcW w:type="dxa" w:w="2880"/>
-          </w:tcPr>
-          <w:p>
-            <w:r/>
-            <w:r>
-              <w:t>El sistema debe permitir escribir mensajes mediante dictado por voz.</w:t>
-            </w:r>
-          </w:p>
-        </w:tc>
-        <w:tc>
-          <w:tcPr>
-            <w:tcW w:type="dxa" w:w="2880"/>
-          </w:tcPr>
-          <w:p>
-            <w:r/>
-            <w:r>
-              <w:t>Todos los roles</w:t>
-            </w:r>
-          </w:p>
-        </w:tc>
-      </w:tr>
-      <w:tr>
-        <w:tc>
-          <w:tcPr>
-            <w:tcW w:type="dxa" w:w="2880"/>
-          </w:tcPr>
-          <w:p>
-            <w:r/>
-            <w:r>
-              <w:t>RF-65</w:t>
-            </w:r>
-          </w:p>
-        </w:tc>
-        <w:tc>
-          <w:tcPr>
-            <w:tcW w:type="dxa" w:w="2880"/>
-          </w:tcPr>
-          <w:p>
-            <w:r/>
-            <w:r>
-              <w:t>El sistema debe permitir al adulto mayor crear música mediante gestos de las manos frente a la cámara, generando el audio en el propio dispositivo.</w:t>
-            </w:r>
-          </w:p>
-        </w:tc>
-        <w:tc>
-          <w:tcPr>
-            <w:tcW w:type="dxa" w:w="2880"/>
-          </w:tcPr>
-          <w:p>
-            <w:r/>
-            <w:r>
-              <w:t>Adulto mayor</w:t>
-            </w:r>
-          </w:p>
-        </w:tc>
-      </w:tr>
-      <w:tr>
-        <w:tc>
-          <w:tcPr>
-            <w:tcW w:type="dxa" w:w="2880"/>
-          </w:tcPr>
-          <w:p>
-            <w:r/>
-            <w:r>
-              <w:t>RF-66</w:t>
-            </w:r>
-          </w:p>
-        </w:tc>
-        <w:tc>
-          <w:tcPr>
-            <w:tcW w:type="dxa" w:w="2880"/>
-          </w:tcPr>
-          <w:p>
-            <w:r/>
-            <w:r>
-              <w:t>El sistema debe conservar las creaciones musicales y sincronizarlas con el servidor al recuperar la conexión, sin duplicarlas.</w:t>
-            </w:r>
-          </w:p>
-        </w:tc>
-        <w:tc>
-          <w:tcPr>
-            <w:tcW w:type="dxa" w:w="2880"/>
-          </w:tcPr>
-          <w:p>
-            <w:r/>
-            <w:r>
-              <w:t>Automático</w:t>
-            </w:r>
-          </w:p>
-        </w:tc>
-      </w:tr>
-      <w:tr>
-        <w:tc>
-          <w:tcPr>
-            <w:tcW w:type="dxa" w:w="2880"/>
-          </w:tcPr>
-          <w:p>
-            <w:r/>
-            <w:r>
-              <w:t>RF-67</w:t>
-            </w:r>
-          </w:p>
-        </w:tc>
-        <w:tc>
-          <w:tcPr>
-            <w:tcW w:type="dxa" w:w="2880"/>
-          </w:tcPr>
-          <w:p>
-            <w:r/>
-            <w:r>
-              <w:t>El sistema debe permitir compartir las creaciones musicales con la familia mediante un enlace seguro de escucha.</w:t>
-            </w:r>
-          </w:p>
-        </w:tc>
-        <w:tc>
-          <w:tcPr>
-            <w:tcW w:type="dxa" w:w="2880"/>
-          </w:tcPr>
-          <w:p>
-            <w:r/>
-            <w:r>
-              <w:t>Adulto mayor, Familiar</w:t>
-            </w:r>
-          </w:p>
-        </w:tc>
-      </w:tr>
-      <w:tr>
-        <w:tc>
-          <w:tcPr>
-            <w:tcW w:type="dxa" w:w="2880"/>
-          </w:tcPr>
-          <w:p>
-            <w:r/>
-            <w:r>
-              <w:t>RF-68</w:t>
-            </w:r>
-          </w:p>
-        </w:tc>
-        <w:tc>
-          <w:tcPr>
-            <w:tcW w:type="dxa" w:w="2880"/>
-          </w:tcPr>
-          <w:p>
-            <w:r/>
-            <w:r>
-              <w:t>El sistema debe permitir vincular el dispositivo del adulto mayor mediante un código simple, sin que deba introducir credenciales.</w:t>
-            </w:r>
-          </w:p>
-        </w:tc>
-        <w:tc>
-          <w:tcPr>
-            <w:tcW w:type="dxa" w:w="2880"/>
-          </w:tcPr>
-          <w:p>
-            <w:r/>
-            <w:r>
-              <w:t>Cuidadora, Familiar</w:t>
-            </w:r>
-          </w:p>
-        </w:tc>
-      </w:tr>
-      <w:tr>
-        <w:tc>
-          <w:tcPr>
-            <w:tcW w:type="dxa" w:w="2880"/>
-          </w:tcPr>
-          <w:p>
-            <w:r/>
-            <w:r>
-              <w:t>RF-69</w:t>
-            </w:r>
-          </w:p>
-        </w:tc>
-        <w:tc>
-          <w:tcPr>
-            <w:tcW w:type="dxa" w:w="2880"/>
-          </w:tcPr>
-          <w:p>
-            <w:r/>
-            <w:r>
-              <w:t>El sistema debe registrar métricas de uso por sesión de actividad del adulto mayor, para seguimiento de sus cuidadores.</w:t>
-            </w:r>
-          </w:p>
-        </w:tc>
-        <w:tc>
-          <w:tcPr>
-            <w:tcW w:type="dxa" w:w="2880"/>
-          </w:tcPr>
-          <w:p>
-            <w:r/>
-            <w:r>
-              <w:t>Automático</w:t>
+              <w:t>RF-74</w:t>
+            </w:r>
+          </w:p>
+        </w:tc>
+        <w:tc>
+          <w:tcPr>
+            <w:tcW w:type="dxa" w:w="2880"/>
+          </w:tcPr>
+          <w:p>
+            <w:r/>
+            <w:r>
+              <w:t>El sistema debe permitir generar reportes de la actividad realizada en un rango de fechas.</w:t>
+            </w:r>
+          </w:p>
+        </w:tc>
+        <w:tc>
+          <w:tcPr>
+            <w:tcW w:type="dxa" w:w="2880"/>
+          </w:tcPr>
+          <w:p>
+            <w:r/>
+            <w:r>
+              <w:t>Cuidadora</w:t>
             </w:r>
           </w:p>
         </w:tc>
@@ -3905,10 +4137,7 @@
         <w:rPr>
           <w:b/>
         </w:rPr>
-        <w:t>4.10 Operación diaria de la cuidadora</w:t>
-      </w:r>
-      <w:r>
-        <w:t xml:space="preserve"> {#operación-diaria-de-la-cuidadora}</w:t>
+        <w:t>4.11 Marketplace</w:t>
       </w:r>
     </w:p>
     <w:tbl>
@@ -3996,29 +4225,29 @@
           <w:p>
             <w:r/>
             <w:r>
-              <w:t>RF-70</w:t>
-            </w:r>
-          </w:p>
-        </w:tc>
-        <w:tc>
-          <w:tcPr>
-            <w:tcW w:type="dxa" w:w="2880"/>
-          </w:tcPr>
-          <w:p>
-            <w:r/>
-            <w:r>
-              <w:t>El sistema debe entregar a la cuidadora una vista con el estado del día: paciente a cargo, próxima toma, tareas pendientes, alertas activas y última nota de relevo.</w:t>
-            </w:r>
-          </w:p>
-        </w:tc>
-        <w:tc>
-          <w:tcPr>
-            <w:tcW w:type="dxa" w:w="2880"/>
-          </w:tcPr>
-          <w:p>
-            <w:r/>
-            <w:r>
-              <w:t>Cuidadora</w:t>
+              <w:t>RF-75</w:t>
+            </w:r>
+          </w:p>
+        </w:tc>
+        <w:tc>
+          <w:tcPr>
+            <w:tcW w:type="dxa" w:w="2880"/>
+          </w:tcPr>
+          <w:p>
+            <w:r/>
+            <w:r>
+              <w:t>El sistema debe permitir buscar cuidadoras aplicando filtros por zona, especialidad, idioma y calificación.</w:t>
+            </w:r>
+          </w:p>
+        </w:tc>
+        <w:tc>
+          <w:tcPr>
+            <w:tcW w:type="dxa" w:w="2880"/>
+          </w:tcPr>
+          <w:p>
+            <w:r/>
+            <w:r>
+              <w:t>Familiar</w:t>
             </w:r>
           </w:p>
         </w:tc>
@@ -4031,29 +4260,29 @@
           <w:p>
             <w:r/>
             <w:r>
-              <w:t>RF-71</w:t>
-            </w:r>
-          </w:p>
-        </w:tc>
-        <w:tc>
-          <w:tcPr>
-            <w:tcW w:type="dxa" w:w="2880"/>
-          </w:tcPr>
-          <w:p>
-            <w:r/>
-            <w:r>
-              <w:t>El sistema debe permitir crear, consultar y marcar las tareas de cuidado del día por categoría.</w:t>
-            </w:r>
-          </w:p>
-        </w:tc>
-        <w:tc>
-          <w:tcPr>
-            <w:tcW w:type="dxa" w:w="2880"/>
-          </w:tcPr>
-          <w:p>
-            <w:r/>
-            <w:r>
-              <w:t>Cuidadora, Familiar</w:t>
+              <w:t>RF-76</w:t>
+            </w:r>
+          </w:p>
+        </w:tc>
+        <w:tc>
+          <w:tcPr>
+            <w:tcW w:type="dxa" w:w="2880"/>
+          </w:tcPr>
+          <w:p>
+            <w:r/>
+            <w:r>
+              <w:t>El sistema debe permitir consultar el perfil público de una cuidadora junto con sus reseñas.</w:t>
+            </w:r>
+          </w:p>
+        </w:tc>
+        <w:tc>
+          <w:tcPr>
+            <w:tcW w:type="dxa" w:w="2880"/>
+          </w:tcPr>
+          <w:p>
+            <w:r/>
+            <w:r>
+              <w:t>Familiar</w:t>
             </w:r>
           </w:p>
         </w:tc>
@@ -4066,29 +4295,29 @@
           <w:p>
             <w:r/>
             <w:r>
-              <w:t>RF-72</w:t>
-            </w:r>
-          </w:p>
-        </w:tc>
-        <w:tc>
-          <w:tcPr>
-            <w:tcW w:type="dxa" w:w="2880"/>
-          </w:tcPr>
-          <w:p>
-            <w:r/>
-            <w:r>
-              <w:t>El sistema debe permitir a la cuidadora mantener su perfil profesional con experiencia, especialidades, idiomas, zonas y certificaciones.</w:t>
-            </w:r>
-          </w:p>
-        </w:tc>
-        <w:tc>
-          <w:tcPr>
-            <w:tcW w:type="dxa" w:w="2880"/>
-          </w:tcPr>
-          <w:p>
-            <w:r/>
-            <w:r>
-              <w:t>Cuidadora</w:t>
+              <w:t>RF-77</w:t>
+            </w:r>
+          </w:p>
+        </w:tc>
+        <w:tc>
+          <w:tcPr>
+            <w:tcW w:type="dxa" w:w="2880"/>
+          </w:tcPr>
+          <w:p>
+            <w:r/>
+            <w:r>
+              <w:t>El sistema debe registrar la solicitud de contacto hacia una cuidadora y entregar su canal de contacto.</w:t>
+            </w:r>
+          </w:p>
+        </w:tc>
+        <w:tc>
+          <w:tcPr>
+            <w:tcW w:type="dxa" w:w="2880"/>
+          </w:tcPr>
+          <w:p>
+            <w:r/>
+            <w:r>
+              <w:t>Familiar</w:t>
             </w:r>
           </w:p>
         </w:tc>
@@ -4101,29 +4330,29 @@
           <w:p>
             <w:r/>
             <w:r>
-              <w:t>RF-73</w:t>
-            </w:r>
-          </w:p>
-        </w:tc>
-        <w:tc>
-          <w:tcPr>
-            <w:tcW w:type="dxa" w:w="2880"/>
-          </w:tcPr>
-          <w:p>
-            <w:r/>
-            <w:r>
-              <w:t>El sistema debe distinguir entre funciones gratuitas y funciones de pago, impidiendo el acceso a estas últimas sin una suscripción vigente.</w:t>
-            </w:r>
-          </w:p>
-        </w:tc>
-        <w:tc>
-          <w:tcPr>
-            <w:tcW w:type="dxa" w:w="2880"/>
-          </w:tcPr>
-          <w:p>
-            <w:r/>
-            <w:r>
-              <w:t>Automático</w:t>
+              <w:t>RF-78</w:t>
+            </w:r>
+          </w:p>
+        </w:tc>
+        <w:tc>
+          <w:tcPr>
+            <w:tcW w:type="dxa" w:w="2880"/>
+          </w:tcPr>
+          <w:p>
+            <w:r/>
+            <w:r>
+              <w:t>El sistema debe permitir dejar una reseña únicamente a quien haya tenido a la cuidadora en su círculo de cuidado, y solo una vez.</w:t>
+            </w:r>
+          </w:p>
+        </w:tc>
+        <w:tc>
+          <w:tcPr>
+            <w:tcW w:type="dxa" w:w="2880"/>
+          </w:tcPr>
+          <w:p>
+            <w:r/>
+            <w:r>
+              <w:t>Familiar</w:t>
             </w:r>
           </w:p>
         </w:tc>
@@ -4136,29 +4365,29 @@
           <w:p>
             <w:r/>
             <w:r>
-              <w:t>RF-74</w:t>
-            </w:r>
-          </w:p>
-        </w:tc>
-        <w:tc>
-          <w:tcPr>
-            <w:tcW w:type="dxa" w:w="2880"/>
-          </w:tcPr>
-          <w:p>
-            <w:r/>
-            <w:r>
-              <w:t>El sistema debe permitir generar reportes de la actividad realizada en un rango de fechas.</w:t>
-            </w:r>
-          </w:p>
-        </w:tc>
-        <w:tc>
-          <w:tcPr>
-            <w:tcW w:type="dxa" w:w="2880"/>
-          </w:tcPr>
-          <w:p>
-            <w:r/>
-            <w:r>
-              <w:t>Cuidadora</w:t>
+              <w:t>RF-79</w:t>
+            </w:r>
+          </w:p>
+        </w:tc>
+        <w:tc>
+          <w:tcPr>
+            <w:tcW w:type="dxa" w:w="2880"/>
+          </w:tcPr>
+          <w:p>
+            <w:r/>
+            <w:r>
+              <w:t>El sistema debe permitir consultar el catálogo de artículos de apoyo por categoría.</w:t>
+            </w:r>
+          </w:p>
+        </w:tc>
+        <w:tc>
+          <w:tcPr>
+            <w:tcW w:type="dxa" w:w="2880"/>
+          </w:tcPr>
+          <w:p>
+            <w:r/>
+            <w:r>
+              <w:t>Familiar, Cuidadora</w:t>
             </w:r>
           </w:p>
         </w:tc>
@@ -4173,10 +4402,7 @@
         <w:rPr>
           <w:b/>
         </w:rPr>
-        <w:t>4.11 Marketplace</w:t>
-      </w:r>
-      <w:r>
-        <w:t xml:space="preserve"> {#marketplace}</w:t>
+        <w:t>4.12 Funcionamiento sin conexión</w:t>
       </w:r>
     </w:p>
     <w:tbl>
@@ -4264,274 +4490,6 @@
           <w:p>
             <w:r/>
             <w:r>
-              <w:t>RF-75</w:t>
-            </w:r>
-          </w:p>
-        </w:tc>
-        <w:tc>
-          <w:tcPr>
-            <w:tcW w:type="dxa" w:w="2880"/>
-          </w:tcPr>
-          <w:p>
-            <w:r/>
-            <w:r>
-              <w:t>El sistema debe permitir buscar cuidadoras aplicando filtros por zona, especialidad, idioma y calificación.</w:t>
-            </w:r>
-          </w:p>
-        </w:tc>
-        <w:tc>
-          <w:tcPr>
-            <w:tcW w:type="dxa" w:w="2880"/>
-          </w:tcPr>
-          <w:p>
-            <w:r/>
-            <w:r>
-              <w:t>Familiar</w:t>
-            </w:r>
-          </w:p>
-        </w:tc>
-      </w:tr>
-      <w:tr>
-        <w:tc>
-          <w:tcPr>
-            <w:tcW w:type="dxa" w:w="2880"/>
-          </w:tcPr>
-          <w:p>
-            <w:r/>
-            <w:r>
-              <w:t>RF-76</w:t>
-            </w:r>
-          </w:p>
-        </w:tc>
-        <w:tc>
-          <w:tcPr>
-            <w:tcW w:type="dxa" w:w="2880"/>
-          </w:tcPr>
-          <w:p>
-            <w:r/>
-            <w:r>
-              <w:t>El sistema debe permitir consultar el perfil público de una cuidadora junto con sus reseñas.</w:t>
-            </w:r>
-          </w:p>
-        </w:tc>
-        <w:tc>
-          <w:tcPr>
-            <w:tcW w:type="dxa" w:w="2880"/>
-          </w:tcPr>
-          <w:p>
-            <w:r/>
-            <w:r>
-              <w:t>Familiar</w:t>
-            </w:r>
-          </w:p>
-        </w:tc>
-      </w:tr>
-      <w:tr>
-        <w:tc>
-          <w:tcPr>
-            <w:tcW w:type="dxa" w:w="2880"/>
-          </w:tcPr>
-          <w:p>
-            <w:r/>
-            <w:r>
-              <w:t>RF-77</w:t>
-            </w:r>
-          </w:p>
-        </w:tc>
-        <w:tc>
-          <w:tcPr>
-            <w:tcW w:type="dxa" w:w="2880"/>
-          </w:tcPr>
-          <w:p>
-            <w:r/>
-            <w:r>
-              <w:t>El sistema debe registrar la solicitud de contacto hacia una cuidadora y entregar su canal de contacto.</w:t>
-            </w:r>
-          </w:p>
-        </w:tc>
-        <w:tc>
-          <w:tcPr>
-            <w:tcW w:type="dxa" w:w="2880"/>
-          </w:tcPr>
-          <w:p>
-            <w:r/>
-            <w:r>
-              <w:t>Familiar</w:t>
-            </w:r>
-          </w:p>
-        </w:tc>
-      </w:tr>
-      <w:tr>
-        <w:tc>
-          <w:tcPr>
-            <w:tcW w:type="dxa" w:w="2880"/>
-          </w:tcPr>
-          <w:p>
-            <w:r/>
-            <w:r>
-              <w:t>RF-78</w:t>
-            </w:r>
-          </w:p>
-        </w:tc>
-        <w:tc>
-          <w:tcPr>
-            <w:tcW w:type="dxa" w:w="2880"/>
-          </w:tcPr>
-          <w:p>
-            <w:r/>
-            <w:r>
-              <w:t>El sistema debe permitir dejar una reseña únicamente a quien haya tenido a la cuidadora en su círculo de cuidado, y solo una vez.</w:t>
-            </w:r>
-          </w:p>
-        </w:tc>
-        <w:tc>
-          <w:tcPr>
-            <w:tcW w:type="dxa" w:w="2880"/>
-          </w:tcPr>
-          <w:p>
-            <w:r/>
-            <w:r>
-              <w:t>Familiar</w:t>
-            </w:r>
-          </w:p>
-        </w:tc>
-      </w:tr>
-      <w:tr>
-        <w:tc>
-          <w:tcPr>
-            <w:tcW w:type="dxa" w:w="2880"/>
-          </w:tcPr>
-          <w:p>
-            <w:r/>
-            <w:r>
-              <w:t>RF-79</w:t>
-            </w:r>
-          </w:p>
-        </w:tc>
-        <w:tc>
-          <w:tcPr>
-            <w:tcW w:type="dxa" w:w="2880"/>
-          </w:tcPr>
-          <w:p>
-            <w:r/>
-            <w:r>
-              <w:t>El sistema debe permitir consultar el catálogo de artículos de apoyo por categoría.</w:t>
-            </w:r>
-          </w:p>
-        </w:tc>
-        <w:tc>
-          <w:tcPr>
-            <w:tcW w:type="dxa" w:w="2880"/>
-          </w:tcPr>
-          <w:p>
-            <w:r/>
-            <w:r>
-              <w:t>Familiar, Cuidadora</w:t>
-            </w:r>
-          </w:p>
-        </w:tc>
-      </w:tr>
-    </w:tbl>
-    <w:p/>
-    <w:p>
-      <w:pPr>
-        <w:pStyle w:val="Heading2"/>
-      </w:pPr>
-      <w:r>
-        <w:rPr>
-          <w:b/>
-        </w:rPr>
-        <w:t>4.12 Funcionamiento sin conexión</w:t>
-      </w:r>
-      <w:r>
-        <w:t xml:space="preserve"> {#funcionamiento-sin-conexión}</w:t>
-      </w:r>
-    </w:p>
-    <w:tbl>
-      <w:tblPr>
-        <w:tblStyle w:val="LightGrid-Accent1"/>
-        <w:tblW w:type="auto" w:w="0"/>
-        <w:jc w:val="center"/>
-        <w:tblLook w:firstColumn="1" w:firstRow="1" w:lastColumn="0" w:lastRow="0" w:noHBand="0" w:noVBand="1" w:val="04A0"/>
-      </w:tblPr>
-      <w:tblGrid>
-        <w:gridCol w:w="2880"/>
-        <w:gridCol w:w="2880"/>
-        <w:gridCol w:w="2880"/>
-      </w:tblGrid>
-      <w:tr>
-        <w:tc>
-          <w:tcPr>
-            <w:tcW w:type="dxa" w:w="2880"/>
-            <w:shd w:val="clear" w:color="auto" w:fill="2E5A88"/>
-          </w:tcPr>
-          <w:p>
-            <w:r>
-              <w:rPr>
-                <w:b/>
-                <w:color w:val="FFFFFF"/>
-              </w:rPr>
-            </w:r>
-            <w:r>
-              <w:rPr>
-                <w:b/>
-                <w:color w:val="FFFFFF"/>
-              </w:rPr>
-              <w:t>Código</w:t>
-            </w:r>
-          </w:p>
-        </w:tc>
-        <w:tc>
-          <w:tcPr>
-            <w:tcW w:type="dxa" w:w="2880"/>
-            <w:shd w:val="clear" w:color="auto" w:fill="2E5A88"/>
-          </w:tcPr>
-          <w:p>
-            <w:r>
-              <w:rPr>
-                <w:b/>
-                <w:color w:val="FFFFFF"/>
-              </w:rPr>
-            </w:r>
-            <w:r>
-              <w:rPr>
-                <w:b/>
-                <w:color w:val="FFFFFF"/>
-              </w:rPr>
-              <w:t>Requisito</w:t>
-            </w:r>
-          </w:p>
-        </w:tc>
-        <w:tc>
-          <w:tcPr>
-            <w:tcW w:type="dxa" w:w="2880"/>
-            <w:shd w:val="clear" w:color="auto" w:fill="2E5A88"/>
-          </w:tcPr>
-          <w:p>
-            <w:r>
-              <w:rPr>
-                <w:b/>
-                <w:color w:val="FFFFFF"/>
-              </w:rPr>
-            </w:r>
-            <w:r>
-              <w:rPr>
-                <w:b/>
-                <w:color w:val="FFFFFF"/>
-              </w:rPr>
-              <w:t>Roles</w:t>
-            </w:r>
-          </w:p>
-        </w:tc>
-      </w:tr>
-      <w:tr>
-        <w:tc>
-          <w:tcPr>
-            <w:tcW w:type="dxa" w:w="2880"/>
-          </w:tcPr>
-          <w:p>
-            <w:r/>
-            <w:r>
               <w:t>RF-80</w:t>
             </w:r>
           </w:p>
@@ -4640,9 +4598,6 @@
           <w:b/>
         </w:rPr>
         <w:t>5. Requisitos no funcionales</w:t>
-      </w:r>
-      <w:r>
-        <w:t xml:space="preserve"> {#requisitos-no-funcionales}</w:t>
       </w:r>
     </w:p>
     <w:p>
@@ -4660,8 +4615,270 @@
         </w:rPr>
         <w:t>5.1 Rendimiento</w:t>
       </w:r>
+    </w:p>
+    <w:tbl>
+      <w:tblPr>
+        <w:tblStyle w:val="LightGrid-Accent1"/>
+        <w:tblW w:type="auto" w:w="0"/>
+        <w:jc w:val="center"/>
+        <w:tblLook w:firstColumn="1" w:firstRow="1" w:lastColumn="0" w:lastRow="0" w:noHBand="0" w:noVBand="1" w:val="04A0"/>
+      </w:tblPr>
+      <w:tblGrid>
+        <w:gridCol w:w="2880"/>
+        <w:gridCol w:w="2880"/>
+        <w:gridCol w:w="2880"/>
+      </w:tblGrid>
+      <w:tr>
+        <w:tc>
+          <w:tcPr>
+            <w:tcW w:type="dxa" w:w="2880"/>
+            <w:shd w:val="clear" w:color="auto" w:fill="2E5A88"/>
+          </w:tcPr>
+          <w:p>
+            <w:r>
+              <w:rPr>
+                <w:b/>
+                <w:color w:val="FFFFFF"/>
+              </w:rPr>
+            </w:r>
+            <w:r>
+              <w:rPr>
+                <w:b/>
+                <w:color w:val="FFFFFF"/>
+              </w:rPr>
+              <w:t>Código</w:t>
+            </w:r>
+          </w:p>
+        </w:tc>
+        <w:tc>
+          <w:tcPr>
+            <w:tcW w:type="dxa" w:w="2880"/>
+            <w:shd w:val="clear" w:color="auto" w:fill="2E5A88"/>
+          </w:tcPr>
+          <w:p>
+            <w:r>
+              <w:rPr>
+                <w:b/>
+                <w:color w:val="FFFFFF"/>
+              </w:rPr>
+            </w:r>
+            <w:r>
+              <w:rPr>
+                <w:b/>
+                <w:color w:val="FFFFFF"/>
+              </w:rPr>
+              <w:t>Requisito</w:t>
+            </w:r>
+          </w:p>
+        </w:tc>
+        <w:tc>
+          <w:tcPr>
+            <w:tcW w:type="dxa" w:w="2880"/>
+            <w:shd w:val="clear" w:color="auto" w:fill="2E5A88"/>
+          </w:tcPr>
+          <w:p>
+            <w:r>
+              <w:rPr>
+                <w:b/>
+                <w:color w:val="FFFFFF"/>
+              </w:rPr>
+            </w:r>
+            <w:r>
+              <w:rPr>
+                <w:b/>
+                <w:color w:val="FFFFFF"/>
+              </w:rPr>
+              <w:t>Criterio de cumplimiento</w:t>
+            </w:r>
+          </w:p>
+        </w:tc>
+      </w:tr>
+      <w:tr>
+        <w:tc>
+          <w:tcPr>
+            <w:tcW w:type="dxa" w:w="2880"/>
+          </w:tcPr>
+          <w:p>
+            <w:r/>
+            <w:r>
+              <w:t>RNF-01</w:t>
+            </w:r>
+          </w:p>
+        </w:tc>
+        <w:tc>
+          <w:tcPr>
+            <w:tcW w:type="dxa" w:w="2880"/>
+          </w:tcPr>
+          <w:p>
+            <w:r/>
+            <w:r>
+              <w:t>Procesamiento de mediciones del wearable</w:t>
+            </w:r>
+          </w:p>
+        </w:tc>
+        <w:tc>
+          <w:tcPr>
+            <w:tcW w:type="dxa" w:w="2880"/>
+          </w:tcPr>
+          <w:p>
+            <w:r/>
+            <w:r>
+              <w:t>Un lote de hasta 500 mediciones debe procesarse en menos de 1 segundo.</w:t>
+            </w:r>
+          </w:p>
+        </w:tc>
+      </w:tr>
+      <w:tr>
+        <w:tc>
+          <w:tcPr>
+            <w:tcW w:type="dxa" w:w="2880"/>
+          </w:tcPr>
+          <w:p>
+            <w:r/>
+            <w:r>
+              <w:t>RNF-02</w:t>
+            </w:r>
+          </w:p>
+        </w:tc>
+        <w:tc>
+          <w:tcPr>
+            <w:tcW w:type="dxa" w:w="2880"/>
+          </w:tcPr>
+          <w:p>
+            <w:r/>
+            <w:r>
+              <w:t>Consulta de historial</w:t>
+            </w:r>
+          </w:p>
+        </w:tc>
+        <w:tc>
+          <w:tcPr>
+            <w:tcW w:type="dxa" w:w="2880"/>
+          </w:tcPr>
+          <w:p>
+            <w:r/>
+            <w:r>
+              <w:t>Una serie de 30 días agrupada por día debe responder en menos de 300 milisegundos.</w:t>
+            </w:r>
+          </w:p>
+        </w:tc>
+      </w:tr>
+      <w:tr>
+        <w:tc>
+          <w:tcPr>
+            <w:tcW w:type="dxa" w:w="2880"/>
+          </w:tcPr>
+          <w:p>
+            <w:r/>
+            <w:r>
+              <w:t>RNF-03</w:t>
+            </w:r>
+          </w:p>
+        </w:tc>
+        <w:tc>
+          <w:tcPr>
+            <w:tcW w:type="dxa" w:w="2880"/>
+          </w:tcPr>
+          <w:p>
+            <w:r/>
+            <w:r>
+              <w:t>Tiempo de respuesta general</w:t>
+            </w:r>
+          </w:p>
+        </w:tc>
+        <w:tc>
+          <w:tcPr>
+            <w:tcW w:type="dxa" w:w="2880"/>
+          </w:tcPr>
+          <w:p>
+            <w:r/>
+            <w:r>
+              <w:t>El 95 % de las consultas de lectura debe responder en menos de 500 milisegundos bajo carga.</w:t>
+            </w:r>
+          </w:p>
+        </w:tc>
+      </w:tr>
+      <w:tr>
+        <w:tc>
+          <w:tcPr>
+            <w:tcW w:type="dxa" w:w="2880"/>
+          </w:tcPr>
+          <w:p>
+            <w:r/>
+            <w:r>
+              <w:t>RNF-04</w:t>
+            </w:r>
+          </w:p>
+        </w:tc>
+        <w:tc>
+          <w:tcPr>
+            <w:tcW w:type="dxa" w:w="2880"/>
+          </w:tcPr>
+          <w:p>
+            <w:r/>
+            <w:r>
+              <w:t>Latencia de alertas críticas</w:t>
+            </w:r>
+          </w:p>
+        </w:tc>
+        <w:tc>
+          <w:tcPr>
+            <w:tcW w:type="dxa" w:w="2880"/>
+          </w:tcPr>
+          <w:p>
+            <w:r/>
+            <w:r>
+              <w:t>Una caída detectada debe generar la alerta y el aviso al teléfono en menos de 10 segundos.</w:t>
+            </w:r>
+          </w:p>
+        </w:tc>
+      </w:tr>
+      <w:tr>
+        <w:tc>
+          <w:tcPr>
+            <w:tcW w:type="dxa" w:w="2880"/>
+          </w:tcPr>
+          <w:p>
+            <w:r/>
+            <w:r>
+              <w:t>RNF-05</w:t>
+            </w:r>
+          </w:p>
+        </w:tc>
+        <w:tc>
+          <w:tcPr>
+            <w:tcW w:type="dxa" w:w="2880"/>
+          </w:tcPr>
+          <w:p>
+            <w:r/>
+            <w:r>
+              <w:t>Entrega de notificaciones</w:t>
+            </w:r>
+          </w:p>
+        </w:tc>
+        <w:tc>
+          <w:tcPr>
+            <w:tcW w:type="dxa" w:w="2880"/>
+          </w:tcPr>
+          <w:p>
+            <w:r/>
+            <w:r>
+              <w:t>Una notificación debe llegar al dispositivo en menos de 30 segundos.</w:t>
+            </w:r>
+          </w:p>
+        </w:tc>
+      </w:tr>
+    </w:tbl>
+    <w:p/>
+    <w:p>
+      <w:pPr>
+        <w:pStyle w:val="Heading2"/>
+      </w:pPr>
       <w:r>
-        <w:t xml:space="preserve"> {#rendimiento}</w:t>
+        <w:rPr>
+          <w:b/>
+        </w:rPr>
+        <w:t>5.2 Escalabilidad</w:t>
       </w:r>
     </w:p>
     <w:tbl>
@@ -4749,29 +4966,29 @@
           <w:p>
             <w:r/>
             <w:r>
-              <w:t>RNF-01</w:t>
-            </w:r>
-          </w:p>
-        </w:tc>
-        <w:tc>
-          <w:tcPr>
-            <w:tcW w:type="dxa" w:w="2880"/>
-          </w:tcPr>
-          <w:p>
-            <w:r/>
-            <w:r>
-              <w:t>Procesamiento de mediciones del wearable</w:t>
-            </w:r>
-          </w:p>
-        </w:tc>
-        <w:tc>
-          <w:tcPr>
-            <w:tcW w:type="dxa" w:w="2880"/>
-          </w:tcPr>
-          <w:p>
-            <w:r/>
-            <w:r>
-              <w:t>Un lote de hasta 500 mediciones debe procesarse en menos de 1 segundo.</w:t>
+              <w:t>RNF-06</w:t>
+            </w:r>
+          </w:p>
+        </w:tc>
+        <w:tc>
+          <w:tcPr>
+            <w:tcW w:type="dxa" w:w="2880"/>
+          </w:tcPr>
+          <w:p>
+            <w:r/>
+            <w:r>
+              <w:t>Usuarios concurrentes</w:t>
+            </w:r>
+          </w:p>
+        </w:tc>
+        <w:tc>
+          <w:tcPr>
+            <w:tcW w:type="dxa" w:w="2880"/>
+          </w:tcPr>
+          <w:p>
+            <w:r/>
+            <w:r>
+              <w:t>El sistema debe sostener al menos 100 usuarios simultáneos sin degradar los tiempos anteriores.</w:t>
             </w:r>
           </w:p>
         </w:tc>
@@ -4784,29 +5001,29 @@
           <w:p>
             <w:r/>
             <w:r>
-              <w:t>RNF-02</w:t>
-            </w:r>
-          </w:p>
-        </w:tc>
-        <w:tc>
-          <w:tcPr>
-            <w:tcW w:type="dxa" w:w="2880"/>
-          </w:tcPr>
-          <w:p>
-            <w:r/>
-            <w:r>
-              <w:t>Consulta de historial</w:t>
-            </w:r>
-          </w:p>
-        </w:tc>
-        <w:tc>
-          <w:tcPr>
-            <w:tcW w:type="dxa" w:w="2880"/>
-          </w:tcPr>
-          <w:p>
-            <w:r/>
-            <w:r>
-              <w:t>Una serie de 30 días agrupada por día debe responder en menos de 300 milisegundos.</w:t>
+              <w:t>RNF-07</w:t>
+            </w:r>
+          </w:p>
+        </w:tc>
+        <w:tc>
+          <w:tcPr>
+            <w:tcW w:type="dxa" w:w="2880"/>
+          </w:tcPr>
+          <w:p>
+            <w:r/>
+            <w:r>
+              <w:t>Crecimiento de las mediciones</w:t>
+            </w:r>
+          </w:p>
+        </w:tc>
+        <w:tc>
+          <w:tcPr>
+            <w:tcW w:type="dxa" w:w="2880"/>
+          </w:tcPr>
+          <w:p>
+            <w:r/>
+            <w:r>
+              <w:t>La tabla de mediciones debe estar particionada por mes para mantener el rendimiento de las consultas históricas.</w:t>
             </w:r>
           </w:p>
         </w:tc>
@@ -4819,99 +5036,29 @@
           <w:p>
             <w:r/>
             <w:r>
-              <w:t>RNF-03</w:t>
-            </w:r>
-          </w:p>
-        </w:tc>
-        <w:tc>
-          <w:tcPr>
-            <w:tcW w:type="dxa" w:w="2880"/>
-          </w:tcPr>
-          <w:p>
-            <w:r/>
-            <w:r>
-              <w:t>Tiempo de respuesta general</w:t>
-            </w:r>
-          </w:p>
-        </w:tc>
-        <w:tc>
-          <w:tcPr>
-            <w:tcW w:type="dxa" w:w="2880"/>
-          </w:tcPr>
-          <w:p>
-            <w:r/>
-            <w:r>
-              <w:t>El 95 % de las consultas de lectura debe responder en menos de 500 milisegundos bajo carga.</w:t>
-            </w:r>
-          </w:p>
-        </w:tc>
-      </w:tr>
-      <w:tr>
-        <w:tc>
-          <w:tcPr>
-            <w:tcW w:type="dxa" w:w="2880"/>
-          </w:tcPr>
-          <w:p>
-            <w:r/>
-            <w:r>
-              <w:t>RNF-04</w:t>
-            </w:r>
-          </w:p>
-        </w:tc>
-        <w:tc>
-          <w:tcPr>
-            <w:tcW w:type="dxa" w:w="2880"/>
-          </w:tcPr>
-          <w:p>
-            <w:r/>
-            <w:r>
-              <w:t>Latencia de alertas críticas</w:t>
-            </w:r>
-          </w:p>
-        </w:tc>
-        <w:tc>
-          <w:tcPr>
-            <w:tcW w:type="dxa" w:w="2880"/>
-          </w:tcPr>
-          <w:p>
-            <w:r/>
-            <w:r>
-              <w:t>Una caída detectada debe generar la alerta y el aviso al teléfono en menos de 10 segundos.</w:t>
-            </w:r>
-          </w:p>
-        </w:tc>
-      </w:tr>
-      <w:tr>
-        <w:tc>
-          <w:tcPr>
-            <w:tcW w:type="dxa" w:w="2880"/>
-          </w:tcPr>
-          <w:p>
-            <w:r/>
-            <w:r>
-              <w:t>RNF-05</w:t>
-            </w:r>
-          </w:p>
-        </w:tc>
-        <w:tc>
-          <w:tcPr>
-            <w:tcW w:type="dxa" w:w="2880"/>
-          </w:tcPr>
-          <w:p>
-            <w:r/>
-            <w:r>
-              <w:t>Entrega de notificaciones</w:t>
-            </w:r>
-          </w:p>
-        </w:tc>
-        <w:tc>
-          <w:tcPr>
-            <w:tcW w:type="dxa" w:w="2880"/>
-          </w:tcPr>
-          <w:p>
-            <w:r/>
-            <w:r>
-              <w:t>Una notificación debe llegar al dispositivo en menos de 30 segundos.</w:t>
+              <w:t>RNF-08</w:t>
+            </w:r>
+          </w:p>
+        </w:tc>
+        <w:tc>
+          <w:tcPr>
+            <w:tcW w:type="dxa" w:w="2880"/>
+          </w:tcPr>
+          <w:p>
+            <w:r/>
+            <w:r>
+              <w:t>Ingesta repetible</w:t>
+            </w:r>
+          </w:p>
+        </w:tc>
+        <w:tc>
+          <w:tcPr>
+            <w:tcW w:type="dxa" w:w="2880"/>
+          </w:tcPr>
+          <w:p>
+            <w:r/>
+            <w:r>
+              <w:t>El envío duplicado de un mismo lote no debe generar registros repetidos ni alertas repetidas.</w:t>
             </w:r>
           </w:p>
         </w:tc>
@@ -4926,10 +5073,7 @@
         <w:rPr>
           <w:b/>
         </w:rPr>
-        <w:t>5.2 Escalabilidad</w:t>
-      </w:r>
-      <w:r>
-        <w:t xml:space="preserve"> {#escalabilidad}</w:t>
+        <w:t>5.3 Seguridad</w:t>
       </w:r>
     </w:p>
     <w:tbl>
@@ -5017,29 +5161,29 @@
           <w:p>
             <w:r/>
             <w:r>
-              <w:t>RNF-06</w:t>
-            </w:r>
-          </w:p>
-        </w:tc>
-        <w:tc>
-          <w:tcPr>
-            <w:tcW w:type="dxa" w:w="2880"/>
-          </w:tcPr>
-          <w:p>
-            <w:r/>
-            <w:r>
-              <w:t>Usuarios concurrentes</w:t>
-            </w:r>
-          </w:p>
-        </w:tc>
-        <w:tc>
-          <w:tcPr>
-            <w:tcW w:type="dxa" w:w="2880"/>
-          </w:tcPr>
-          <w:p>
-            <w:r/>
-            <w:r>
-              <w:t>El sistema debe sostener al menos 100 usuarios simultáneos sin degradar los tiempos anteriores.</w:t>
+              <w:t>RNF-09</w:t>
+            </w:r>
+          </w:p>
+        </w:tc>
+        <w:tc>
+          <w:tcPr>
+            <w:tcW w:type="dxa" w:w="2880"/>
+          </w:tcPr>
+          <w:p>
+            <w:r/>
+            <w:r>
+              <w:t>Cifrado en tránsito</w:t>
+            </w:r>
+          </w:p>
+        </w:tc>
+        <w:tc>
+          <w:tcPr>
+            <w:tcW w:type="dxa" w:w="2880"/>
+          </w:tcPr>
+          <w:p>
+            <w:r/>
+            <w:r>
+              <w:t>Toda comunicación con el servidor debe usar TLS 1.2 o superior.</w:t>
             </w:r>
           </w:p>
         </w:tc>
@@ -5052,29 +5196,29 @@
           <w:p>
             <w:r/>
             <w:r>
-              <w:t>RNF-07</w:t>
-            </w:r>
-          </w:p>
-        </w:tc>
-        <w:tc>
-          <w:tcPr>
-            <w:tcW w:type="dxa" w:w="2880"/>
-          </w:tcPr>
-          <w:p>
-            <w:r/>
-            <w:r>
-              <w:t>Crecimiento de las mediciones</w:t>
-            </w:r>
-          </w:p>
-        </w:tc>
-        <w:tc>
-          <w:tcPr>
-            <w:tcW w:type="dxa" w:w="2880"/>
-          </w:tcPr>
-          <w:p>
-            <w:r/>
-            <w:r>
-              <w:t>La tabla de mediciones debe estar particionada por mes para mantener el rendimiento de las consultas históricas.</w:t>
+              <w:t>RNF-10</w:t>
+            </w:r>
+          </w:p>
+        </w:tc>
+        <w:tc>
+          <w:tcPr>
+            <w:tcW w:type="dxa" w:w="2880"/>
+          </w:tcPr>
+          <w:p>
+            <w:r/>
+            <w:r>
+              <w:t>Resguardo de contraseñas</w:t>
+            </w:r>
+          </w:p>
+        </w:tc>
+        <w:tc>
+          <w:tcPr>
+            <w:tcW w:type="dxa" w:w="2880"/>
+          </w:tcPr>
+          <w:p>
+            <w:r/>
+            <w:r>
+              <w:t>Las contraseñas deben almacenarse con función de hash, nunca en texto plano.</w:t>
             </w:r>
           </w:p>
         </w:tc>
@@ -5087,29 +5231,169 @@
           <w:p>
             <w:r/>
             <w:r>
-              <w:t>RNF-08</w:t>
-            </w:r>
-          </w:p>
-        </w:tc>
-        <w:tc>
-          <w:tcPr>
-            <w:tcW w:type="dxa" w:w="2880"/>
-          </w:tcPr>
-          <w:p>
-            <w:r/>
-            <w:r>
-              <w:t>Ingesta repetible</w:t>
-            </w:r>
-          </w:p>
-        </w:tc>
-        <w:tc>
-          <w:tcPr>
-            <w:tcW w:type="dxa" w:w="2880"/>
-          </w:tcPr>
-          <w:p>
-            <w:r/>
-            <w:r>
-              <w:t>El envío duplicado de un mismo lote no debe generar registros repetidos ni alertas repetidas.</w:t>
+              <w:t>RNF-11</w:t>
+            </w:r>
+          </w:p>
+        </w:tc>
+        <w:tc>
+          <w:tcPr>
+            <w:tcW w:type="dxa" w:w="2880"/>
+          </w:tcPr>
+          <w:p>
+            <w:r/>
+            <w:r>
+              <w:t>Duración de la sesión</w:t>
+            </w:r>
+          </w:p>
+        </w:tc>
+        <w:tc>
+          <w:tcPr>
+            <w:tcW w:type="dxa" w:w="2880"/>
+          </w:tcPr>
+          <w:p>
+            <w:r/>
+            <w:r>
+              <w:t>La sesión debe expirar a los 30 minutos y renovarse mediante un mecanismo rotatorio revocable de 30 días.</w:t>
+            </w:r>
+          </w:p>
+        </w:tc>
+      </w:tr>
+      <w:tr>
+        <w:tc>
+          <w:tcPr>
+            <w:tcW w:type="dxa" w:w="2880"/>
+          </w:tcPr>
+          <w:p>
+            <w:r/>
+            <w:r>
+              <w:t>RNF-12</w:t>
+            </w:r>
+          </w:p>
+        </w:tc>
+        <w:tc>
+          <w:tcPr>
+            <w:tcW w:type="dxa" w:w="2880"/>
+          </w:tcPr>
+          <w:p>
+            <w:r/>
+            <w:r>
+              <w:t>Control de acceso</w:t>
+            </w:r>
+          </w:p>
+        </w:tc>
+        <w:tc>
+          <w:tcPr>
+            <w:tcW w:type="dxa" w:w="2880"/>
+          </w:tcPr>
+          <w:p>
+            <w:r/>
+            <w:r>
+              <w:t>Cada operación debe validar en el servidor el rol del usuario sobre el paciente; ocultar la opción en la interfaz no se considera control de acceso.</w:t>
+            </w:r>
+          </w:p>
+        </w:tc>
+      </w:tr>
+      <w:tr>
+        <w:tc>
+          <w:tcPr>
+            <w:tcW w:type="dxa" w:w="2880"/>
+          </w:tcPr>
+          <w:p>
+            <w:r/>
+            <w:r>
+              <w:t>RNF-13</w:t>
+            </w:r>
+          </w:p>
+        </w:tc>
+        <w:tc>
+          <w:tcPr>
+            <w:tcW w:type="dxa" w:w="2880"/>
+          </w:tcPr>
+          <w:p>
+            <w:r/>
+            <w:r>
+              <w:t>Acceso a archivos</w:t>
+            </w:r>
+          </w:p>
+        </w:tc>
+        <w:tc>
+          <w:tcPr>
+            <w:tcW w:type="dxa" w:w="2880"/>
+          </w:tcPr>
+          <w:p>
+            <w:r/>
+            <w:r>
+              <w:t>Los enlaces de subida y descarga de archivos deben expirar en un máximo de 15 minutos.</w:t>
+            </w:r>
+          </w:p>
+        </w:tc>
+      </w:tr>
+      <w:tr>
+        <w:tc>
+          <w:tcPr>
+            <w:tcW w:type="dxa" w:w="2880"/>
+          </w:tcPr>
+          <w:p>
+            <w:r/>
+            <w:r>
+              <w:t>RNF-14</w:t>
+            </w:r>
+          </w:p>
+        </w:tc>
+        <w:tc>
+          <w:tcPr>
+            <w:tcW w:type="dxa" w:w="2880"/>
+          </w:tcPr>
+          <w:p>
+            <w:r/>
+            <w:r>
+              <w:t>Trazabilidad clínica</w:t>
+            </w:r>
+          </w:p>
+        </w:tc>
+        <w:tc>
+          <w:tcPr>
+            <w:tcW w:type="dxa" w:w="2880"/>
+          </w:tcPr>
+          <w:p>
+            <w:r/>
+            <w:r>
+              <w:t>El sistema debe registrar qué usuario consultó qué expediente y cuándo.</w:t>
+            </w:r>
+          </w:p>
+        </w:tc>
+      </w:tr>
+      <w:tr>
+        <w:tc>
+          <w:tcPr>
+            <w:tcW w:type="dxa" w:w="2880"/>
+          </w:tcPr>
+          <w:p>
+            <w:r/>
+            <w:r>
+              <w:t>RNF-15</w:t>
+            </w:r>
+          </w:p>
+        </w:tc>
+        <w:tc>
+          <w:tcPr>
+            <w:tcW w:type="dxa" w:w="2880"/>
+          </w:tcPr>
+          <w:p>
+            <w:r/>
+            <w:r>
+              <w:t>Cifrado en reposo</w:t>
+            </w:r>
+          </w:p>
+        </w:tc>
+        <w:tc>
+          <w:tcPr>
+            <w:tcW w:type="dxa" w:w="2880"/>
+          </w:tcPr>
+          <w:p>
+            <w:r/>
+            <w:r>
+              <w:t>La base de datos y los archivos almacenados deben estar cifrados en reposo.</w:t>
             </w:r>
           </w:p>
         </w:tc>
@@ -5124,10 +5408,7 @@
         <w:rPr>
           <w:b/>
         </w:rPr>
-        <w:t>5.3 Seguridad</w:t>
-      </w:r>
-      <w:r>
-        <w:t xml:space="preserve"> {#seguridad}</w:t>
+        <w:t>5.4 Disponibilidad</w:t>
       </w:r>
     </w:p>
     <w:tbl>
@@ -5215,29 +5496,29 @@
           <w:p>
             <w:r/>
             <w:r>
-              <w:t>RNF-09</w:t>
-            </w:r>
-          </w:p>
-        </w:tc>
-        <w:tc>
-          <w:tcPr>
-            <w:tcW w:type="dxa" w:w="2880"/>
-          </w:tcPr>
-          <w:p>
-            <w:r/>
-            <w:r>
-              <w:t>Cifrado en tránsito</w:t>
-            </w:r>
-          </w:p>
-        </w:tc>
-        <w:tc>
-          <w:tcPr>
-            <w:tcW w:type="dxa" w:w="2880"/>
-          </w:tcPr>
-          <w:p>
-            <w:r/>
-            <w:r>
-              <w:t>Toda comunicación con el servidor debe usar TLS 1.2 o superior.</w:t>
+              <w:t>RNF-16</w:t>
+            </w:r>
+          </w:p>
+        </w:tc>
+        <w:tc>
+          <w:tcPr>
+            <w:tcW w:type="dxa" w:w="2880"/>
+          </w:tcPr>
+          <w:p>
+            <w:r/>
+            <w:r>
+              <w:t>Operación sin conexión</w:t>
+            </w:r>
+          </w:p>
+        </w:tc>
+        <w:tc>
+          <w:tcPr>
+            <w:tcW w:type="dxa" w:w="2880"/>
+          </w:tcPr>
+          <w:p>
+            <w:r/>
+            <w:r>
+              <w:t>La aplicación debe permitir consultar y registrar información básica sin conexión, sincronizando al recuperarla.</w:t>
             </w:r>
           </w:p>
         </w:tc>
@@ -5250,29 +5531,29 @@
           <w:p>
             <w:r/>
             <w:r>
-              <w:t>RNF-10</w:t>
-            </w:r>
-          </w:p>
-        </w:tc>
-        <w:tc>
-          <w:tcPr>
-            <w:tcW w:type="dxa" w:w="2880"/>
-          </w:tcPr>
-          <w:p>
-            <w:r/>
-            <w:r>
-              <w:t>Resguardo de contraseñas</w:t>
-            </w:r>
-          </w:p>
-        </w:tc>
-        <w:tc>
-          <w:tcPr>
-            <w:tcW w:type="dxa" w:w="2880"/>
-          </w:tcPr>
-          <w:p>
-            <w:r/>
-            <w:r>
-              <w:t>Las contraseñas deben almacenarse con función de hash, nunca en texto plano.</w:t>
+              <w:t>RNF-17</w:t>
+            </w:r>
+          </w:p>
+        </w:tc>
+        <w:tc>
+          <w:tcPr>
+            <w:tcW w:type="dxa" w:w="2880"/>
+          </w:tcPr>
+          <w:p>
+            <w:r/>
+            <w:r>
+              <w:t>Respaldos</w:t>
+            </w:r>
+          </w:p>
+        </w:tc>
+        <w:tc>
+          <w:tcPr>
+            <w:tcW w:type="dxa" w:w="2880"/>
+          </w:tcPr>
+          <w:p>
+            <w:r/>
+            <w:r>
+              <w:t>La base de datos debe contar con respaldos automáticos y con un procedimiento de restauración verificado.</w:t>
             </w:r>
           </w:p>
         </w:tc>
@@ -5285,169 +5566,29 @@
           <w:p>
             <w:r/>
             <w:r>
-              <w:t>RNF-11</w:t>
-            </w:r>
-          </w:p>
-        </w:tc>
-        <w:tc>
-          <w:tcPr>
-            <w:tcW w:type="dxa" w:w="2880"/>
-          </w:tcPr>
-          <w:p>
-            <w:r/>
-            <w:r>
-              <w:t>Duración de la sesión</w:t>
-            </w:r>
-          </w:p>
-        </w:tc>
-        <w:tc>
-          <w:tcPr>
-            <w:tcW w:type="dxa" w:w="2880"/>
-          </w:tcPr>
-          <w:p>
-            <w:r/>
-            <w:r>
-              <w:t>La sesión debe expirar a los 30 minutos y renovarse mediante un mecanismo rotatorio revocable de 30 días.</w:t>
-            </w:r>
-          </w:p>
-        </w:tc>
-      </w:tr>
-      <w:tr>
-        <w:tc>
-          <w:tcPr>
-            <w:tcW w:type="dxa" w:w="2880"/>
-          </w:tcPr>
-          <w:p>
-            <w:r/>
-            <w:r>
-              <w:t>RNF-12</w:t>
-            </w:r>
-          </w:p>
-        </w:tc>
-        <w:tc>
-          <w:tcPr>
-            <w:tcW w:type="dxa" w:w="2880"/>
-          </w:tcPr>
-          <w:p>
-            <w:r/>
-            <w:r>
-              <w:t>Control de acceso</w:t>
-            </w:r>
-          </w:p>
-        </w:tc>
-        <w:tc>
-          <w:tcPr>
-            <w:tcW w:type="dxa" w:w="2880"/>
-          </w:tcPr>
-          <w:p>
-            <w:r/>
-            <w:r>
-              <w:t>Cada operación debe validar en el servidor el rol del usuario sobre el paciente; ocultar la opción en la interfaz no se considera control de acceso.</w:t>
-            </w:r>
-          </w:p>
-        </w:tc>
-      </w:tr>
-      <w:tr>
-        <w:tc>
-          <w:tcPr>
-            <w:tcW w:type="dxa" w:w="2880"/>
-          </w:tcPr>
-          <w:p>
-            <w:r/>
-            <w:r>
-              <w:t>RNF-13</w:t>
-            </w:r>
-          </w:p>
-        </w:tc>
-        <w:tc>
-          <w:tcPr>
-            <w:tcW w:type="dxa" w:w="2880"/>
-          </w:tcPr>
-          <w:p>
-            <w:r/>
-            <w:r>
-              <w:t>Acceso a archivos</w:t>
-            </w:r>
-          </w:p>
-        </w:tc>
-        <w:tc>
-          <w:tcPr>
-            <w:tcW w:type="dxa" w:w="2880"/>
-          </w:tcPr>
-          <w:p>
-            <w:r/>
-            <w:r>
-              <w:t>Los enlaces de subida y descarga de archivos deben expirar en un máximo de 15 minutos.</w:t>
-            </w:r>
-          </w:p>
-        </w:tc>
-      </w:tr>
-      <w:tr>
-        <w:tc>
-          <w:tcPr>
-            <w:tcW w:type="dxa" w:w="2880"/>
-          </w:tcPr>
-          <w:p>
-            <w:r/>
-            <w:r>
-              <w:t>RNF-14</w:t>
-            </w:r>
-          </w:p>
-        </w:tc>
-        <w:tc>
-          <w:tcPr>
-            <w:tcW w:type="dxa" w:w="2880"/>
-          </w:tcPr>
-          <w:p>
-            <w:r/>
-            <w:r>
-              <w:t>Trazabilidad clínica</w:t>
-            </w:r>
-          </w:p>
-        </w:tc>
-        <w:tc>
-          <w:tcPr>
-            <w:tcW w:type="dxa" w:w="2880"/>
-          </w:tcPr>
-          <w:p>
-            <w:r/>
-            <w:r>
-              <w:t>El sistema debe registrar qué usuario consultó qué expediente y cuándo.</w:t>
-            </w:r>
-          </w:p>
-        </w:tc>
-      </w:tr>
-      <w:tr>
-        <w:tc>
-          <w:tcPr>
-            <w:tcW w:type="dxa" w:w="2880"/>
-          </w:tcPr>
-          <w:p>
-            <w:r/>
-            <w:r>
-              <w:t>RNF-15</w:t>
-            </w:r>
-          </w:p>
-        </w:tc>
-        <w:tc>
-          <w:tcPr>
-            <w:tcW w:type="dxa" w:w="2880"/>
-          </w:tcPr>
-          <w:p>
-            <w:r/>
-            <w:r>
-              <w:t>Cifrado en reposo</w:t>
-            </w:r>
-          </w:p>
-        </w:tc>
-        <w:tc>
-          <w:tcPr>
-            <w:tcW w:type="dxa" w:w="2880"/>
-          </w:tcPr>
-          <w:p>
-            <w:r/>
-            <w:r>
-              <w:t>La base de datos y los archivos almacenados deben estar cifrados en reposo.</w:t>
+              <w:t>RNF-18</w:t>
+            </w:r>
+          </w:p>
+        </w:tc>
+        <w:tc>
+          <w:tcPr>
+            <w:tcW w:type="dxa" w:w="2880"/>
+          </w:tcPr>
+          <w:p>
+            <w:r/>
+            <w:r>
+              <w:t>Estabilidad de la aplicación</w:t>
+            </w:r>
+          </w:p>
+        </w:tc>
+        <w:tc>
+          <w:tcPr>
+            <w:tcW w:type="dxa" w:w="2880"/>
+          </w:tcPr>
+          <w:p>
+            <w:r/>
+            <w:r>
+              <w:t>La aplicación debe mantener una tasa de sesiones sin fallos igual o superior al 99,5 %.</w:t>
             </w:r>
           </w:p>
         </w:tc>
@@ -5462,10 +5603,7 @@
         <w:rPr>
           <w:b/>
         </w:rPr>
-        <w:t>5.4 Disponibilidad</w:t>
-      </w:r>
-      <w:r>
-        <w:t xml:space="preserve"> {#disponibilidad}</w:t>
+        <w:t>5.5 Usabilidad y accesibilidad</w:t>
       </w:r>
     </w:p>
     <w:tbl>
@@ -5553,29 +5691,29 @@
           <w:p>
             <w:r/>
             <w:r>
-              <w:t>RNF-16</w:t>
-            </w:r>
-          </w:p>
-        </w:tc>
-        <w:tc>
-          <w:tcPr>
-            <w:tcW w:type="dxa" w:w="2880"/>
-          </w:tcPr>
-          <w:p>
-            <w:r/>
-            <w:r>
-              <w:t>Operación sin conexión</w:t>
-            </w:r>
-          </w:p>
-        </w:tc>
-        <w:tc>
-          <w:tcPr>
-            <w:tcW w:type="dxa" w:w="2880"/>
-          </w:tcPr>
-          <w:p>
-            <w:r/>
-            <w:r>
-              <w:t>La aplicación debe permitir consultar y registrar información básica sin conexión, sincronizando al recuperarla.</w:t>
+              <w:t>RNF-19</w:t>
+            </w:r>
+          </w:p>
+        </w:tc>
+        <w:tc>
+          <w:tcPr>
+            <w:tcW w:type="dxa" w:w="2880"/>
+          </w:tcPr>
+          <w:p>
+            <w:r/>
+            <w:r>
+              <w:t>Accesibilidad del adulto mayor</w:t>
+            </w:r>
+          </w:p>
+        </w:tc>
+        <w:tc>
+          <w:tcPr>
+            <w:tcW w:type="dxa" w:w="2880"/>
+          </w:tcPr>
+          <w:p>
+            <w:r/>
+            <w:r>
+              <w:t>En la vista del adulto mayor los elementos táctiles deben medir al menos 48 puntos y el contraste debe cumplir el nivel AA.</w:t>
             </w:r>
           </w:p>
         </w:tc>
@@ -5588,29 +5726,29 @@
           <w:p>
             <w:r/>
             <w:r>
-              <w:t>RNF-17</w:t>
-            </w:r>
-          </w:p>
-        </w:tc>
-        <w:tc>
-          <w:tcPr>
-            <w:tcW w:type="dxa" w:w="2880"/>
-          </w:tcPr>
-          <w:p>
-            <w:r/>
-            <w:r>
-              <w:t>Respaldos</w:t>
-            </w:r>
-          </w:p>
-        </w:tc>
-        <w:tc>
-          <w:tcPr>
-            <w:tcW w:type="dxa" w:w="2880"/>
-          </w:tcPr>
-          <w:p>
-            <w:r/>
-            <w:r>
-              <w:t>La base de datos debe contar con respaldos automáticos y con un procedimiento de restauración verificado.</w:t>
+              <w:t>RNF-20</w:t>
+            </w:r>
+          </w:p>
+        </w:tc>
+        <w:tc>
+          <w:tcPr>
+            <w:tcW w:type="dxa" w:w="2880"/>
+          </w:tcPr>
+          <w:p>
+            <w:r/>
+            <w:r>
+              <w:t>Interacción por voz</w:t>
+            </w:r>
+          </w:p>
+        </w:tc>
+        <w:tc>
+          <w:tcPr>
+            <w:tcW w:type="dxa" w:w="2880"/>
+          </w:tcPr>
+          <w:p>
+            <w:r/>
+            <w:r>
+              <w:t>La vista del adulto mayor debe permitir completar sus acciones principales sin usar el teclado.</w:t>
             </w:r>
           </w:p>
         </w:tc>
@@ -5623,29 +5761,29 @@
           <w:p>
             <w:r/>
             <w:r>
-              <w:t>RNF-18</w:t>
-            </w:r>
-          </w:p>
-        </w:tc>
-        <w:tc>
-          <w:tcPr>
-            <w:tcW w:type="dxa" w:w="2880"/>
-          </w:tcPr>
-          <w:p>
-            <w:r/>
-            <w:r>
-              <w:t>Estabilidad de la aplicación</w:t>
-            </w:r>
-          </w:p>
-        </w:tc>
-        <w:tc>
-          <w:tcPr>
-            <w:tcW w:type="dxa" w:w="2880"/>
-          </w:tcPr>
-          <w:p>
-            <w:r/>
-            <w:r>
-              <w:t>La aplicación debe mantener una tasa de sesiones sin fallos igual o superior al 99,5 %.</w:t>
+              <w:t>RNF-21</w:t>
+            </w:r>
+          </w:p>
+        </w:tc>
+        <w:tc>
+          <w:tcPr>
+            <w:tcW w:type="dxa" w:w="2880"/>
+          </w:tcPr>
+          <w:p>
+            <w:r/>
+            <w:r>
+              <w:t>Idioma</w:t>
+            </w:r>
+          </w:p>
+        </w:tc>
+        <w:tc>
+          <w:tcPr>
+            <w:tcW w:type="dxa" w:w="2880"/>
+          </w:tcPr>
+          <w:p>
+            <w:r/>
+            <w:r>
+              <w:t>La interfaz y los mensajes de error deben estar en español.</w:t>
             </w:r>
           </w:p>
         </w:tc>
@@ -5660,10 +5798,7 @@
         <w:rPr>
           <w:b/>
         </w:rPr>
-        <w:t>5.5 Usabilidad y accesibilidad</w:t>
-      </w:r>
-      <w:r>
-        <w:t xml:space="preserve"> {#usabilidad-y-accesibilidad}</w:t>
+        <w:t>5.6 Portabilidad y despliegue</w:t>
       </w:r>
     </w:p>
     <w:tbl>
@@ -5751,29 +5886,29 @@
           <w:p>
             <w:r/>
             <w:r>
-              <w:t>RNF-19</w:t>
-            </w:r>
-          </w:p>
-        </w:tc>
-        <w:tc>
-          <w:tcPr>
-            <w:tcW w:type="dxa" w:w="2880"/>
-          </w:tcPr>
-          <w:p>
-            <w:r/>
-            <w:r>
-              <w:t>Accesibilidad del adulto mayor</w:t>
-            </w:r>
-          </w:p>
-        </w:tc>
-        <w:tc>
-          <w:tcPr>
-            <w:tcW w:type="dxa" w:w="2880"/>
-          </w:tcPr>
-          <w:p>
-            <w:r/>
-            <w:r>
-              <w:t>En la vista del adulto mayor los elementos táctiles deben medir al menos 48 puntos y el contraste debe cumplir el nivel AA.</w:t>
+              <w:t>RNF-22</w:t>
+            </w:r>
+          </w:p>
+        </w:tc>
+        <w:tc>
+          <w:tcPr>
+            <w:tcW w:type="dxa" w:w="2880"/>
+          </w:tcPr>
+          <w:p>
+            <w:r/>
+            <w:r>
+              <w:t>Contenedores</w:t>
+            </w:r>
+          </w:p>
+        </w:tc>
+        <w:tc>
+          <w:tcPr>
+            <w:tcW w:type="dxa" w:w="2880"/>
+          </w:tcPr>
+          <w:p>
+            <w:r/>
+            <w:r>
+              <w:t>El servidor y la base de datos deben ejecutarse en contenedores Docker y levantarse mediante un único archivo de composición.</w:t>
             </w:r>
           </w:p>
         </w:tc>
@@ -5786,64 +5921,29 @@
           <w:p>
             <w:r/>
             <w:r>
-              <w:t>RNF-20</w:t>
-            </w:r>
-          </w:p>
-        </w:tc>
-        <w:tc>
-          <w:tcPr>
-            <w:tcW w:type="dxa" w:w="2880"/>
-          </w:tcPr>
-          <w:p>
-            <w:r/>
-            <w:r>
-              <w:t>Interacción por voz</w:t>
-            </w:r>
-          </w:p>
-        </w:tc>
-        <w:tc>
-          <w:tcPr>
-            <w:tcW w:type="dxa" w:w="2880"/>
-          </w:tcPr>
-          <w:p>
-            <w:r/>
-            <w:r>
-              <w:t>La vista del adulto mayor debe permitir completar sus acciones principales sin usar el teclado.</w:t>
-            </w:r>
-          </w:p>
-        </w:tc>
-      </w:tr>
-      <w:tr>
-        <w:tc>
-          <w:tcPr>
-            <w:tcW w:type="dxa" w:w="2880"/>
-          </w:tcPr>
-          <w:p>
-            <w:r/>
-            <w:r>
-              <w:t>RNF-21</w:t>
-            </w:r>
-          </w:p>
-        </w:tc>
-        <w:tc>
-          <w:tcPr>
-            <w:tcW w:type="dxa" w:w="2880"/>
-          </w:tcPr>
-          <w:p>
-            <w:r/>
-            <w:r>
-              <w:t>Idioma</w:t>
-            </w:r>
-          </w:p>
-        </w:tc>
-        <w:tc>
-          <w:tcPr>
-            <w:tcW w:type="dxa" w:w="2880"/>
-          </w:tcPr>
-          <w:p>
-            <w:r/>
-            <w:r>
-              <w:t>La interfaz y los mensajes de error deben estar en español.</w:t>
+              <w:t>RNF-23</w:t>
+            </w:r>
+          </w:p>
+        </w:tc>
+        <w:tc>
+          <w:tcPr>
+            <w:tcW w:type="dxa" w:w="2880"/>
+          </w:tcPr>
+          <w:p>
+            <w:r/>
+            <w:r>
+              <w:t>Configuración externa</w:t>
+            </w:r>
+          </w:p>
+        </w:tc>
+        <w:tc>
+          <w:tcPr>
+            <w:tcW w:type="dxa" w:w="2880"/>
+          </w:tcPr>
+          <w:p>
+            <w:r/>
+            <w:r>
+              <w:t>Las credenciales y parámetros del entorno deben definirse mediante variables de entorno, sin quedar escritos en el código.</w:t>
             </w:r>
           </w:p>
         </w:tc>
@@ -5858,10 +5958,7 @@
         <w:rPr>
           <w:b/>
         </w:rPr>
-        <w:t>5.6 Portabilidad y despliegue</w:t>
-      </w:r>
-      <w:r>
-        <w:t xml:space="preserve"> {#portabilidad-y-despliegue}</w:t>
+        <w:t>5.7 Mantenibilidad</w:t>
       </w:r>
     </w:p>
     <w:tbl>
@@ -5949,169 +6046,6 @@
           <w:p>
             <w:r/>
             <w:r>
-              <w:t>RNF-22</w:t>
-            </w:r>
-          </w:p>
-        </w:tc>
-        <w:tc>
-          <w:tcPr>
-            <w:tcW w:type="dxa" w:w="2880"/>
-          </w:tcPr>
-          <w:p>
-            <w:r/>
-            <w:r>
-              <w:t>Contenedores</w:t>
-            </w:r>
-          </w:p>
-        </w:tc>
-        <w:tc>
-          <w:tcPr>
-            <w:tcW w:type="dxa" w:w="2880"/>
-          </w:tcPr>
-          <w:p>
-            <w:r/>
-            <w:r>
-              <w:t>El servidor y la base de datos deben ejecutarse en contenedores Docker y levantarse mediante un único archivo de composición.</w:t>
-            </w:r>
-          </w:p>
-        </w:tc>
-      </w:tr>
-      <w:tr>
-        <w:tc>
-          <w:tcPr>
-            <w:tcW w:type="dxa" w:w="2880"/>
-          </w:tcPr>
-          <w:p>
-            <w:r/>
-            <w:r>
-              <w:t>RNF-23</w:t>
-            </w:r>
-          </w:p>
-        </w:tc>
-        <w:tc>
-          <w:tcPr>
-            <w:tcW w:type="dxa" w:w="2880"/>
-          </w:tcPr>
-          <w:p>
-            <w:r/>
-            <w:r>
-              <w:t>Configuración externa</w:t>
-            </w:r>
-          </w:p>
-        </w:tc>
-        <w:tc>
-          <w:tcPr>
-            <w:tcW w:type="dxa" w:w="2880"/>
-          </w:tcPr>
-          <w:p>
-            <w:r/>
-            <w:r>
-              <w:t>Las credenciales y parámetros del entorno deben definirse mediante variables de entorno, sin quedar escritos en el código.</w:t>
-            </w:r>
-          </w:p>
-        </w:tc>
-      </w:tr>
-    </w:tbl>
-    <w:p/>
-    <w:p>
-      <w:pPr>
-        <w:pStyle w:val="Heading2"/>
-      </w:pPr>
-      <w:r>
-        <w:rPr>
-          <w:b/>
-        </w:rPr>
-        <w:t>5.7 Mantenibilidad</w:t>
-      </w:r>
-      <w:r>
-        <w:t xml:space="preserve"> {#mantenibilidad}</w:t>
-      </w:r>
-    </w:p>
-    <w:tbl>
-      <w:tblPr>
-        <w:tblStyle w:val="LightGrid-Accent1"/>
-        <w:tblW w:type="auto" w:w="0"/>
-        <w:jc w:val="center"/>
-        <w:tblLook w:firstColumn="1" w:firstRow="1" w:lastColumn="0" w:lastRow="0" w:noHBand="0" w:noVBand="1" w:val="04A0"/>
-      </w:tblPr>
-      <w:tblGrid>
-        <w:gridCol w:w="2880"/>
-        <w:gridCol w:w="2880"/>
-        <w:gridCol w:w="2880"/>
-      </w:tblGrid>
-      <w:tr>
-        <w:tc>
-          <w:tcPr>
-            <w:tcW w:type="dxa" w:w="2880"/>
-            <w:shd w:val="clear" w:color="auto" w:fill="2E5A88"/>
-          </w:tcPr>
-          <w:p>
-            <w:r>
-              <w:rPr>
-                <w:b/>
-                <w:color w:val="FFFFFF"/>
-              </w:rPr>
-            </w:r>
-            <w:r>
-              <w:rPr>
-                <w:b/>
-                <w:color w:val="FFFFFF"/>
-              </w:rPr>
-              <w:t>Código</w:t>
-            </w:r>
-          </w:p>
-        </w:tc>
-        <w:tc>
-          <w:tcPr>
-            <w:tcW w:type="dxa" w:w="2880"/>
-            <w:shd w:val="clear" w:color="auto" w:fill="2E5A88"/>
-          </w:tcPr>
-          <w:p>
-            <w:r>
-              <w:rPr>
-                <w:b/>
-                <w:color w:val="FFFFFF"/>
-              </w:rPr>
-            </w:r>
-            <w:r>
-              <w:rPr>
-                <w:b/>
-                <w:color w:val="FFFFFF"/>
-              </w:rPr>
-              <w:t>Requisito</w:t>
-            </w:r>
-          </w:p>
-        </w:tc>
-        <w:tc>
-          <w:tcPr>
-            <w:tcW w:type="dxa" w:w="2880"/>
-            <w:shd w:val="clear" w:color="auto" w:fill="2E5A88"/>
-          </w:tcPr>
-          <w:p>
-            <w:r>
-              <w:rPr>
-                <w:b/>
-                <w:color w:val="FFFFFF"/>
-              </w:rPr>
-            </w:r>
-            <w:r>
-              <w:rPr>
-                <w:b/>
-                <w:color w:val="FFFFFF"/>
-              </w:rPr>
-              <w:t>Criterio de cumplimiento</w:t>
-            </w:r>
-          </w:p>
-        </w:tc>
-      </w:tr>
-      <w:tr>
-        <w:tc>
-          <w:tcPr>
-            <w:tcW w:type="dxa" w:w="2880"/>
-          </w:tcPr>
-          <w:p>
-            <w:r/>
-            <w:r>
               <w:t>RNF-24</w:t>
             </w:r>
           </w:p>
@@ -6185,9 +6119,6 @@
           <w:b/>
         </w:rPr>
         <w:t>6. Casos de uso</w:t>
-      </w:r>
-      <w:r>
-        <w:t xml:space="preserve"> {#casos-de-uso}</w:t>
       </w:r>
     </w:p>
     <w:p>
@@ -6204,9 +6135,6 @@
           <w:b/>
         </w:rPr>
         <w:t>CU-01 --- Configurar el círculo de cuidado</w:t>
-      </w:r>
-      <w:r>
-        <w:t xml:space="preserve"> {#cu-01-configurar-el-círculo-de-cuidado}</w:t>
       </w:r>
     </w:p>
     <w:p>
@@ -6331,9 +6259,6 @@
         </w:rPr>
         <w:t>CU-02 --- Registrar mediciones y detectar una anomalía</w:t>
       </w:r>
-      <w:r>
-        <w:t xml:space="preserve"> {#cu-02-registrar-mediciones-y-detectar-una-anomalía}</w:t>
-      </w:r>
     </w:p>
     <w:p>
       <w:r>
@@ -6456,9 +6381,6 @@
           <w:b/>
         </w:rPr>
         <w:t>CU-03 --- Administrar una toma de medicamento</w:t>
-      </w:r>
-      <w:r>
-        <w:t xml:space="preserve"> {#cu-03-administrar-una-toma-de-medicamento}</w:t>
       </w:r>
     </w:p>
     <w:p>
@@ -6594,9 +6516,6 @@
         </w:rPr>
         <w:t>CU-04 --- Digitalizar una receta médica</w:t>
       </w:r>
-      <w:r>
-        <w:t xml:space="preserve"> {#cu-04-digitalizar-una-receta-médica}</w:t>
-      </w:r>
     </w:p>
     <w:p>
       <w:r>
@@ -6730,9 +6649,6 @@
           <w:b/>
         </w:rPr>
         <w:t>CU-05 --- Atender una emergencia</w:t>
-      </w:r>
-      <w:r>
-        <w:t xml:space="preserve"> {#cu-05-atender-una-emergencia}</w:t>
       </w:r>
     </w:p>
     <w:p>
@@ -6868,9 +6784,6 @@
         </w:rPr>
         <w:t>CU-06 --- Consultar el estado del paciente al asistente</w:t>
       </w:r>
-      <w:r>
-        <w:t xml:space="preserve"> {#cu-06-consultar-el-estado-del-paciente-al-asistente}</w:t>
-      </w:r>
     </w:p>
     <w:p>
       <w:r>
@@ -6991,9 +6904,6 @@
           <w:b/>
         </w:rPr>
         <w:t>CU-07 --- Comunicarse desde la vista del adulto mayor</w:t>
-      </w:r>
-      <w:r>
-        <w:t xml:space="preserve"> {#cu-07-comunicarse-desde-la-vista-del-adulto-mayor}</w:t>
       </w:r>
     </w:p>
     <w:p>

--- a/entrega_fase2/Evidencias Proyecto/00_ERS_Simplificado_Fase1.docx
+++ b/entrega_fase2/Evidencias Proyecto/00_ERS_Simplificado_Fase1.docx
@@ -2,6 +2,161 @@
 <file path=word/document.xml><?xml version="1.0" encoding="utf-8"?>
 <w:document xmlns:wpc="http://schemas.microsoft.com/office/word/2010/wordprocessingCanvas" xmlns:mo="http://schemas.microsoft.com/office/mac/office/2008/main" xmlns:mc="http://schemas.openxmlformats.org/markup-compatibility/2006" xmlns:mv="urn:schemas-microsoft-com:mac:vml" xmlns:o="urn:schemas-microsoft-com:office:office" xmlns:r="http://schemas.openxmlformats.org/officeDocument/2006/relationships" xmlns:m="http://schemas.openxmlformats.org/officeDocument/2006/math" xmlns:v="urn:schemas-microsoft-com:vml" xmlns:wp14="http://schemas.microsoft.com/office/word/2010/wordprocessingDrawing" xmlns:wp="http://schemas.openxmlformats.org/drawingml/2006/wordprocessingDrawing" xmlns:w10="urn:schemas-microsoft-com:office:word" xmlns:w="http://schemas.openxmlformats.org/wordprocessingml/2006/main" xmlns:w14="http://schemas.microsoft.com/office/word/2010/wordml" xmlns:wpg="http://schemas.microsoft.com/office/word/2010/wordprocessingGroup" xmlns:wpi="http://schemas.microsoft.com/office/word/2010/wordprocessingInk" xmlns:wne="http://schemas.microsoft.com/office/word/2006/wordml" xmlns:wps="http://schemas.microsoft.com/office/word/2010/wordprocessingShape" mc:Ignorable="w14 wp14">
   <w:body>
+    <w:p/>
+    <w:p/>
+    <w:p/>
+    <w:p/>
+    <w:p/>
+    <w:p>
+      <w:pPr>
+        <w:jc w:val="center"/>
+      </w:pPr>
+      <w:r>
+        <w:rPr>
+          <w:b/>
+          <w:color w:val="2E5A88"/>
+          <w:sz w:val="60"/>
+        </w:rPr>
+        <w:t>AgeCare</w:t>
+      </w:r>
+    </w:p>
+    <w:p>
+      <w:pPr>
+        <w:jc w:val="center"/>
+      </w:pPr>
+      <w:r>
+        <w:rPr>
+          <w:i/>
+          <w:color w:val="595959"/>
+          <w:sz w:val="24"/>
+        </w:rPr>
+        <w:t>Plataforma digital integral de cuidado de adultos mayores</w:t>
+      </w:r>
+    </w:p>
+    <w:p/>
+    <w:p>
+      <w:pPr>
+        <w:jc w:val="center"/>
+      </w:pPr>
+      <w:r>
+        <w:rPr>
+          <w:b/>
+          <w:sz w:val="36"/>
+        </w:rPr>
+        <w:t>1. Introducción</w:t>
+      </w:r>
+    </w:p>
+    <w:p>
+      <w:pPr>
+        <w:jc w:val="center"/>
+      </w:pPr>
+      <w:r>
+        <w:rPr>
+          <w:color w:val="595959"/>
+          <w:sz w:val="24"/>
+        </w:rPr>
+        <w:t>Avance Fase 2 · Diseño del Sistema</w:t>
+      </w:r>
+    </w:p>
+    <w:p/>
+    <w:p/>
+    <w:p/>
+    <w:p/>
+    <w:p/>
+    <w:p/>
+    <w:p>
+      <w:pPr>
+        <w:jc w:val="center"/>
+      </w:pPr>
+      <w:r>
+        <w:rPr>
+          <w:sz w:val="22"/>
+        </w:rPr>
+        <w:t>Proyecto APT · Capstone PTY4614</w:t>
+      </w:r>
+    </w:p>
+    <w:p>
+      <w:pPr>
+        <w:jc w:val="center"/>
+      </w:pPr>
+      <w:r>
+        <w:rPr>
+          <w:sz w:val="22"/>
+        </w:rPr>
+        <w:t>Duoc UC · Escuela de Informática y Telecomunicaciones · Sede San Andrés de Concepción</w:t>
+      </w:r>
+    </w:p>
+    <w:p>
+      <w:pPr>
+        <w:jc w:val="center"/>
+      </w:pPr>
+      <w:r>
+        <w:rPr>
+          <w:sz w:val="22"/>
+        </w:rPr>
+        <w:t>Empresa contraparte: Alloxentric</w:t>
+      </w:r>
+    </w:p>
+    <w:p>
+      <w:pPr>
+        <w:jc w:val="center"/>
+      </w:pPr>
+      <w:r>
+        <w:rPr>
+          <w:sz w:val="22"/>
+        </w:rPr>
+        <w:t>Equipo: Javier Cerna Chávez · Benjamín Camus · Juan Mora</w:t>
+      </w:r>
+    </w:p>
+    <w:p>
+      <w:pPr>
+        <w:jc w:val="center"/>
+      </w:pPr>
+      <w:r>
+        <w:rPr>
+          <w:sz w:val="22"/>
+        </w:rPr>
+        <w:t>Docentes: Jazna Meza Hidalgo · Juan Pablo Mellado Alarcón</w:t>
+      </w:r>
+    </w:p>
+    <w:p>
+      <w:r>
+        <w:br w:type="page"/>
+      </w:r>
+    </w:p>
+    <w:p>
+      <w:r>
+        <w:rPr>
+          <w:b/>
+          <w:color w:val="2E5A88"/>
+          <w:sz w:val="32"/>
+        </w:rPr>
+        <w:t>Índice</w:t>
+      </w:r>
+    </w:p>
+    <w:p>
+      <w:r>
+        <w:fldChar w:fldCharType="begin"/>
+        <w:instrText xml:space="preserve">TOC \o "1-3" \h \z \u</w:instrText>
+        <w:fldChar w:fldCharType="separate"/>
+        <w:fldChar w:fldCharType="end"/>
+      </w:r>
+    </w:p>
+    <w:p>
+      <w:r>
+        <w:rPr>
+          <w:i/>
+          <w:color w:val="A0A0A0"/>
+          <w:sz w:val="16"/>
+        </w:rPr>
+        <w:t>(Clic derecho → Actualizar campos para numerar el índice)</w:t>
+      </w:r>
+    </w:p>
+    <w:p>
+      <w:r>
+        <w:br w:type="page"/>
+      </w:r>
+    </w:p>
     <w:p>
       <w:r>
         <w:rPr>
@@ -7017,6 +7172,7 @@
       </w:r>
     </w:p>
     <w:sectPr>
+      <w:footerReference w:type="default" r:id="rId9"/>
       <w:pgSz w:w="12240" w:h="15840"/>
       <w:pgMar w:top="1440" w:right="1800" w:bottom="1440" w:left="1800" w:header="720" w:footer="720" w:gutter="0"/>
       <w:cols w:space="720"/>
@@ -7024,6 +7180,30 @@
     </w:sectPr>
   </w:body>
 </w:document>
+</file>
+
+<file path=word/footer1.xml><?xml version="1.0" encoding="utf-8"?>
+<w:ftr xmlns:m="http://schemas.openxmlformats.org/officeDocument/2006/math" xmlns:mc="http://schemas.openxmlformats.org/markup-compatibility/2006" xmlns:mo="http://schemas.microsoft.com/office/mac/office/2008/main" xmlns:mv="urn:schemas-microsoft-com:mac:vml" xmlns:o="urn:schemas-microsoft-com:office:office" xmlns:r="http://schemas.openxmlformats.org/officeDocument/2006/relationships" xmlns:v="urn:schemas-microsoft-com:vml" xmlns:w10="urn:schemas-microsoft-com:office:word" xmlns:w14="http://schemas.microsoft.com/office/word/2010/wordml" xmlns:w="http://schemas.openxmlformats.org/wordprocessingml/2006/main" xmlns:wne="http://schemas.microsoft.com/office/word/2006/wordml" xmlns:wp14="http://schemas.microsoft.com/office/word/2010/wordprocessingDrawing" xmlns:wp="http://schemas.openxmlformats.org/drawingml/2006/wordprocessingDrawing" xmlns:wpc="http://schemas.microsoft.com/office/word/2010/wordprocessingCanvas" xmlns:wpg="http://schemas.microsoft.com/office/word/2010/wordprocessingGroup" xmlns:wpi="http://schemas.microsoft.com/office/word/2010/wordprocessingInk" xmlns:wps="http://schemas.microsoft.com/office/word/2010/wordprocessingShape" mc:Ignorable="w14 wp14">
+  <w:p>
+    <w:pPr>
+      <w:pStyle w:val="Footer"/>
+      <w:jc w:val="center"/>
+    </w:pPr>
+    <w:r>
+      <w:rPr>
+        <w:color w:val="808080"/>
+        <w:sz w:val="18"/>
+      </w:rPr>
+      <w:t xml:space="preserve">Página </w:t>
+    </w:r>
+    <w:r>
+      <w:fldChar w:fldCharType="begin"/>
+      <w:instrText xml:space="preserve">PAGE</w:instrText>
+      <w:fldChar w:fldCharType="separate"/>
+      <w:fldChar w:fldCharType="end"/>
+    </w:r>
+  </w:p>
+</w:ftr>
 </file>
 
 <file path=word/numbering.xml><?xml version="1.0" encoding="utf-8"?>
@@ -7389,6 +7569,9 @@
     <w:name w:val="Normal"/>
     <w:qFormat/>
     <w:rsid w:val="00FC693F"/>
+    <w:pPr>
+      <w:spacing w:line="360" w:lineRule="auto"/>
+    </w:pPr>
     <w:rPr>
       <w:rFonts w:ascii="Calibri" w:hAnsi="Calibri"/>
       <w:sz w:val="22"/>
